--- a/pr-preview/pr-283/model-validation-handout-tracked-changes.docx
+++ b/pr-preview/pr-283/model-validation-handout-tracked-changes.docx
@@ -26,7 +26,7 @@
       </w:pPr>
       <w:ins w:id="2" w:author="PR Preview" w:date="2026-01-01T00:00:00Z">
         <w:r>
-          <w:t xml:space="preserve">Last modified: 2026-10-17 00:12:29 (PDT)</w:t>
+          <w:t xml:space="preserve">Last modified: 2026-10-17 00:38:02 (PDT)</w:t>
         </w:r>
       </w:ins>
     </w:p>
@@ -28843,7 +28843,7 @@
       </w:ins>
       <w:ins w:id="155" w:author="PR Preview" w:date="2026-01-01T00:00:00Z">
         <w:r>
-          <w:t xml:space="preserve">and their fitted models</w:t>
+          <w:t xml:space="preserve">and their fitted models tend to</w:t>
         </w:r>
       </w:ins>
       <w:ins w:id="156" w:author="PR Preview" w:date="2026-01-01T00:00:00Z">
@@ -28851,73 +28851,8 @@
           <w:t xml:space="preserve"> </w:t>
         </w:r>
       </w:ins>
-      <m:oMath>
-        <m:sSub>
-          <m:e>
-            <m:r>
-              <m:t>g</m:t>
-            </m:r>
-          </m:e>
-          <m:sub>
-            <m:r>
-              <m:t>l</m:t>
-            </m:r>
-          </m:sub>
-        </m:sSub>
-        <m:r>
-          <m:t>​</m:t>
-        </m:r>
-        <m:d>
-          <m:dPr>
-            <m:begChr m:val="("/>
-            <m:sepChr m:val=""/>
-            <m:endChr m:val=")"/>
-            <m:grow/>
-          </m:dPr>
-          <m:e>
-            <m:sSub>
-              <m:e>
-                <m:r>
-                  <m:rPr>
-                    <m:scr m:val="script"/>
-                    <m:sty m:val="p"/>
-                  </m:rPr>
-                  <m:t>D</m:t>
-                </m:r>
-              </m:e>
-              <m:sub>
-                <m:r>
-                  <m:rPr>
-                    <m:nor/>
-                    <m:sty m:val="p"/>
-                  </m:rPr>
-                  <m:t>train</m:t>
-                </m:r>
-              </m:sub>
-            </m:sSub>
-          </m:e>
-        </m:d>
-        <m:r>
-          <m:t>​</m:t>
-        </m:r>
-      </m:oMath>
-      <w:ins w:id="157" w:author="PR Preview" w:date="2026-01-01T00:00:00Z">
-        <w:r>
-          <w:t xml:space="preserve"> </w:t>
-        </w:r>
-      </w:ins>
-      <w:ins w:id="158" w:author="PR Preview" w:date="2026-01-01T00:00:00Z">
-        <w:r>
-          <w:t xml:space="preserve">tend to</w:t>
-        </w:r>
-      </w:ins>
-      <w:ins w:id="159" w:author="PR Preview" w:date="2026-01-01T00:00:00Z">
-        <w:r>
-          <w:t xml:space="preserve"> </w:t>
-        </w:r>
-      </w:ins>
       <w:hyperlink w:anchor="def-overfitting">
-        <w:ins w:id="160" w:author="PR Preview" w:date="2026-01-01T00:00:00Z">
+        <w:ins w:id="157" w:author="PR Preview" w:date="2026-01-01T00:00:00Z">
           <w:r>
             <w:rPr>
               <w:rStyle w:val="Hyperlink"/>
@@ -28926,27 +28861,27 @@
           </w:r>
         </w:ins>
       </w:hyperlink>
-      <w:ins w:id="161" w:author="PR Preview" w:date="2026-01-01T00:00:00Z">
+      <w:ins w:id="158" w:author="PR Preview" w:date="2026-01-01T00:00:00Z">
         <w:r>
           <w:t xml:space="preserve">:</w:t>
         </w:r>
       </w:ins>
-      <w:ins w:id="162" w:author="PR Preview" w:date="2026-01-01T00:00:00Z">
+      <w:ins w:id="159" w:author="PR Preview" w:date="2026-01-01T00:00:00Z">
         <w:r>
           <w:t xml:space="preserve"> </w:t>
         </w:r>
       </w:ins>
-      <w:ins w:id="163" w:author="PR Preview" w:date="2026-01-01T00:00:00Z">
+      <w:ins w:id="160" w:author="PR Preview" w:date="2026-01-01T00:00:00Z">
         <w:r>
           <w:t xml:space="preserve">they fit their training sets more closely than the fitted model of the candidate with the smallest error</w:t>
         </w:r>
       </w:ins>
-      <w:ins w:id="164" w:author="PR Preview" w:date="2026-01-01T00:00:00Z">
+      <w:ins w:id="161" w:author="PR Preview" w:date="2026-01-01T00:00:00Z">
         <w:r>
           <w:t xml:space="preserve"> </w:t>
         </w:r>
       </w:ins>
-      <w:ins w:id="165" w:author="PR Preview" w:date="2026-01-01T00:00:00Z">
+      <w:ins w:id="162" w:author="PR Preview" w:date="2026-01-01T00:00:00Z">
         <w:r>
           <w:t xml:space="preserve">but predict new observations worse.</w:t>
         </w:r>
@@ -36598,7 +36533,7 @@
       <w:pPr>
         <w:pStyle w:val="BodyText"/>
       </w:pPr>
-      <w:del w:id="166" w:author="PR Preview" w:date="2026-01-01T00:00:00Z">
+      <w:del w:id="163" w:author="PR Preview" w:date="2026-01-01T00:00:00Z">
         <w:r>
           <w:rPr>
             <w:b/>
@@ -36607,22 +36542,22 @@
           <w:delText xml:space="preserve">Definition 33 (Validation set)</w:delText>
         </w:r>
       </w:del>
-      <w:del w:id="167" w:author="PR Preview" w:date="2026-01-01T00:00:00Z">
+      <w:del w:id="164" w:author="PR Preview" w:date="2026-01-01T00:00:00Z">
         <w:r>
           <w:delText xml:space="preserve"> </w:delText>
         </w:r>
       </w:del>
-      <w:del w:id="168" w:author="PR Preview" w:date="2026-01-01T00:00:00Z">
+      <w:del w:id="165" w:author="PR Preview" w:date="2026-01-01T00:00:00Z">
         <w:r>
           <w:delText xml:space="preserve">The</w:delText>
         </w:r>
       </w:del>
-      <w:del w:id="169" w:author="PR Preview" w:date="2026-01-01T00:00:00Z">
+      <w:del w:id="166" w:author="PR Preview" w:date="2026-01-01T00:00:00Z">
         <w:r>
           <w:delText xml:space="preserve"> </w:delText>
         </w:r>
       </w:del>
-      <w:del w:id="170" w:author="PR Preview" w:date="2026-01-01T00:00:00Z">
+      <w:del w:id="167" w:author="PR Preview" w:date="2026-01-01T00:00:00Z">
         <w:r>
           <w:rPr>
             <w:b/>
@@ -36631,23 +36566,23 @@
           <w:delText xml:space="preserve">validation set</w:delText>
         </w:r>
       </w:del>
-      <w:del w:id="171" w:author="PR Preview" w:date="2026-01-01T00:00:00Z">
+      <w:del w:id="168" w:author="PR Preview" w:date="2026-01-01T00:00:00Z">
         <w:r>
           <w:delText xml:space="preserve"> </w:delText>
         </w:r>
       </w:del>
-      <w:del w:id="172" w:author="PR Preview" w:date="2026-01-01T00:00:00Z">
+      <w:del w:id="169" w:author="PR Preview" w:date="2026-01-01T00:00:00Z">
         <w:r>
           <w:delText xml:space="preserve">of a</w:delText>
         </w:r>
       </w:del>
-      <w:del w:id="173" w:author="PR Preview" w:date="2026-01-01T00:00:00Z">
+      <w:del w:id="170" w:author="PR Preview" w:date="2026-01-01T00:00:00Z">
         <w:r>
           <w:delText xml:space="preserve"> </w:delText>
         </w:r>
       </w:del>
       <w:hyperlink w:anchor="def-data-splits">
-        <w:del w:id="174" w:author="PR Preview" w:date="2026-01-01T00:00:00Z">
+        <w:del w:id="171" w:author="PR Preview" w:date="2026-01-01T00:00:00Z">
           <w:r>
             <w:rPr>
               <w:rStyle w:val="Hyperlink"/>
@@ -36656,23 +36591,23 @@
           </w:r>
         </w:del>
       </w:hyperlink>
-      <w:del w:id="175" w:author="PR Preview" w:date="2026-01-01T00:00:00Z">
+      <w:del w:id="172" w:author="PR Preview" w:date="2026-01-01T00:00:00Z">
         <w:r>
           <w:delText xml:space="preserve"> </w:delText>
         </w:r>
       </w:del>
-      <w:del w:id="176" w:author="PR Preview" w:date="2026-01-01T00:00:00Z">
+      <w:del w:id="173" w:author="PR Preview" w:date="2026-01-01T00:00:00Z">
         <w:r>
           <w:delText xml:space="preserve">is the</w:delText>
         </w:r>
       </w:del>
-      <w:del w:id="177" w:author="PR Preview" w:date="2026-01-01T00:00:00Z">
+      <w:del w:id="174" w:author="PR Preview" w:date="2026-01-01T00:00:00Z">
         <w:r>
           <w:delText xml:space="preserve"> </w:delText>
         </w:r>
       </w:del>
       <w:hyperlink w:anchor="def-held-out-set">
-        <w:del w:id="178" w:author="PR Preview" w:date="2026-01-01T00:00:00Z">
+        <w:del w:id="175" w:author="PR Preview" w:date="2026-01-01T00:00:00Z">
           <w:r>
             <w:rPr>
               <w:rStyle w:val="Hyperlink"/>
@@ -36681,17 +36616,17 @@
           </w:r>
         </w:del>
       </w:hyperlink>
-      <w:del w:id="179" w:author="PR Preview" w:date="2026-01-01T00:00:00Z">
+      <w:del w:id="176" w:author="PR Preview" w:date="2026-01-01T00:00:00Z">
         <w:r>
           <w:delText xml:space="preserve"> </w:delText>
         </w:r>
       </w:del>
-      <w:del w:id="180" w:author="PR Preview" w:date="2026-01-01T00:00:00Z">
+      <w:del w:id="177" w:author="PR Preview" w:date="2026-01-01T00:00:00Z">
         <w:r>
           <w:delText xml:space="preserve">of observations indexed by</w:delText>
         </w:r>
       </w:del>
-      <w:del w:id="181" w:author="PR Preview" w:date="2026-01-01T00:00:00Z">
+      <w:del w:id="178" w:author="PR Preview" w:date="2026-01-01T00:00:00Z">
         <w:r>
           <w:delText xml:space="preserve"> </w:delText>
         </w:r>
@@ -36714,28 +36649,28 @@
           </m:sub>
         </m:sSub>
       </m:oMath>
-      <w:del w:id="182" w:author="PR Preview" w:date="2026-01-01T00:00:00Z">
+      <w:del w:id="179" w:author="PR Preview" w:date="2026-01-01T00:00:00Z">
         <w:r>
           <w:delText xml:space="preserve">,</w:delText>
         </w:r>
       </w:del>
-      <w:del w:id="183" w:author="PR Preview" w:date="2026-01-01T00:00:00Z">
+      <w:del w:id="180" w:author="PR Preview" w:date="2026-01-01T00:00:00Z">
         <w:r>
           <w:delText xml:space="preserve"> </w:delText>
         </w:r>
       </w:del>
-      <w:del w:id="184" w:author="PR Preview" w:date="2026-01-01T00:00:00Z">
+      <w:del w:id="181" w:author="PR Preview" w:date="2026-01-01T00:00:00Z">
         <w:r>
           <w:delText xml:space="preserve">used to choose among candidate</w:delText>
         </w:r>
       </w:del>
-      <w:del w:id="185" w:author="PR Preview" w:date="2026-01-01T00:00:00Z">
+      <w:del w:id="182" w:author="PR Preview" w:date="2026-01-01T00:00:00Z">
         <w:r>
           <w:delText xml:space="preserve"> </w:delText>
         </w:r>
       </w:del>
       <w:hyperlink w:anchor="def-fitting-procedure">
-        <w:del w:id="186" w:author="PR Preview" w:date="2026-01-01T00:00:00Z">
+        <w:del w:id="183" w:author="PR Preview" w:date="2026-01-01T00:00:00Z">
           <w:r>
             <w:rPr>
               <w:rStyle w:val="Hyperlink"/>
@@ -36744,12 +36679,12 @@
           </w:r>
         </w:del>
       </w:hyperlink>
-      <w:del w:id="187" w:author="PR Preview" w:date="2026-01-01T00:00:00Z">
+      <w:del w:id="184" w:author="PR Preview" w:date="2026-01-01T00:00:00Z">
         <w:r>
           <w:delText xml:space="preserve"> </w:delText>
         </w:r>
       </w:del>
-      <w:del w:id="188" w:author="PR Preview" w:date="2026-01-01T00:00:00Z">
+      <w:del w:id="185" w:author="PR Preview" w:date="2026-01-01T00:00:00Z">
         <w:r>
           <w:delText xml:space="preserve">fitted to the training set:</w:delText>
         </w:r>
@@ -36759,7 +36694,7 @@
       <w:pPr>
         <w:pStyle w:val="BodyText"/>
       </w:pPr>
-      <w:ins w:id="189" w:author="PR Preview" w:date="2026-01-01T00:00:00Z">
+      <w:ins w:id="186" w:author="PR Preview" w:date="2026-01-01T00:00:00Z">
         <w:r>
           <w:rPr>
             <w:b/>
@@ -36768,22 +36703,22 @@
           <w:t xml:space="preserve">Definition 33 (Validation set)</w:t>
         </w:r>
       </w:ins>
-      <w:ins w:id="190" w:author="PR Preview" w:date="2026-01-01T00:00:00Z">
+      <w:ins w:id="187" w:author="PR Preview" w:date="2026-01-01T00:00:00Z">
         <w:r>
           <w:t xml:space="preserve"> </w:t>
         </w:r>
       </w:ins>
-      <w:ins w:id="191" w:author="PR Preview" w:date="2026-01-01T00:00:00Z">
+      <w:ins w:id="188" w:author="PR Preview" w:date="2026-01-01T00:00:00Z">
         <w:r>
           <w:t xml:space="preserve">The</w:t>
         </w:r>
       </w:ins>
-      <w:ins w:id="192" w:author="PR Preview" w:date="2026-01-01T00:00:00Z">
+      <w:ins w:id="189" w:author="PR Preview" w:date="2026-01-01T00:00:00Z">
         <w:r>
           <w:t xml:space="preserve"> </w:t>
         </w:r>
       </w:ins>
-      <w:ins w:id="193" w:author="PR Preview" w:date="2026-01-01T00:00:00Z">
+      <w:ins w:id="190" w:author="PR Preview" w:date="2026-01-01T00:00:00Z">
         <w:r>
           <w:rPr>
             <w:b/>
@@ -36792,23 +36727,23 @@
           <w:t xml:space="preserve">validation set</w:t>
         </w:r>
       </w:ins>
-      <w:ins w:id="194" w:author="PR Preview" w:date="2026-01-01T00:00:00Z">
+      <w:ins w:id="191" w:author="PR Preview" w:date="2026-01-01T00:00:00Z">
         <w:r>
           <w:t xml:space="preserve"> </w:t>
         </w:r>
       </w:ins>
-      <w:ins w:id="195" w:author="PR Preview" w:date="2026-01-01T00:00:00Z">
+      <w:ins w:id="192" w:author="PR Preview" w:date="2026-01-01T00:00:00Z">
         <w:r>
           <w:t xml:space="preserve">of a</w:t>
         </w:r>
       </w:ins>
-      <w:ins w:id="196" w:author="PR Preview" w:date="2026-01-01T00:00:00Z">
+      <w:ins w:id="193" w:author="PR Preview" w:date="2026-01-01T00:00:00Z">
         <w:r>
           <w:t xml:space="preserve"> </w:t>
         </w:r>
       </w:ins>
       <w:hyperlink w:anchor="def-data-splits">
-        <w:ins w:id="197" w:author="PR Preview" w:date="2026-01-01T00:00:00Z">
+        <w:ins w:id="194" w:author="PR Preview" w:date="2026-01-01T00:00:00Z">
           <w:r>
             <w:rPr>
               <w:rStyle w:val="Hyperlink"/>
@@ -36817,23 +36752,23 @@
           </w:r>
         </w:ins>
       </w:hyperlink>
-      <w:ins w:id="198" w:author="PR Preview" w:date="2026-01-01T00:00:00Z">
+      <w:ins w:id="195" w:author="PR Preview" w:date="2026-01-01T00:00:00Z">
         <w:r>
           <w:t xml:space="preserve"> </w:t>
         </w:r>
       </w:ins>
-      <w:ins w:id="199" w:author="PR Preview" w:date="2026-01-01T00:00:00Z">
+      <w:ins w:id="196" w:author="PR Preview" w:date="2026-01-01T00:00:00Z">
         <w:r>
           <w:t xml:space="preserve">is the</w:t>
         </w:r>
       </w:ins>
-      <w:ins w:id="200" w:author="PR Preview" w:date="2026-01-01T00:00:00Z">
+      <w:ins w:id="197" w:author="PR Preview" w:date="2026-01-01T00:00:00Z">
         <w:r>
           <w:t xml:space="preserve"> </w:t>
         </w:r>
       </w:ins>
       <w:hyperlink w:anchor="def-held-out-set">
-        <w:ins w:id="201" w:author="PR Preview" w:date="2026-01-01T00:00:00Z">
+        <w:ins w:id="198" w:author="PR Preview" w:date="2026-01-01T00:00:00Z">
           <w:r>
             <w:rPr>
               <w:rStyle w:val="Hyperlink"/>
@@ -36842,17 +36777,17 @@
           </w:r>
         </w:ins>
       </w:hyperlink>
-      <w:ins w:id="202" w:author="PR Preview" w:date="2026-01-01T00:00:00Z">
+      <w:ins w:id="199" w:author="PR Preview" w:date="2026-01-01T00:00:00Z">
         <w:r>
           <w:t xml:space="preserve"> </w:t>
         </w:r>
       </w:ins>
-      <w:ins w:id="203" w:author="PR Preview" w:date="2026-01-01T00:00:00Z">
+      <w:ins w:id="200" w:author="PR Preview" w:date="2026-01-01T00:00:00Z">
         <w:r>
           <w:t xml:space="preserve">of observations indexed by</w:t>
         </w:r>
       </w:ins>
-      <w:ins w:id="204" w:author="PR Preview" w:date="2026-01-01T00:00:00Z">
+      <w:ins w:id="201" w:author="PR Preview" w:date="2026-01-01T00:00:00Z">
         <w:r>
           <w:t xml:space="preserve"> </w:t>
         </w:r>
@@ -36875,28 +36810,28 @@
           </m:sub>
         </m:sSub>
       </m:oMath>
-      <w:ins w:id="205" w:author="PR Preview" w:date="2026-01-01T00:00:00Z">
+      <w:ins w:id="202" w:author="PR Preview" w:date="2026-01-01T00:00:00Z">
         <w:r>
           <w:t xml:space="preserve">,</w:t>
         </w:r>
       </w:ins>
-      <w:ins w:id="206" w:author="PR Preview" w:date="2026-01-01T00:00:00Z">
+      <w:ins w:id="203" w:author="PR Preview" w:date="2026-01-01T00:00:00Z">
         <w:r>
           <w:t xml:space="preserve"> </w:t>
         </w:r>
       </w:ins>
-      <w:ins w:id="207" w:author="PR Preview" w:date="2026-01-01T00:00:00Z">
+      <w:ins w:id="204" w:author="PR Preview" w:date="2026-01-01T00:00:00Z">
         <w:r>
           <w:t xml:space="preserve">used to choose among candidate</w:t>
         </w:r>
       </w:ins>
-      <w:ins w:id="208" w:author="PR Preview" w:date="2026-01-01T00:00:00Z">
+      <w:ins w:id="205" w:author="PR Preview" w:date="2026-01-01T00:00:00Z">
         <w:r>
           <w:t xml:space="preserve"> </w:t>
         </w:r>
       </w:ins>
       <w:hyperlink w:anchor="def-fitted-model">
-        <w:ins w:id="209" w:author="PR Preview" w:date="2026-01-01T00:00:00Z">
+        <w:ins w:id="206" w:author="PR Preview" w:date="2026-01-01T00:00:00Z">
           <w:r>
             <w:rPr>
               <w:rStyle w:val="Hyperlink"/>
@@ -36905,12 +36840,12 @@
           </w:r>
         </w:ins>
       </w:hyperlink>
-      <w:ins w:id="210" w:author="PR Preview" w:date="2026-01-01T00:00:00Z">
+      <w:ins w:id="207" w:author="PR Preview" w:date="2026-01-01T00:00:00Z">
         <w:r>
           <w:t xml:space="preserve"> </w:t>
         </w:r>
       </w:ins>
-      <w:ins w:id="211" w:author="PR Preview" w:date="2026-01-01T00:00:00Z">
+      <w:ins w:id="208" w:author="PR Preview" w:date="2026-01-01T00:00:00Z">
         <w:r>
           <w:t xml:space="preserve">fitted to the training set:</w:t>
         </w:r>
@@ -37875,7 +37810,7 @@
       <w:pPr>
         <w:pStyle w:val="FirstParagraph"/>
       </w:pPr>
-      <w:del w:id="212" w:author="PR Preview" w:date="2026-01-01T00:00:00Z">
+      <w:del w:id="209" w:author="PR Preview" w:date="2026-01-01T00:00:00Z">
         <w:r>
           <w:rPr>
             <w:b/>
@@ -37884,22 +37819,22 @@
           <w:delText xml:space="preserve">Definition 36 (Test set)</w:delText>
         </w:r>
       </w:del>
-      <w:del w:id="213" w:author="PR Preview" w:date="2026-01-01T00:00:00Z">
+      <w:del w:id="210" w:author="PR Preview" w:date="2026-01-01T00:00:00Z">
         <w:r>
           <w:delText xml:space="preserve"> </w:delText>
         </w:r>
       </w:del>
-      <w:del w:id="214" w:author="PR Preview" w:date="2026-01-01T00:00:00Z">
+      <w:del w:id="211" w:author="PR Preview" w:date="2026-01-01T00:00:00Z">
         <w:r>
           <w:delText xml:space="preserve">The</w:delText>
         </w:r>
       </w:del>
-      <w:del w:id="215" w:author="PR Preview" w:date="2026-01-01T00:00:00Z">
+      <w:del w:id="212" w:author="PR Preview" w:date="2026-01-01T00:00:00Z">
         <w:r>
           <w:delText xml:space="preserve"> </w:delText>
         </w:r>
       </w:del>
-      <w:del w:id="216" w:author="PR Preview" w:date="2026-01-01T00:00:00Z">
+      <w:del w:id="213" w:author="PR Preview" w:date="2026-01-01T00:00:00Z">
         <w:r>
           <w:rPr>
             <w:b/>
@@ -37908,23 +37843,23 @@
           <w:delText xml:space="preserve">test set</w:delText>
         </w:r>
       </w:del>
-      <w:del w:id="217" w:author="PR Preview" w:date="2026-01-01T00:00:00Z">
+      <w:del w:id="214" w:author="PR Preview" w:date="2026-01-01T00:00:00Z">
         <w:r>
           <w:delText xml:space="preserve"> </w:delText>
         </w:r>
       </w:del>
-      <w:del w:id="218" w:author="PR Preview" w:date="2026-01-01T00:00:00Z">
+      <w:del w:id="215" w:author="PR Preview" w:date="2026-01-01T00:00:00Z">
         <w:r>
           <w:delText xml:space="preserve">of a</w:delText>
         </w:r>
       </w:del>
-      <w:del w:id="219" w:author="PR Preview" w:date="2026-01-01T00:00:00Z">
+      <w:del w:id="216" w:author="PR Preview" w:date="2026-01-01T00:00:00Z">
         <w:r>
           <w:delText xml:space="preserve"> </w:delText>
         </w:r>
       </w:del>
       <w:hyperlink w:anchor="def-data-splits">
-        <w:del w:id="220" w:author="PR Preview" w:date="2026-01-01T00:00:00Z">
+        <w:del w:id="217" w:author="PR Preview" w:date="2026-01-01T00:00:00Z">
           <w:r>
             <w:rPr>
               <w:rStyle w:val="Hyperlink"/>
@@ -37933,23 +37868,23 @@
           </w:r>
         </w:del>
       </w:hyperlink>
-      <w:del w:id="221" w:author="PR Preview" w:date="2026-01-01T00:00:00Z">
+      <w:del w:id="218" w:author="PR Preview" w:date="2026-01-01T00:00:00Z">
         <w:r>
           <w:delText xml:space="preserve"> </w:delText>
         </w:r>
       </w:del>
-      <w:del w:id="222" w:author="PR Preview" w:date="2026-01-01T00:00:00Z">
+      <w:del w:id="219" w:author="PR Preview" w:date="2026-01-01T00:00:00Z">
         <w:r>
           <w:delText xml:space="preserve">is the</w:delText>
         </w:r>
       </w:del>
-      <w:del w:id="223" w:author="PR Preview" w:date="2026-01-01T00:00:00Z">
+      <w:del w:id="220" w:author="PR Preview" w:date="2026-01-01T00:00:00Z">
         <w:r>
           <w:delText xml:space="preserve"> </w:delText>
         </w:r>
       </w:del>
       <w:hyperlink w:anchor="def-held-out-set">
-        <w:del w:id="224" w:author="PR Preview" w:date="2026-01-01T00:00:00Z">
+        <w:del w:id="221" w:author="PR Preview" w:date="2026-01-01T00:00:00Z">
           <w:r>
             <w:rPr>
               <w:rStyle w:val="Hyperlink"/>
@@ -37958,17 +37893,17 @@
           </w:r>
         </w:del>
       </w:hyperlink>
-      <w:del w:id="225" w:author="PR Preview" w:date="2026-01-01T00:00:00Z">
+      <w:del w:id="222" w:author="PR Preview" w:date="2026-01-01T00:00:00Z">
         <w:r>
           <w:delText xml:space="preserve"> </w:delText>
         </w:r>
       </w:del>
-      <w:del w:id="226" w:author="PR Preview" w:date="2026-01-01T00:00:00Z">
+      <w:del w:id="223" w:author="PR Preview" w:date="2026-01-01T00:00:00Z">
         <w:r>
           <w:delText xml:space="preserve">of observations indexed by</w:delText>
         </w:r>
       </w:del>
-      <w:del w:id="227" w:author="PR Preview" w:date="2026-01-01T00:00:00Z">
+      <w:del w:id="224" w:author="PR Preview" w:date="2026-01-01T00:00:00Z">
         <w:r>
           <w:delText xml:space="preserve"> </w:delText>
         </w:r>
@@ -37991,28 +37926,28 @@
           </m:sub>
         </m:sSub>
       </m:oMath>
-      <w:del w:id="228" w:author="PR Preview" w:date="2026-01-01T00:00:00Z">
+      <w:del w:id="225" w:author="PR Preview" w:date="2026-01-01T00:00:00Z">
         <w:r>
           <w:delText xml:space="preserve">,</w:delText>
         </w:r>
       </w:del>
-      <w:del w:id="229" w:author="PR Preview" w:date="2026-01-01T00:00:00Z">
+      <w:del w:id="226" w:author="PR Preview" w:date="2026-01-01T00:00:00Z">
         <w:r>
           <w:delText xml:space="preserve"> </w:delText>
         </w:r>
       </w:del>
-      <w:del w:id="230" w:author="PR Preview" w:date="2026-01-01T00:00:00Z">
+      <w:del w:id="227" w:author="PR Preview" w:date="2026-01-01T00:00:00Z">
         <w:r>
           <w:delText xml:space="preserve">on which the rule of the</w:delText>
         </w:r>
       </w:del>
-      <w:del w:id="231" w:author="PR Preview" w:date="2026-01-01T00:00:00Z">
+      <w:del w:id="228" w:author="PR Preview" w:date="2026-01-01T00:00:00Z">
         <w:r>
           <w:delText xml:space="preserve"> </w:delText>
         </w:r>
       </w:del>
       <w:hyperlink w:anchor="def-validation-choice">
-        <w:del w:id="232" w:author="PR Preview" w:date="2026-01-01T00:00:00Z">
+        <w:del w:id="229" w:author="PR Preview" w:date="2026-01-01T00:00:00Z">
           <w:r>
             <w:rPr>
               <w:rStyle w:val="Hyperlink"/>
@@ -38021,7 +37956,7 @@
           </w:r>
         </w:del>
       </w:hyperlink>
-      <w:del w:id="233" w:author="PR Preview" w:date="2026-01-01T00:00:00Z">
+      <w:del w:id="230" w:author="PR Preview" w:date="2026-01-01T00:00:00Z">
         <w:r>
           <w:delText xml:space="preserve"> </w:delText>
         </w:r>
@@ -38047,12 +37982,12 @@
           </m:sub>
         </m:sSub>
       </m:oMath>
-      <w:del w:id="234" w:author="PR Preview" w:date="2026-01-01T00:00:00Z">
+      <w:del w:id="231" w:author="PR Preview" w:date="2026-01-01T00:00:00Z">
         <w:r>
           <w:delText xml:space="preserve"> </w:delText>
         </w:r>
       </w:del>
-      <w:del w:id="235" w:author="PR Preview" w:date="2026-01-01T00:00:00Z">
+      <w:del w:id="232" w:author="PR Preview" w:date="2026-01-01T00:00:00Z">
         <w:r>
           <w:delText xml:space="preserve">is scored:</w:delText>
         </w:r>
@@ -38062,7 +37997,7 @@
       <w:pPr>
         <w:pStyle w:val="FirstParagraph"/>
       </w:pPr>
-      <w:ins w:id="236" w:author="PR Preview" w:date="2026-01-01T00:00:00Z">
+      <w:ins w:id="233" w:author="PR Preview" w:date="2026-01-01T00:00:00Z">
         <w:r>
           <w:rPr>
             <w:b/>
@@ -38071,22 +38006,22 @@
           <w:t xml:space="preserve">Definition 36 (Test set)</w:t>
         </w:r>
       </w:ins>
-      <w:ins w:id="237" w:author="PR Preview" w:date="2026-01-01T00:00:00Z">
+      <w:ins w:id="234" w:author="PR Preview" w:date="2026-01-01T00:00:00Z">
         <w:r>
           <w:t xml:space="preserve"> </w:t>
         </w:r>
       </w:ins>
-      <w:ins w:id="238" w:author="PR Preview" w:date="2026-01-01T00:00:00Z">
+      <w:ins w:id="235" w:author="PR Preview" w:date="2026-01-01T00:00:00Z">
         <w:r>
           <w:t xml:space="preserve">The</w:t>
         </w:r>
       </w:ins>
-      <w:ins w:id="239" w:author="PR Preview" w:date="2026-01-01T00:00:00Z">
+      <w:ins w:id="236" w:author="PR Preview" w:date="2026-01-01T00:00:00Z">
         <w:r>
           <w:t xml:space="preserve"> </w:t>
         </w:r>
       </w:ins>
-      <w:ins w:id="240" w:author="PR Preview" w:date="2026-01-01T00:00:00Z">
+      <w:ins w:id="237" w:author="PR Preview" w:date="2026-01-01T00:00:00Z">
         <w:r>
           <w:rPr>
             <w:b/>
@@ -38095,23 +38030,23 @@
           <w:t xml:space="preserve">test set</w:t>
         </w:r>
       </w:ins>
-      <w:ins w:id="241" w:author="PR Preview" w:date="2026-01-01T00:00:00Z">
+      <w:ins w:id="238" w:author="PR Preview" w:date="2026-01-01T00:00:00Z">
         <w:r>
           <w:t xml:space="preserve"> </w:t>
         </w:r>
       </w:ins>
-      <w:ins w:id="242" w:author="PR Preview" w:date="2026-01-01T00:00:00Z">
+      <w:ins w:id="239" w:author="PR Preview" w:date="2026-01-01T00:00:00Z">
         <w:r>
           <w:t xml:space="preserve">of a</w:t>
         </w:r>
       </w:ins>
-      <w:ins w:id="243" w:author="PR Preview" w:date="2026-01-01T00:00:00Z">
+      <w:ins w:id="240" w:author="PR Preview" w:date="2026-01-01T00:00:00Z">
         <w:r>
           <w:t xml:space="preserve"> </w:t>
         </w:r>
       </w:ins>
       <w:hyperlink w:anchor="def-data-splits">
-        <w:ins w:id="244" w:author="PR Preview" w:date="2026-01-01T00:00:00Z">
+        <w:ins w:id="241" w:author="PR Preview" w:date="2026-01-01T00:00:00Z">
           <w:r>
             <w:rPr>
               <w:rStyle w:val="Hyperlink"/>
@@ -38120,23 +38055,23 @@
           </w:r>
         </w:ins>
       </w:hyperlink>
-      <w:ins w:id="245" w:author="PR Preview" w:date="2026-01-01T00:00:00Z">
+      <w:ins w:id="242" w:author="PR Preview" w:date="2026-01-01T00:00:00Z">
         <w:r>
           <w:t xml:space="preserve"> </w:t>
         </w:r>
       </w:ins>
-      <w:ins w:id="246" w:author="PR Preview" w:date="2026-01-01T00:00:00Z">
+      <w:ins w:id="243" w:author="PR Preview" w:date="2026-01-01T00:00:00Z">
         <w:r>
           <w:t xml:space="preserve">is the</w:t>
         </w:r>
       </w:ins>
-      <w:ins w:id="247" w:author="PR Preview" w:date="2026-01-01T00:00:00Z">
+      <w:ins w:id="244" w:author="PR Preview" w:date="2026-01-01T00:00:00Z">
         <w:r>
           <w:t xml:space="preserve"> </w:t>
         </w:r>
       </w:ins>
       <w:hyperlink w:anchor="def-held-out-set">
-        <w:ins w:id="248" w:author="PR Preview" w:date="2026-01-01T00:00:00Z">
+        <w:ins w:id="245" w:author="PR Preview" w:date="2026-01-01T00:00:00Z">
           <w:r>
             <w:rPr>
               <w:rStyle w:val="Hyperlink"/>
@@ -38145,17 +38080,17 @@
           </w:r>
         </w:ins>
       </w:hyperlink>
-      <w:ins w:id="249" w:author="PR Preview" w:date="2026-01-01T00:00:00Z">
+      <w:ins w:id="246" w:author="PR Preview" w:date="2026-01-01T00:00:00Z">
         <w:r>
           <w:t xml:space="preserve"> </w:t>
         </w:r>
       </w:ins>
-      <w:ins w:id="250" w:author="PR Preview" w:date="2026-01-01T00:00:00Z">
+      <w:ins w:id="247" w:author="PR Preview" w:date="2026-01-01T00:00:00Z">
         <w:r>
           <w:t xml:space="preserve">of observations indexed by</w:t>
         </w:r>
       </w:ins>
-      <w:ins w:id="251" w:author="PR Preview" w:date="2026-01-01T00:00:00Z">
+      <w:ins w:id="248" w:author="PR Preview" w:date="2026-01-01T00:00:00Z">
         <w:r>
           <w:t xml:space="preserve"> </w:t>
         </w:r>
@@ -38178,28 +38113,28 @@
           </m:sub>
         </m:sSub>
       </m:oMath>
-      <w:ins w:id="252" w:author="PR Preview" w:date="2026-01-01T00:00:00Z">
+      <w:ins w:id="249" w:author="PR Preview" w:date="2026-01-01T00:00:00Z">
         <w:r>
           <w:t xml:space="preserve">,</w:t>
         </w:r>
       </w:ins>
-      <w:ins w:id="253" w:author="PR Preview" w:date="2026-01-01T00:00:00Z">
+      <w:ins w:id="250" w:author="PR Preview" w:date="2026-01-01T00:00:00Z">
         <w:r>
           <w:t xml:space="preserve"> </w:t>
         </w:r>
       </w:ins>
-      <w:ins w:id="254" w:author="PR Preview" w:date="2026-01-01T00:00:00Z">
+      <w:ins w:id="251" w:author="PR Preview" w:date="2026-01-01T00:00:00Z">
         <w:r>
           <w:t xml:space="preserve">on which the</w:t>
         </w:r>
       </w:ins>
-      <w:ins w:id="255" w:author="PR Preview" w:date="2026-01-01T00:00:00Z">
+      <w:ins w:id="252" w:author="PR Preview" w:date="2026-01-01T00:00:00Z">
         <w:r>
           <w:t xml:space="preserve"> </w:t>
         </w:r>
       </w:ins>
       <w:hyperlink w:anchor="def-fitted-model">
-        <w:ins w:id="256" w:author="PR Preview" w:date="2026-01-01T00:00:00Z">
+        <w:ins w:id="253" w:author="PR Preview" w:date="2026-01-01T00:00:00Z">
           <w:r>
             <w:rPr>
               <w:rStyle w:val="Hyperlink"/>
@@ -38208,7 +38143,7 @@
           </w:r>
         </w:ins>
       </w:hyperlink>
-      <w:ins w:id="257" w:author="PR Preview" w:date="2026-01-01T00:00:00Z">
+      <w:ins w:id="254" w:author="PR Preview" w:date="2026-01-01T00:00:00Z">
         <w:r>
           <w:t xml:space="preserve"> </w:t>
         </w:r>
@@ -38270,23 +38205,23 @@
           <m:t>​</m:t>
         </m:r>
       </m:oMath>
-      <w:ins w:id="258" w:author="PR Preview" w:date="2026-01-01T00:00:00Z">
+      <w:ins w:id="255" w:author="PR Preview" w:date="2026-01-01T00:00:00Z">
         <w:r>
           <w:t xml:space="preserve"> </w:t>
         </w:r>
       </w:ins>
-      <w:ins w:id="259" w:author="PR Preview" w:date="2026-01-01T00:00:00Z">
+      <w:ins w:id="256" w:author="PR Preview" w:date="2026-01-01T00:00:00Z">
         <w:r>
           <w:t xml:space="preserve">that the</w:t>
         </w:r>
       </w:ins>
-      <w:ins w:id="260" w:author="PR Preview" w:date="2026-01-01T00:00:00Z">
+      <w:ins w:id="257" w:author="PR Preview" w:date="2026-01-01T00:00:00Z">
         <w:r>
           <w:t xml:space="preserve"> </w:t>
         </w:r>
       </w:ins>
       <w:hyperlink w:anchor="def-validation-choice">
-        <w:ins w:id="261" w:author="PR Preview" w:date="2026-01-01T00:00:00Z">
+        <w:ins w:id="258" w:author="PR Preview" w:date="2026-01-01T00:00:00Z">
           <w:r>
             <w:rPr>
               <w:rStyle w:val="Hyperlink"/>
@@ -38295,12 +38230,12 @@
           </w:r>
         </w:ins>
       </w:hyperlink>
-      <w:ins w:id="262" w:author="PR Preview" w:date="2026-01-01T00:00:00Z">
+      <w:ins w:id="259" w:author="PR Preview" w:date="2026-01-01T00:00:00Z">
         <w:r>
           <w:t xml:space="preserve"> </w:t>
         </w:r>
       </w:ins>
-      <w:ins w:id="263" w:author="PR Preview" w:date="2026-01-01T00:00:00Z">
+      <w:ins w:id="260" w:author="PR Preview" w:date="2026-01-01T00:00:00Z">
         <w:r>
           <w:t xml:space="preserve">picks is scored:</w:t>
         </w:r>
@@ -38841,17 +38776,17 @@
           <w:numId w:val="1009"/>
         </w:numPr>
       </w:pPr>
-      <w:del w:id="264" w:author="PR Preview" w:date="2026-01-01T00:00:00Z">
+      <w:del w:id="261" w:author="PR Preview" w:date="2026-01-01T00:00:00Z">
         <w:r>
           <w:delText xml:space="preserve">the training set is used to fit each candidate procedure,</w:delText>
         </w:r>
       </w:del>
-      <w:del w:id="265" w:author="PR Preview" w:date="2026-01-01T00:00:00Z">
+      <w:del w:id="262" w:author="PR Preview" w:date="2026-01-01T00:00:00Z">
         <w:r>
           <w:delText xml:space="preserve"> </w:delText>
         </w:r>
       </w:del>
-      <w:del w:id="266" w:author="PR Preview" w:date="2026-01-01T00:00:00Z">
+      <w:del w:id="263" w:author="PR Preview" w:date="2026-01-01T00:00:00Z">
         <w:r>
           <w:delText xml:space="preserve">which estimates its parameters;</w:delText>
         </w:r>
@@ -38865,17 +38800,17 @@
           <w:numId w:val="1009"/>
         </w:numPr>
       </w:pPr>
-      <w:ins w:id="267" w:author="PR Preview" w:date="2026-01-01T00:00:00Z">
+      <w:ins w:id="264" w:author="PR Preview" w:date="2026-01-01T00:00:00Z">
         <w:r>
           <w:t xml:space="preserve">the training set is used to fit each candidate model,</w:t>
         </w:r>
       </w:ins>
-      <w:ins w:id="268" w:author="PR Preview" w:date="2026-01-01T00:00:00Z">
+      <w:ins w:id="265" w:author="PR Preview" w:date="2026-01-01T00:00:00Z">
         <w:r>
           <w:t xml:space="preserve"> </w:t>
         </w:r>
       </w:ins>
-      <w:ins w:id="269" w:author="PR Preview" w:date="2026-01-01T00:00:00Z">
+      <w:ins w:id="266" w:author="PR Preview" w:date="2026-01-01T00:00:00Z">
         <w:r>
           <w:t xml:space="preserve">which estimates its parameters;</w:t>
         </w:r>
@@ -38927,28 +38862,28 @@
           <w:numId w:val="1009"/>
         </w:numPr>
       </w:pPr>
-      <w:del w:id="270" w:author="PR Preview" w:date="2026-01-01T00:00:00Z">
+      <w:del w:id="267" w:author="PR Preview" w:date="2026-01-01T00:00:00Z">
         <w:r>
           <w:delText xml:space="preserve">the test set is used once, after the validation choice is made,</w:delText>
         </w:r>
       </w:del>
-      <w:del w:id="271" w:author="PR Preview" w:date="2026-01-01T00:00:00Z">
+      <w:del w:id="268" w:author="PR Preview" w:date="2026-01-01T00:00:00Z">
         <w:r>
           <w:delText xml:space="preserve"> </w:delText>
         </w:r>
       </w:del>
-      <w:del w:id="272" w:author="PR Preview" w:date="2026-01-01T00:00:00Z">
+      <w:del w:id="269" w:author="PR Preview" w:date="2026-01-01T00:00:00Z">
         <w:r>
           <w:delText xml:space="preserve">to estimate the</w:delText>
         </w:r>
       </w:del>
-      <w:del w:id="273" w:author="PR Preview" w:date="2026-01-01T00:00:00Z">
+      <w:del w:id="270" w:author="PR Preview" w:date="2026-01-01T00:00:00Z">
         <w:r>
           <w:delText xml:space="preserve"> </w:delText>
         </w:r>
       </w:del>
       <w:hyperlink w:anchor="def-generalization-error">
-        <w:del w:id="274" w:author="PR Preview" w:date="2026-01-01T00:00:00Z">
+        <w:del w:id="271" w:author="PR Preview" w:date="2026-01-01T00:00:00Z">
           <w:r>
             <w:rPr>
               <w:rStyle w:val="Hyperlink"/>
@@ -38957,12 +38892,12 @@
           </w:r>
         </w:del>
       </w:hyperlink>
-      <w:del w:id="275" w:author="PR Preview" w:date="2026-01-01T00:00:00Z">
+      <w:del w:id="272" w:author="PR Preview" w:date="2026-01-01T00:00:00Z">
         <w:r>
           <w:delText xml:space="preserve"> </w:delText>
         </w:r>
       </w:del>
-      <w:del w:id="276" w:author="PR Preview" w:date="2026-01-01T00:00:00Z">
+      <w:del w:id="273" w:author="PR Preview" w:date="2026-01-01T00:00:00Z">
         <w:r>
           <w:delText xml:space="preserve">of the chosen rule.</w:delText>
         </w:r>
@@ -38972,47 +38907,47 @@
       <w:pPr>
         <w:pStyle w:val="FirstParagraph"/>
       </w:pPr>
-      <w:del w:id="277" w:author="PR Preview" w:date="2026-01-01T00:00:00Z">
+      <w:del w:id="274" w:author="PR Preview" w:date="2026-01-01T00:00:00Z">
         <w:r>
           <w:delText xml:space="preserve">The chosen procedure won on the validation set</w:delText>
         </w:r>
       </w:del>
-      <w:del w:id="278" w:author="PR Preview" w:date="2026-01-01T00:00:00Z">
+      <w:del w:id="275" w:author="PR Preview" w:date="2026-01-01T00:00:00Z">
         <w:r>
           <w:delText xml:space="preserve"> </w:delText>
         </w:r>
       </w:del>
-      <w:del w:id="279" w:author="PR Preview" w:date="2026-01-01T00:00:00Z">
+      <w:del w:id="276" w:author="PR Preview" w:date="2026-01-01T00:00:00Z">
         <w:r>
           <w:delText xml:space="preserve">partly because of that particular validation sample,</w:delText>
         </w:r>
       </w:del>
-      <w:del w:id="280" w:author="PR Preview" w:date="2026-01-01T00:00:00Z">
+      <w:del w:id="277" w:author="PR Preview" w:date="2026-01-01T00:00:00Z">
         <w:r>
           <w:delText xml:space="preserve"> </w:delText>
         </w:r>
       </w:del>
-      <w:del w:id="281" w:author="PR Preview" w:date="2026-01-01T00:00:00Z">
+      <w:del w:id="278" w:author="PR Preview" w:date="2026-01-01T00:00:00Z">
         <w:r>
           <w:delText xml:space="preserve">so its validation error is optimistic.</w:delText>
         </w:r>
       </w:del>
-      <w:del w:id="282" w:author="PR Preview" w:date="2026-01-01T00:00:00Z">
+      <w:del w:id="279" w:author="PR Preview" w:date="2026-01-01T00:00:00Z">
         <w:r>
           <w:delText xml:space="preserve"> </w:delText>
         </w:r>
       </w:del>
-      <w:del w:id="283" w:author="PR Preview" w:date="2026-01-01T00:00:00Z">
+      <w:del w:id="280" w:author="PR Preview" w:date="2026-01-01T00:00:00Z">
         <w:r>
           <w:delText xml:space="preserve">Keeping the test set out of every choice</w:delText>
         </w:r>
       </w:del>
-      <w:del w:id="284" w:author="PR Preview" w:date="2026-01-01T00:00:00Z">
+      <w:del w:id="281" w:author="PR Preview" w:date="2026-01-01T00:00:00Z">
         <w:r>
           <w:delText xml:space="preserve"> </w:delText>
         </w:r>
       </w:del>
-      <w:del w:id="285" w:author="PR Preview" w:date="2026-01-01T00:00:00Z">
+      <w:del w:id="282" w:author="PR Preview" w:date="2026-01-01T00:00:00Z">
         <w:r>
           <w:delText xml:space="preserve">is what makes its score free of that optimism.</w:delText>
         </w:r>
@@ -39026,28 +38961,28 @@
           <w:numId w:val="1009"/>
         </w:numPr>
       </w:pPr>
-      <w:ins w:id="286" w:author="PR Preview" w:date="2026-01-01T00:00:00Z">
+      <w:ins w:id="283" w:author="PR Preview" w:date="2026-01-01T00:00:00Z">
         <w:r>
           <w:t xml:space="preserve">the test set is used once, after the validation choice is made,</w:t>
         </w:r>
       </w:ins>
-      <w:ins w:id="287" w:author="PR Preview" w:date="2026-01-01T00:00:00Z">
+      <w:ins w:id="284" w:author="PR Preview" w:date="2026-01-01T00:00:00Z">
         <w:r>
           <w:t xml:space="preserve"> </w:t>
         </w:r>
       </w:ins>
-      <w:ins w:id="288" w:author="PR Preview" w:date="2026-01-01T00:00:00Z">
+      <w:ins w:id="285" w:author="PR Preview" w:date="2026-01-01T00:00:00Z">
         <w:r>
           <w:t xml:space="preserve">to estimate the</w:t>
         </w:r>
       </w:ins>
-      <w:ins w:id="289" w:author="PR Preview" w:date="2026-01-01T00:00:00Z">
+      <w:ins w:id="286" w:author="PR Preview" w:date="2026-01-01T00:00:00Z">
         <w:r>
           <w:t xml:space="preserve"> </w:t>
         </w:r>
       </w:ins>
       <w:hyperlink w:anchor="def-generalization-error">
-        <w:ins w:id="290" w:author="PR Preview" w:date="2026-01-01T00:00:00Z">
+        <w:ins w:id="287" w:author="PR Preview" w:date="2026-01-01T00:00:00Z">
           <w:r>
             <w:rPr>
               <w:rStyle w:val="Hyperlink"/>
@@ -39056,12 +38991,12 @@
           </w:r>
         </w:ins>
       </w:hyperlink>
-      <w:ins w:id="291" w:author="PR Preview" w:date="2026-01-01T00:00:00Z">
+      <w:ins w:id="288" w:author="PR Preview" w:date="2026-01-01T00:00:00Z">
         <w:r>
           <w:t xml:space="preserve"> </w:t>
         </w:r>
       </w:ins>
-      <w:ins w:id="292" w:author="PR Preview" w:date="2026-01-01T00:00:00Z">
+      <w:ins w:id="289" w:author="PR Preview" w:date="2026-01-01T00:00:00Z">
         <w:r>
           <w:t xml:space="preserve">of the chosen fitted model.</w:t>
         </w:r>
@@ -39071,47 +39006,47 @@
       <w:pPr>
         <w:pStyle w:val="FirstParagraph"/>
       </w:pPr>
-      <w:ins w:id="293" w:author="PR Preview" w:date="2026-01-01T00:00:00Z">
+      <w:ins w:id="290" w:author="PR Preview" w:date="2026-01-01T00:00:00Z">
         <w:r>
           <w:t xml:space="preserve">The chosen fitted model won on the validation set</w:t>
         </w:r>
       </w:ins>
-      <w:ins w:id="294" w:author="PR Preview" w:date="2026-01-01T00:00:00Z">
+      <w:ins w:id="291" w:author="PR Preview" w:date="2026-01-01T00:00:00Z">
         <w:r>
           <w:t xml:space="preserve"> </w:t>
         </w:r>
       </w:ins>
-      <w:ins w:id="295" w:author="PR Preview" w:date="2026-01-01T00:00:00Z">
+      <w:ins w:id="292" w:author="PR Preview" w:date="2026-01-01T00:00:00Z">
         <w:r>
           <w:t xml:space="preserve">partly because of that particular validation sample,</w:t>
         </w:r>
       </w:ins>
-      <w:ins w:id="296" w:author="PR Preview" w:date="2026-01-01T00:00:00Z">
+      <w:ins w:id="293" w:author="PR Preview" w:date="2026-01-01T00:00:00Z">
         <w:r>
           <w:t xml:space="preserve"> </w:t>
         </w:r>
       </w:ins>
-      <w:ins w:id="297" w:author="PR Preview" w:date="2026-01-01T00:00:00Z">
+      <w:ins w:id="294" w:author="PR Preview" w:date="2026-01-01T00:00:00Z">
         <w:r>
           <w:t xml:space="preserve">so its validation error is optimistic.</w:t>
         </w:r>
       </w:ins>
-      <w:ins w:id="298" w:author="PR Preview" w:date="2026-01-01T00:00:00Z">
+      <w:ins w:id="295" w:author="PR Preview" w:date="2026-01-01T00:00:00Z">
         <w:r>
           <w:t xml:space="preserve"> </w:t>
         </w:r>
       </w:ins>
-      <w:ins w:id="299" w:author="PR Preview" w:date="2026-01-01T00:00:00Z">
+      <w:ins w:id="296" w:author="PR Preview" w:date="2026-01-01T00:00:00Z">
         <w:r>
           <w:t xml:space="preserve">Keeping the test set out of every choice</w:t>
         </w:r>
       </w:ins>
-      <w:ins w:id="300" w:author="PR Preview" w:date="2026-01-01T00:00:00Z">
+      <w:ins w:id="297" w:author="PR Preview" w:date="2026-01-01T00:00:00Z">
         <w:r>
           <w:t xml:space="preserve"> </w:t>
         </w:r>
       </w:ins>
-      <w:ins w:id="301" w:author="PR Preview" w:date="2026-01-01T00:00:00Z">
+      <w:ins w:id="298" w:author="PR Preview" w:date="2026-01-01T00:00:00Z">
         <w:r>
           <w:t xml:space="preserve">is what makes its score free of that optimism.</w:t>
         </w:r>

--- a/pr-preview/pr-283/model-validation-handout-tracked-changes.docx
+++ b/pr-preview/pr-283/model-validation-handout-tracked-changes.docx
@@ -16,7 +16,7 @@
       </w:pPr>
       <w:del w:id="1" w:author="PR Preview" w:date="2026-01-01T00:00:00Z">
         <w:r>
-          <w:delText xml:space="preserve">Last modified: 2026-10-17 00:12:44 (PDT)</w:delText>
+          <w:delText xml:space="preserve">Last modified: 2026-10-17 00:53:34 (PDT)</w:delText>
         </w:r>
       </w:del>
     </w:p>
@@ -26,7 +26,7 @@
       </w:pPr>
       <w:ins w:id="2" w:author="PR Preview" w:date="2026-01-01T00:00:00Z">
         <w:r>
-          <w:t xml:space="preserve">Last modified: 2026-10-17 00:38:02 (PDT)</w:t>
+          <w:t xml:space="preserve">Last modified: 2026-10-17 00:57:16 (PDT)</w:t>
         </w:r>
       </w:ins>
     </w:p>
@@ -36341,13 +36341,843 @@
         <w:t xml:space="preserve"> </w:t>
       </w:r>
       <w:r>
-        <w:t xml:space="preserve">is choosing one fitting procedure</w:t>
-      </w:r>
-      <w:r>
-        <w:t xml:space="preserve"> </w:t>
-      </w:r>
-      <w:r>
-        <w:t xml:space="preserve">from a set of candidate</w:t>
+        <w:t xml:space="preserve">is choosing one</w:t>
+      </w:r>
+      <w:r>
+        <w:t xml:space="preserve"> </w:t>
+      </w:r>
+      <w:hyperlink w:anchor="def-fitted-model">
+        <w:r>
+          <w:rPr>
+            <w:rStyle w:val="Hyperlink"/>
+          </w:rPr>
+          <w:t xml:space="preserve">fitted model</w:t>
+        </w:r>
+      </w:hyperlink>
+      <w:r>
+        <w:t xml:space="preserve"> </w:t>
+      </w:r>
+      <w:r>
+        <w:t xml:space="preserve">from a set of candidate fitted models from different</w:t>
+      </w:r>
+      <w:r>
+        <w:t xml:space="preserve"> </w:t>
+      </w:r>
+      <w:hyperlink w:anchor="def-model-family">
+        <w:r>
+          <w:rPr>
+            <w:rStyle w:val="Hyperlink"/>
+          </w:rPr>
+          <w:t xml:space="preserve">model families</w:t>
+        </w:r>
+      </w:hyperlink>
+      <w:r>
+        <w:t xml:space="preserve">,</w:t>
+      </w:r>
+      <w:r>
+        <w:t xml:space="preserve"> </w:t>
+      </w:r>
+      <w:r>
+        <w:t xml:space="preserve">using observations that were</w:t>
+      </w:r>
+      <w:r>
+        <w:t xml:space="preserve"> </w:t>
+      </w:r>
+      <w:hyperlink w:anchor="def-held-out-set">
+        <w:r>
+          <w:rPr>
+            <w:rStyle w:val="Hyperlink"/>
+          </w:rPr>
+          <w:t xml:space="preserve">held out</w:t>
+        </w:r>
+      </w:hyperlink>
+      <w:r>
+        <w:t xml:space="preserve"> </w:t>
+      </w:r>
+      <w:r>
+        <w:t xml:space="preserve">from fitting.</w:t>
+      </w:r>
+    </w:p>
+    <w:bookmarkEnd w:id="145"/>
+    <w:bookmarkStart w:id="146" w:name="exm-model-selection"/>
+    <w:p>
+      <w:pPr>
+        <w:pStyle w:val="BodyText"/>
+      </w:pPr>
+      <w:r>
+        <w:rPr>
+          <w:b/>
+          <w:bCs/>
+        </w:rPr>
+        <w:t xml:space="preserve">Example 17 (Choosing a polynomial degree)</w:t>
+      </w:r>
+      <w:r>
+        <w:t xml:space="preserve"> </w:t>
+      </w:r>
+      <w:r>
+        <w:t xml:space="preserve">In</w:t>
+      </w:r>
+      <w:r>
+        <w:t xml:space="preserve"> </w:t>
+      </w:r>
+      <w:hyperlink w:anchor="exm-tuning-parameter">
+        <w:r>
+          <w:rPr>
+            <w:rStyle w:val="Hyperlink"/>
+          </w:rPr>
+          <w:t xml:space="preserve">Example 16</w:t>
+        </w:r>
+      </w:hyperlink>
+      <w:r>
+        <w:t xml:space="preserve">,</w:t>
+      </w:r>
+      <w:r>
+        <w:t xml:space="preserve"> </w:t>
+      </w:r>
+      <w:r>
+        <w:t xml:space="preserve">the candidates are the least-squares fitted models from four polynomial model families,</w:t>
+      </w:r>
+      <w:r>
+        <w:t xml:space="preserve"> </w:t>
+      </w:r>
+      <w:r>
+        <w:t xml:space="preserve">the families of degree</w:t>
+      </w:r>
+      <w:r>
+        <w:t xml:space="preserve"> </w:t>
+      </w:r>
+      <m:oMath>
+        <m:r>
+          <m:t>1</m:t>
+        </m:r>
+      </m:oMath>
+      <w:r>
+        <w:t xml:space="preserve"> </w:t>
+      </w:r>
+      <w:r>
+        <w:t xml:space="preserve">(</w:t>
+      </w:r>
+      <w:r>
+        <w:t xml:space="preserve">“linear”</w:t>
+      </w:r>
+      <w:r>
+        <w:t xml:space="preserve">),</w:t>
+      </w:r>
+      <w:r>
+        <w:t xml:space="preserve"> </w:t>
+      </w:r>
+      <m:oMath>
+        <m:r>
+          <m:t>2</m:t>
+        </m:r>
+      </m:oMath>
+      <w:r>
+        <w:t xml:space="preserve"> </w:t>
+      </w:r>
+      <w:r>
+        <w:t xml:space="preserve">(</w:t>
+      </w:r>
+      <w:r>
+        <w:t xml:space="preserve">“quadratic”</w:t>
+      </w:r>
+      <w:r>
+        <w:t xml:space="preserve">),</w:t>
+      </w:r>
+      <w:r>
+        <w:t xml:space="preserve"> </w:t>
+      </w:r>
+      <m:oMath>
+        <m:r>
+          <m:t>3</m:t>
+        </m:r>
+      </m:oMath>
+      <w:r>
+        <w:t xml:space="preserve"> </w:t>
+      </w:r>
+      <w:r>
+        <w:t xml:space="preserve">(</w:t>
+      </w:r>
+      <w:r>
+        <w:t xml:space="preserve">“cubic”</w:t>
+      </w:r>
+      <w:r>
+        <w:t xml:space="preserve">) and</w:t>
+      </w:r>
+      <w:r>
+        <w:t xml:space="preserve"> </w:t>
+      </w:r>
+      <m:oMath>
+        <m:r>
+          <m:t>4</m:t>
+        </m:r>
+      </m:oMath>
+      <w:r>
+        <w:t xml:space="preserve"> </w:t>
+      </w:r>
+      <w:r>
+        <w:t xml:space="preserve">(</w:t>
+      </w:r>
+      <w:r>
+        <w:t xml:space="preserve">“quartic”</w:t>
+      </w:r>
+      <w:r>
+        <w:t xml:space="preserve">).</w:t>
+      </w:r>
+      <w:r>
+        <w:t xml:space="preserve"> </w:t>
+      </w:r>
+      <w:r>
+        <w:t xml:space="preserve">Choosing among these four fitted models is model selection,</w:t>
+      </w:r>
+      <w:r>
+        <w:t xml:space="preserve"> </w:t>
+      </w:r>
+      <w:r>
+        <w:t xml:space="preserve">and the observations it uses are cars held out from fitting.</w:t>
+      </w:r>
+    </w:p>
+    <w:bookmarkEnd w:id="146"/>
+    <w:bookmarkStart w:id="148" w:name="def-validation-set"/>
+    <w:p>
+      <w:pPr>
+        <w:pStyle w:val="BodyText"/>
+      </w:pPr>
+      <w:r>
+        <w:rPr>
+          <w:b/>
+          <w:bCs/>
+        </w:rPr>
+        <w:t xml:space="preserve">Definition 33 (Validation set)</w:t>
+      </w:r>
+      <w:r>
+        <w:t xml:space="preserve"> </w:t>
+      </w:r>
+      <w:r>
+        <w:t xml:space="preserve">The</w:t>
+      </w:r>
+      <w:r>
+        <w:t xml:space="preserve"> </w:t>
+      </w:r>
+      <w:r>
+        <w:rPr>
+          <w:b/>
+          <w:bCs/>
+        </w:rPr>
+        <w:t xml:space="preserve">validation set</w:t>
+      </w:r>
+      <w:r>
+        <w:t xml:space="preserve"> </w:t>
+      </w:r>
+      <w:r>
+        <w:t xml:space="preserve">of a</w:t>
+      </w:r>
+      <w:r>
+        <w:t xml:space="preserve"> </w:t>
+      </w:r>
+      <w:hyperlink w:anchor="def-data-splits">
+        <w:r>
+          <w:rPr>
+            <w:rStyle w:val="Hyperlink"/>
+          </w:rPr>
+          <w:t xml:space="preserve">training/validation/test split</w:t>
+        </w:r>
+      </w:hyperlink>
+      <w:r>
+        <w:t xml:space="preserve"> </w:t>
+      </w:r>
+      <w:r>
+        <w:t xml:space="preserve">is the</w:t>
+      </w:r>
+      <w:r>
+        <w:t xml:space="preserve"> </w:t>
+      </w:r>
+      <w:hyperlink w:anchor="def-held-out-set">
+        <w:r>
+          <w:rPr>
+            <w:rStyle w:val="Hyperlink"/>
+          </w:rPr>
+          <w:t xml:space="preserve">held-out set</w:t>
+        </w:r>
+      </w:hyperlink>
+      <w:r>
+        <w:t xml:space="preserve"> </w:t>
+      </w:r>
+      <w:r>
+        <w:t xml:space="preserve">of observations indexed by</w:t>
+      </w:r>
+      <w:r>
+        <w:t xml:space="preserve"> </w:t>
+      </w:r>
+      <m:oMath>
+        <m:sSub>
+          <m:e>
+            <m:r>
+              <m:t>I</m:t>
+            </m:r>
+          </m:e>
+          <m:sub>
+            <m:r>
+              <m:rPr>
+                <m:nor/>
+                <m:sty m:val="p"/>
+              </m:rPr>
+              <m:t>val</m:t>
+            </m:r>
+          </m:sub>
+        </m:sSub>
+      </m:oMath>
+      <w:r>
+        <w:t xml:space="preserve">,</w:t>
+      </w:r>
+      <w:r>
+        <w:t xml:space="preserve"> </w:t>
+      </w:r>
+      <w:r>
+        <w:t xml:space="preserve">used for</w:t>
+      </w:r>
+      <w:r>
+        <w:t xml:space="preserve"> </w:t>
+      </w:r>
+      <w:hyperlink w:anchor="def-model-selection">
+        <w:r>
+          <w:rPr>
+            <w:rStyle w:val="Hyperlink"/>
+          </w:rPr>
+          <w:t xml:space="preserve">model selection</w:t>
+        </w:r>
+      </w:hyperlink>
+      <w:r>
+        <w:t xml:space="preserve"> </w:t>
+      </w:r>
+      <w:r>
+        <w:t xml:space="preserve">among candidate</w:t>
+      </w:r>
+      <w:r>
+        <w:t xml:space="preserve"> </w:t>
+      </w:r>
+      <w:hyperlink w:anchor="def-fitted-model">
+        <w:r>
+          <w:rPr>
+            <w:rStyle w:val="Hyperlink"/>
+          </w:rPr>
+          <w:t xml:space="preserve">fitted models</w:t>
+        </w:r>
+      </w:hyperlink>
+      <w:r>
+        <w:t xml:space="preserve"> </w:t>
+      </w:r>
+      <w:r>
+        <w:t xml:space="preserve">fitted to the training set:</w:t>
+      </w:r>
+    </w:p>
+    <w:p>
+      <w:pPr>
+        <w:pStyle w:val="BodyText"/>
+      </w:pPr>
+      <w:bookmarkStart w:id="147" w:name="eq-validation-set"/>
+      <m:oMathPara>
+        <m:oMathParaPr>
+          <m:jc m:val="center"/>
+        </m:oMathParaPr>
+        <m:oMath>
+          <m:r>
+            <m:t>​</m:t>
+          </m:r>
+          <m:d>
+            <m:dPr>
+              <m:begChr m:val="("/>
+              <m:sepChr m:val=""/>
+              <m:endChr m:val=")"/>
+              <m:grow/>
+            </m:dPr>
+            <m:e>
+              <m:r>
+                <m:rPr>
+                  <m:sty m:val="p"/>
+                </m:rPr>
+                <m:t>(</m:t>
+              </m:r>
+              <m:sSub>
+                <m:e>
+                  <m:r>
+                    <m:t>x</m:t>
+                  </m:r>
+                </m:e>
+                <m:sub>
+                  <m:r>
+                    <m:t>i</m:t>
+                  </m:r>
+                </m:sub>
+              </m:sSub>
+              <m:r>
+                <m:rPr>
+                  <m:sty m:val="p"/>
+                </m:rPr>
+                <m:t>,</m:t>
+              </m:r>
+              <m:sSub>
+                <m:e>
+                  <m:r>
+                    <m:t>y</m:t>
+                  </m:r>
+                </m:e>
+                <m:sub>
+                  <m:r>
+                    <m:t>i</m:t>
+                  </m:r>
+                </m:sub>
+              </m:sSub>
+              <m:r>
+                <m:rPr>
+                  <m:sty m:val="p"/>
+                </m:rPr>
+                <m:t>)</m:t>
+              </m:r>
+            </m:e>
+          </m:d>
+          <m:sSub>
+            <m:e>
+              <m:r>
+                <m:t>​</m:t>
+              </m:r>
+            </m:e>
+            <m:sub>
+              <m:r>
+                <m:t>i</m:t>
+              </m:r>
+              <m:r>
+                <m:rPr>
+                  <m:sty m:val="p"/>
+                </m:rPr>
+                <m:t>∈</m:t>
+              </m:r>
+              <m:sSub>
+                <m:e>
+                  <m:r>
+                    <m:t>I</m:t>
+                  </m:r>
+                </m:e>
+                <m:sub>
+                  <m:r>
+                    <m:rPr>
+                      <m:nor/>
+                      <m:sty m:val="p"/>
+                    </m:rPr>
+                    <m:t>val</m:t>
+                  </m:r>
+                </m:sub>
+              </m:sSub>
+            </m:sub>
+          </m:sSub>
+          <m:r>
+            <m:rPr>
+              <m:sty m:val="p"/>
+            </m:rPr>
+            <m:t>.</m:t>
+          </m:r>
+          <m:r>
+            <m:t>  </m:t>
+          </m:r>
+          <m:r>
+            <m:rPr>
+              <m:sty m:val="p"/>
+            </m:rPr>
+            <m:t>(</m:t>
+          </m:r>
+          <m:r>
+            <m:t>28</m:t>
+          </m:r>
+          <m:r>
+            <m:rPr>
+              <m:sty m:val="p"/>
+            </m:rPr>
+            <m:t>)</m:t>
+          </m:r>
+        </m:oMath>
+      </m:oMathPara>
+      <w:bookmarkEnd w:id="147"/>
+    </w:p>
+    <w:bookmarkEnd w:id="148"/>
+    <w:bookmarkStart w:id="150" w:name="def-validation-error"/>
+    <w:p>
+      <w:pPr>
+        <w:pStyle w:val="FirstParagraph"/>
+      </w:pPr>
+      <w:r>
+        <w:rPr>
+          <w:b/>
+          <w:bCs/>
+        </w:rPr>
+        <w:t xml:space="preserve">Definition 34 (Validation error)</w:t>
+      </w:r>
+      <w:r>
+        <w:t xml:space="preserve"> </w:t>
+      </w:r>
+      <w:r>
+        <w:t xml:space="preserve">The</w:t>
+      </w:r>
+      <w:r>
+        <w:t xml:space="preserve"> </w:t>
+      </w:r>
+      <w:r>
+        <w:rPr>
+          <w:b/>
+          <w:bCs/>
+        </w:rPr>
+        <w:t xml:space="preserve">validation error</w:t>
+      </w:r>
+      <w:r>
+        <w:t xml:space="preserve"> </w:t>
+      </w:r>
+      <w:r>
+        <w:t xml:space="preserve">of a</w:t>
+      </w:r>
+      <w:r>
+        <w:t xml:space="preserve"> </w:t>
+      </w:r>
+      <w:hyperlink w:anchor="def-prediction-rule">
+        <w:r>
+          <w:rPr>
+            <w:rStyle w:val="Hyperlink"/>
+          </w:rPr>
+          <w:t xml:space="preserve">prediction rule</w:t>
+        </w:r>
+      </w:hyperlink>
+      <w:r>
+        <w:t xml:space="preserve"> </w:t>
+      </w:r>
+      <m:oMath>
+        <m:acc>
+          <m:accPr>
+            <m:chr m:val="̂"/>
+          </m:accPr>
+          <m:e>
+            <m:r>
+              <m:t>y</m:t>
+            </m:r>
+          </m:e>
+        </m:acc>
+      </m:oMath>
+      <w:r>
+        <w:t xml:space="preserve"> </w:t>
+      </w:r>
+      <w:r>
+        <w:t xml:space="preserve">fitted to a</w:t>
+      </w:r>
+      <w:r>
+        <w:t xml:space="preserve"> </w:t>
+      </w:r>
+      <w:hyperlink w:anchor="def-training-set">
+        <w:r>
+          <w:rPr>
+            <w:rStyle w:val="Hyperlink"/>
+          </w:rPr>
+          <w:t xml:space="preserve">training set</w:t>
+        </w:r>
+      </w:hyperlink>
+      <w:r>
+        <w:t xml:space="preserve"> </w:t>
+      </w:r>
+      <m:oMath>
+        <m:sSub>
+          <m:e>
+            <m:r>
+              <m:rPr>
+                <m:scr m:val="script"/>
+                <m:sty m:val="p"/>
+              </m:rPr>
+              <m:t>D</m:t>
+            </m:r>
+          </m:e>
+          <m:sub>
+            <m:r>
+              <m:rPr>
+                <m:nor/>
+                <m:sty m:val="p"/>
+              </m:rPr>
+              <m:t>train</m:t>
+            </m:r>
+          </m:sub>
+        </m:sSub>
+      </m:oMath>
+      <w:r>
+        <w:t xml:space="preserve"> </w:t>
+      </w:r>
+      <w:r>
+        <w:t xml:space="preserve">is its sample mean</w:t>
+      </w:r>
+      <w:r>
+        <w:t xml:space="preserve"> </w:t>
+      </w:r>
+      <w:hyperlink w:anchor="def-observation-loss">
+        <w:r>
+          <w:rPr>
+            <w:rStyle w:val="Hyperlink"/>
+          </w:rPr>
+          <w:t xml:space="preserve">loss</w:t>
+        </w:r>
+      </w:hyperlink>
+      <w:r>
+        <w:t xml:space="preserve"> </w:t>
+      </w:r>
+      <m:oMath>
+        <m:sSub>
+          <m:e>
+            <m:r>
+              <m:t>ℓ</m:t>
+            </m:r>
+          </m:e>
+          <m:sub>
+            <m:r>
+              <m:t>i</m:t>
+            </m:r>
+          </m:sub>
+        </m:sSub>
+      </m:oMath>
+      <w:r>
+        <w:t xml:space="preserve"> </w:t>
+      </w:r>
+      <w:r>
+        <w:t xml:space="preserve">on the</w:t>
+      </w:r>
+      <w:r>
+        <w:t xml:space="preserve"> </w:t>
+      </w:r>
+      <w:hyperlink w:anchor="def-validation-set">
+        <w:r>
+          <w:rPr>
+            <w:rStyle w:val="Hyperlink"/>
+          </w:rPr>
+          <w:t xml:space="preserve">validation set</w:t>
+        </w:r>
+      </w:hyperlink>
+      <w:r>
+        <w:t xml:space="preserve">, indexed by</w:t>
+      </w:r>
+      <w:r>
+        <w:t xml:space="preserve"> </w:t>
+      </w:r>
+      <m:oMath>
+        <m:sSub>
+          <m:e>
+            <m:r>
+              <m:t>I</m:t>
+            </m:r>
+          </m:e>
+          <m:sub>
+            <m:r>
+              <m:rPr>
+                <m:nor/>
+                <m:sty m:val="p"/>
+              </m:rPr>
+              <m:t>val</m:t>
+            </m:r>
+          </m:sub>
+        </m:sSub>
+      </m:oMath>
+      <w:r>
+        <w:t xml:space="preserve">:</w:t>
+      </w:r>
+    </w:p>
+    <w:p>
+      <w:pPr>
+        <w:pStyle w:val="BodyText"/>
+      </w:pPr>
+      <w:bookmarkStart w:id="149" w:name="eq-validation-error"/>
+      <m:oMathPara>
+        <m:oMathParaPr>
+          <m:jc m:val="center"/>
+        </m:oMathParaPr>
+        <m:oMath>
+          <m:sSub>
+            <m:e>
+              <m:bar>
+                <m:barPr>
+                  <m:pos m:val="top"/>
+                </m:barPr>
+                <m:e>
+                  <m:r>
+                    <m:rPr>
+                      <m:sty m:val="p"/>
+                    </m:rPr>
+                    <m:t>err</m:t>
+                  </m:r>
+                </m:e>
+              </m:bar>
+            </m:e>
+            <m:sub>
+              <m:r>
+                <m:rPr>
+                  <m:nor/>
+                  <m:sty m:val="p"/>
+                </m:rPr>
+                <m:t>val</m:t>
+              </m:r>
+            </m:sub>
+          </m:sSub>
+          <m:limUpp>
+            <m:e>
+              <m:r>
+                <m:rPr>
+                  <m:sty m:val="p"/>
+                </m:rPr>
+                <m:t>=</m:t>
+              </m:r>
+            </m:e>
+            <m:lim>
+              <m:r>
+                <m:rPr>
+                  <m:nor/>
+                  <m:sty m:val="p"/>
+                </m:rPr>
+                <m:t>def</m:t>
+              </m:r>
+            </m:lim>
+          </m:limUpp>
+          <m:f>
+            <m:fPr>
+              <m:type m:val="bar"/>
+            </m:fPr>
+            <m:num>
+              <m:r>
+                <m:t>1</m:t>
+              </m:r>
+            </m:num>
+            <m:den>
+              <m:r>
+                <m:t>​</m:t>
+              </m:r>
+              <m:d>
+                <m:dPr>
+                  <m:begChr m:val="|"/>
+                  <m:sepChr m:val=""/>
+                  <m:endChr m:val="|"/>
+                  <m:grow/>
+                </m:dPr>
+                <m:e>
+                  <m:sSub>
+                    <m:e>
+                      <m:r>
+                        <m:t>I</m:t>
+                      </m:r>
+                    </m:e>
+                    <m:sub>
+                      <m:r>
+                        <m:rPr>
+                          <m:nor/>
+                          <m:sty m:val="p"/>
+                        </m:rPr>
+                        <m:t>val</m:t>
+                      </m:r>
+                    </m:sub>
+                  </m:sSub>
+                </m:e>
+              </m:d>
+              <m:r>
+                <m:t>​</m:t>
+              </m:r>
+            </m:den>
+          </m:f>
+          <m:nary>
+            <m:naryPr>
+              <m:chr m:val="∑"/>
+              <m:limLoc m:val="undOvr"/>
+              <m:subHide m:val="off"/>
+              <m:supHide m:val="on"/>
+            </m:naryPr>
+            <m:sub>
+              <m:r>
+                <m:t>i</m:t>
+              </m:r>
+              <m:r>
+                <m:rPr>
+                  <m:sty m:val="p"/>
+                </m:rPr>
+                <m:t>∈</m:t>
+              </m:r>
+              <m:sSub>
+                <m:e>
+                  <m:r>
+                    <m:t>I</m:t>
+                  </m:r>
+                </m:e>
+                <m:sub>
+                  <m:r>
+                    <m:rPr>
+                      <m:nor/>
+                      <m:sty m:val="p"/>
+                    </m:rPr>
+                    <m:t>val</m:t>
+                  </m:r>
+                </m:sub>
+              </m:sSub>
+            </m:sub>
+            <m:sup>
+              <m:r>
+                <m:t>​</m:t>
+              </m:r>
+            </m:sup>
+            <m:e>
+              <m:sSub>
+                <m:e>
+                  <m:r>
+                    <m:t>ℓ</m:t>
+                  </m:r>
+                </m:e>
+                <m:sub>
+                  <m:r>
+                    <m:t>i</m:t>
+                  </m:r>
+                </m:sub>
+              </m:sSub>
+            </m:e>
+          </m:nary>
+          <m:r>
+            <m:rPr>
+              <m:sty m:val="p"/>
+            </m:rPr>
+            <m:t>.</m:t>
+          </m:r>
+          <m:r>
+            <m:t>  </m:t>
+          </m:r>
+          <m:r>
+            <m:rPr>
+              <m:sty m:val="p"/>
+            </m:rPr>
+            <m:t>(</m:t>
+          </m:r>
+          <m:r>
+            <m:t>29</m:t>
+          </m:r>
+          <m:r>
+            <m:rPr>
+              <m:sty m:val="p"/>
+            </m:rPr>
+            <m:t>)</m:t>
+          </m:r>
+        </m:oMath>
+      </m:oMathPara>
+      <w:bookmarkEnd w:id="149"/>
+    </w:p>
+    <w:bookmarkEnd w:id="150"/>
+    <w:bookmarkStart w:id="152" w:name="def-validation-choice"/>
+    <w:p>
+      <w:pPr>
+        <w:pStyle w:val="FirstParagraph"/>
+      </w:pPr>
+      <w:r>
+        <w:rPr>
+          <w:b/>
+          <w:bCs/>
+        </w:rPr>
+        <w:t xml:space="preserve">Definition 35 (Validation choice)</w:t>
+      </w:r>
+      <w:r>
+        <w:t xml:space="preserve"> </w:t>
+      </w:r>
+      <w:r>
+        <w:t xml:space="preserve">Given candidate</w:t>
       </w:r>
       <w:r>
         <w:t xml:space="preserve"> </w:t>
@@ -36414,124 +37244,390 @@
         <w:t xml:space="preserve"> </w:t>
       </w:r>
       <w:r>
-        <w:t xml:space="preserve">using observations that were</w:t>
-      </w:r>
-      <w:r>
-        <w:t xml:space="preserve"> </w:t>
-      </w:r>
-      <w:hyperlink w:anchor="def-held-out-set">
+        <w:t xml:space="preserve">the</w:t>
+      </w:r>
+      <w:r>
+        <w:t xml:space="preserve"> </w:t>
+      </w:r>
+      <w:r>
+        <w:rPr>
+          <w:b/>
+          <w:bCs/>
+        </w:rPr>
+        <w:t xml:space="preserve">validation choice</w:t>
+      </w:r>
+      <w:r>
+        <w:t xml:space="preserve"> </w:t>
+      </w:r>
+      <m:oMath>
+        <m:acc>
+          <m:accPr>
+            <m:chr m:val="̂"/>
+          </m:accPr>
+          <m:e>
+            <m:r>
+              <m:t>l</m:t>
+            </m:r>
+          </m:e>
+        </m:acc>
+      </m:oMath>
+      <w:r>
+        <w:t xml:space="preserve"> </w:t>
+      </w:r>
+      <w:r>
+        <w:t xml:space="preserve">is the index of the candidate whose</w:t>
+      </w:r>
+      <w:r>
+        <w:t xml:space="preserve"> </w:t>
+      </w:r>
+      <w:hyperlink w:anchor="def-prediction-rule">
         <w:r>
           <w:rPr>
             <w:rStyle w:val="Hyperlink"/>
           </w:rPr>
-          <w:t xml:space="preserve">held out</w:t>
+          <w:t xml:space="preserve">prediction rule</w:t>
         </w:r>
       </w:hyperlink>
       <w:r>
-        <w:t xml:space="preserve"> </w:t>
-      </w:r>
-      <w:r>
-        <w:t xml:space="preserve">from fitting.</w:t>
+        <w:t xml:space="preserve">,</w:t>
+      </w:r>
+      <w:r>
+        <w:t xml:space="preserve"> </w:t>
+      </w:r>
+      <w:r>
+        <w:t xml:space="preserve">fitted to the training set</w:t>
+      </w:r>
+      <w:r>
+        <w:t xml:space="preserve"> </w:t>
+      </w:r>
+      <m:oMath>
+        <m:sSub>
+          <m:e>
+            <m:r>
+              <m:rPr>
+                <m:scr m:val="script"/>
+                <m:sty m:val="p"/>
+              </m:rPr>
+              <m:t>D</m:t>
+            </m:r>
+          </m:e>
+          <m:sub>
+            <m:r>
+              <m:rPr>
+                <m:nor/>
+                <m:sty m:val="p"/>
+              </m:rPr>
+              <m:t>train</m:t>
+            </m:r>
+          </m:sub>
+        </m:sSub>
+      </m:oMath>
+      <w:r>
+        <w:t xml:space="preserve">,</w:t>
+      </w:r>
+      <w:r>
+        <w:t xml:space="preserve"> </w:t>
+      </w:r>
+      <w:r>
+        <w:t xml:space="preserve">has the smallest</w:t>
+      </w:r>
+      <w:r>
+        <w:t xml:space="preserve"> </w:t>
+      </w:r>
+      <w:hyperlink w:anchor="def-validation-error">
+        <w:r>
+          <w:rPr>
+            <w:rStyle w:val="Hyperlink"/>
+          </w:rPr>
+          <w:t xml:space="preserve">validation error</w:t>
+        </w:r>
+      </w:hyperlink>
+      <w:r>
+        <w:t xml:space="preserve">:</w:t>
       </w:r>
     </w:p>
-    <w:bookmarkEnd w:id="145"/>
-    <w:bookmarkStart w:id="146" w:name="exm-model-selection"/>
     <w:p>
       <w:pPr>
         <w:pStyle w:val="BodyText"/>
       </w:pPr>
-      <w:r>
-        <w:rPr>
-          <w:b/>
-          <w:bCs/>
-        </w:rPr>
-        <w:t xml:space="preserve">Example 17 (Choosing a polynomial degree)</w:t>
-      </w:r>
-      <w:r>
-        <w:t xml:space="preserve"> </w:t>
-      </w:r>
-      <w:r>
-        <w:t xml:space="preserve">In</w:t>
-      </w:r>
-      <w:r>
-        <w:t xml:space="preserve"> </w:t>
-      </w:r>
-      <w:hyperlink w:anchor="exm-tuning-parameter">
-        <w:r>
-          <w:rPr>
-            <w:rStyle w:val="Hyperlink"/>
-          </w:rPr>
-          <w:t xml:space="preserve">Example 16</w:t>
-        </w:r>
-      </w:hyperlink>
-      <w:r>
-        <w:t xml:space="preserve">,</w:t>
-      </w:r>
-      <w:r>
-        <w:t xml:space="preserve"> </w:t>
-      </w:r>
-      <w:r>
-        <w:t xml:space="preserve">the candidates are least-squares polynomial fits of degree</w:t>
-      </w:r>
-      <w:r>
-        <w:t xml:space="preserve"> </w:t>
-      </w:r>
-      <m:oMath>
-        <m:r>
-          <m:t>1</m:t>
-        </m:r>
-        <m:r>
-          <m:rPr>
-            <m:sty m:val="p"/>
-          </m:rPr>
-          <m:t>,</m:t>
-        </m:r>
-        <m:r>
-          <m:t>2</m:t>
-        </m:r>
-        <m:r>
-          <m:rPr>
-            <m:sty m:val="p"/>
-          </m:rPr>
-          <m:t>,</m:t>
-        </m:r>
-        <m:r>
-          <m:t>3</m:t>
-        </m:r>
-        <m:r>
-          <m:rPr>
-            <m:sty m:val="p"/>
-          </m:rPr>
-          <m:t>,</m:t>
-        </m:r>
-        <m:r>
-          <m:t>4</m:t>
-        </m:r>
-      </m:oMath>
-      <w:r>
-        <w:t xml:space="preserve"> </w:t>
-      </w:r>
-      <w:r>
-        <w:t xml:space="preserve">to the training cars.</w:t>
-      </w:r>
-      <w:r>
-        <w:t xml:space="preserve"> </w:t>
-      </w:r>
-      <w:r>
-        <w:t xml:space="preserve">Choosing among these four degrees is model selection,</w:t>
-      </w:r>
-      <w:r>
-        <w:t xml:space="preserve"> </w:t>
-      </w:r>
-      <w:r>
-        <w:t xml:space="preserve">and the observations it uses are cars held out from fitting.</w:t>
-      </w:r>
+      <w:bookmarkStart w:id="151" w:name="eq-validation-choice"/>
+      <m:oMathPara>
+        <m:oMathParaPr>
+          <m:jc m:val="center"/>
+        </m:oMathParaPr>
+        <m:oMath>
+          <m:acc>
+            <m:accPr>
+              <m:chr m:val="̂"/>
+            </m:accPr>
+            <m:e>
+              <m:r>
+                <m:t>l</m:t>
+              </m:r>
+            </m:e>
+          </m:acc>
+          <m:limUpp>
+            <m:e>
+              <m:r>
+                <m:rPr>
+                  <m:sty m:val="p"/>
+                </m:rPr>
+                <m:t>=</m:t>
+              </m:r>
+            </m:e>
+            <m:lim>
+              <m:r>
+                <m:rPr>
+                  <m:nor/>
+                  <m:sty m:val="p"/>
+                </m:rPr>
+                <m:t>def</m:t>
+              </m:r>
+            </m:lim>
+          </m:limUpp>
+          <m:r>
+            <m:rPr>
+              <m:sty m:val="p"/>
+            </m:rPr>
+            <m:t>arg</m:t>
+          </m:r>
+          <m:limLow>
+            <m:e>
+              <m:r>
+                <m:rPr>
+                  <m:sty m:val="p"/>
+                </m:rPr>
+                <m:t>min</m:t>
+              </m:r>
+            </m:e>
+            <m:lim>
+              <m:r>
+                <m:t>l</m:t>
+              </m:r>
+            </m:lim>
+          </m:limLow>
+          <m:f>
+            <m:fPr>
+              <m:type m:val="bar"/>
+            </m:fPr>
+            <m:num>
+              <m:r>
+                <m:t>1</m:t>
+              </m:r>
+            </m:num>
+            <m:den>
+              <m:r>
+                <m:t>​</m:t>
+              </m:r>
+              <m:d>
+                <m:dPr>
+                  <m:begChr m:val="|"/>
+                  <m:sepChr m:val=""/>
+                  <m:endChr m:val="|"/>
+                  <m:grow/>
+                </m:dPr>
+                <m:e>
+                  <m:sSub>
+                    <m:e>
+                      <m:r>
+                        <m:t>I</m:t>
+                      </m:r>
+                    </m:e>
+                    <m:sub>
+                      <m:r>
+                        <m:rPr>
+                          <m:nor/>
+                          <m:sty m:val="p"/>
+                        </m:rPr>
+                        <m:t>val</m:t>
+                      </m:r>
+                    </m:sub>
+                  </m:sSub>
+                </m:e>
+              </m:d>
+              <m:r>
+                <m:t>​</m:t>
+              </m:r>
+            </m:den>
+          </m:f>
+          <m:nary>
+            <m:naryPr>
+              <m:chr m:val="∑"/>
+              <m:limLoc m:val="undOvr"/>
+              <m:subHide m:val="off"/>
+              <m:supHide m:val="on"/>
+            </m:naryPr>
+            <m:sub>
+              <m:r>
+                <m:t>i</m:t>
+              </m:r>
+              <m:r>
+                <m:rPr>
+                  <m:sty m:val="p"/>
+                </m:rPr>
+                <m:t>∈</m:t>
+              </m:r>
+              <m:sSub>
+                <m:e>
+                  <m:r>
+                    <m:t>I</m:t>
+                  </m:r>
+                </m:e>
+                <m:sub>
+                  <m:r>
+                    <m:rPr>
+                      <m:nor/>
+                      <m:sty m:val="p"/>
+                    </m:rPr>
+                    <m:t>val</m:t>
+                  </m:r>
+                </m:sub>
+              </m:sSub>
+            </m:sub>
+            <m:sup>
+              <m:r>
+                <m:t>​</m:t>
+              </m:r>
+            </m:sup>
+            <m:e>
+              <m:r>
+                <m:t>L</m:t>
+              </m:r>
+            </m:e>
+          </m:nary>
+          <m:r>
+            <m:t>​</m:t>
+          </m:r>
+          <m:d>
+            <m:dPr>
+              <m:begChr m:val="("/>
+              <m:sepChr m:val=""/>
+              <m:endChr m:val=")"/>
+              <m:grow/>
+            </m:dPr>
+            <m:e>
+              <m:sSub>
+                <m:e>
+                  <m:r>
+                    <m:t>y</m:t>
+                  </m:r>
+                </m:e>
+                <m:sub>
+                  <m:r>
+                    <m:t>i</m:t>
+                  </m:r>
+                </m:sub>
+              </m:sSub>
+              <m:r>
+                <m:rPr>
+                  <m:sty m:val="p"/>
+                </m:rPr>
+                <m:t>,</m:t>
+              </m:r>
+              <m:sSub>
+                <m:e>
+                  <m:r>
+                    <m:t>g</m:t>
+                  </m:r>
+                </m:e>
+                <m:sub>
+                  <m:r>
+                    <m:t>l</m:t>
+                  </m:r>
+                </m:sub>
+              </m:sSub>
+              <m:r>
+                <m:t>​</m:t>
+              </m:r>
+              <m:d>
+                <m:dPr>
+                  <m:begChr m:val="("/>
+                  <m:sepChr m:val=""/>
+                  <m:endChr m:val=")"/>
+                  <m:grow/>
+                </m:dPr>
+                <m:e>
+                  <m:sSub>
+                    <m:e>
+                      <m:r>
+                        <m:t>x</m:t>
+                      </m:r>
+                    </m:e>
+                    <m:sub>
+                      <m:r>
+                        <m:t>i</m:t>
+                      </m:r>
+                    </m:sub>
+                  </m:sSub>
+                  <m:r>
+                    <m:rPr>
+                      <m:sty m:val="p"/>
+                    </m:rPr>
+                    <m:t>;</m:t>
+                  </m:r>
+                  <m:sSub>
+                    <m:e>
+                      <m:r>
+                        <m:rPr>
+                          <m:scr m:val="script"/>
+                          <m:sty m:val="p"/>
+                        </m:rPr>
+                        <m:t>D</m:t>
+                      </m:r>
+                    </m:e>
+                    <m:sub>
+                      <m:r>
+                        <m:rPr>
+                          <m:nor/>
+                          <m:sty m:val="p"/>
+                        </m:rPr>
+                        <m:t>train</m:t>
+                      </m:r>
+                    </m:sub>
+                  </m:sSub>
+                </m:e>
+              </m:d>
+              <m:r>
+                <m:t>​</m:t>
+              </m:r>
+            </m:e>
+          </m:d>
+          <m:r>
+            <m:t>​</m:t>
+          </m:r>
+          <m:r>
+            <m:rPr>
+              <m:sty m:val="p"/>
+            </m:rPr>
+            <m:t>.</m:t>
+          </m:r>
+          <m:r>
+            <m:t>  </m:t>
+          </m:r>
+          <m:r>
+            <m:rPr>
+              <m:sty m:val="p"/>
+            </m:rPr>
+            <m:t>(</m:t>
+          </m:r>
+          <m:r>
+            <m:t>30</m:t>
+          </m:r>
+          <m:r>
+            <m:rPr>
+              <m:sty m:val="p"/>
+            </m:rPr>
+            <m:t>)</m:t>
+          </m:r>
+        </m:oMath>
+      </m:oMathPara>
+      <w:bookmarkEnd w:id="151"/>
     </w:p>
-    <w:bookmarkEnd w:id="146"/>
-    <w:bookmarkStart w:id="148" w:name="def-validation-set"/>
+    <w:bookmarkEnd w:id="152"/>
+    <w:bookmarkStart w:id="154" w:name="def-test-set"/>
     <w:p>
       <w:pPr>
-        <w:pStyle w:val="BodyText"/>
+        <w:pStyle w:val="FirstParagraph"/>
       </w:pPr>
       <w:del w:id="163" w:author="PR Preview" w:date="2026-01-01T00:00:00Z">
         <w:r>
@@ -36539,7 +37635,7 @@
             <w:b/>
             <w:bCs/>
           </w:rPr>
-          <w:delText xml:space="preserve">Definition 33 (Validation set)</w:delText>
+          <w:delText xml:space="preserve">Definition 36 (Test set)</w:delText>
         </w:r>
       </w:del>
       <w:del w:id="164" w:author="PR Preview" w:date="2026-01-01T00:00:00Z">
@@ -36563,7 +37659,7 @@
             <w:b/>
             <w:bCs/>
           </w:rPr>
-          <w:delText xml:space="preserve">validation set</w:delText>
+          <w:delText xml:space="preserve">test set</w:delText>
         </w:r>
       </w:del>
       <w:del w:id="168" w:author="PR Preview" w:date="2026-01-01T00:00:00Z">
@@ -36644,7 +37740,7 @@
                 <m:nor/>
                 <m:sty m:val="p"/>
               </m:rPr>
-              <m:t>val</m:t>
+              <m:t>test</m:t>
             </m:r>
           </m:sub>
         </m:sSub>
@@ -36661,7 +37757,7 @@
       </w:del>
       <w:del w:id="181" w:author="PR Preview" w:date="2026-01-01T00:00:00Z">
         <w:r>
-          <w:delText xml:space="preserve">used to choose among candidate</w:delText>
+          <w:delText xml:space="preserve">on which the rule of the</w:delText>
         </w:r>
       </w:del>
       <w:del w:id="182" w:author="PR Preview" w:date="2026-01-01T00:00:00Z">
@@ -36669,1285 +37765,8 @@
           <w:delText xml:space="preserve"> </w:delText>
         </w:r>
       </w:del>
-      <w:hyperlink w:anchor="def-fitting-procedure">
+      <w:hyperlink w:anchor="def-validation-choice">
         <w:del w:id="183" w:author="PR Preview" w:date="2026-01-01T00:00:00Z">
-          <w:r>
-            <w:rPr>
-              <w:rStyle w:val="Hyperlink"/>
-            </w:rPr>
-            <w:delText xml:space="preserve">fitting procedures</w:delText>
-          </w:r>
-        </w:del>
-      </w:hyperlink>
-      <w:del w:id="184" w:author="PR Preview" w:date="2026-01-01T00:00:00Z">
-        <w:r>
-          <w:delText xml:space="preserve"> </w:delText>
-        </w:r>
-      </w:del>
-      <w:del w:id="185" w:author="PR Preview" w:date="2026-01-01T00:00:00Z">
-        <w:r>
-          <w:delText xml:space="preserve">fitted to the training set:</w:delText>
-        </w:r>
-      </w:del>
-    </w:p>
-    <w:p>
-      <w:pPr>
-        <w:pStyle w:val="BodyText"/>
-      </w:pPr>
-      <w:ins w:id="186" w:author="PR Preview" w:date="2026-01-01T00:00:00Z">
-        <w:r>
-          <w:rPr>
-            <w:b/>
-            <w:bCs/>
-          </w:rPr>
-          <w:t xml:space="preserve">Definition 33 (Validation set)</w:t>
-        </w:r>
-      </w:ins>
-      <w:ins w:id="187" w:author="PR Preview" w:date="2026-01-01T00:00:00Z">
-        <w:r>
-          <w:t xml:space="preserve"> </w:t>
-        </w:r>
-      </w:ins>
-      <w:ins w:id="188" w:author="PR Preview" w:date="2026-01-01T00:00:00Z">
-        <w:r>
-          <w:t xml:space="preserve">The</w:t>
-        </w:r>
-      </w:ins>
-      <w:ins w:id="189" w:author="PR Preview" w:date="2026-01-01T00:00:00Z">
-        <w:r>
-          <w:t xml:space="preserve"> </w:t>
-        </w:r>
-      </w:ins>
-      <w:ins w:id="190" w:author="PR Preview" w:date="2026-01-01T00:00:00Z">
-        <w:r>
-          <w:rPr>
-            <w:b/>
-            <w:bCs/>
-          </w:rPr>
-          <w:t xml:space="preserve">validation set</w:t>
-        </w:r>
-      </w:ins>
-      <w:ins w:id="191" w:author="PR Preview" w:date="2026-01-01T00:00:00Z">
-        <w:r>
-          <w:t xml:space="preserve"> </w:t>
-        </w:r>
-      </w:ins>
-      <w:ins w:id="192" w:author="PR Preview" w:date="2026-01-01T00:00:00Z">
-        <w:r>
-          <w:t xml:space="preserve">of a</w:t>
-        </w:r>
-      </w:ins>
-      <w:ins w:id="193" w:author="PR Preview" w:date="2026-01-01T00:00:00Z">
-        <w:r>
-          <w:t xml:space="preserve"> </w:t>
-        </w:r>
-      </w:ins>
-      <w:hyperlink w:anchor="def-data-splits">
-        <w:ins w:id="194" w:author="PR Preview" w:date="2026-01-01T00:00:00Z">
-          <w:r>
-            <w:rPr>
-              <w:rStyle w:val="Hyperlink"/>
-            </w:rPr>
-            <w:t xml:space="preserve">training/validation/test split</w:t>
-          </w:r>
-        </w:ins>
-      </w:hyperlink>
-      <w:ins w:id="195" w:author="PR Preview" w:date="2026-01-01T00:00:00Z">
-        <w:r>
-          <w:t xml:space="preserve"> </w:t>
-        </w:r>
-      </w:ins>
-      <w:ins w:id="196" w:author="PR Preview" w:date="2026-01-01T00:00:00Z">
-        <w:r>
-          <w:t xml:space="preserve">is the</w:t>
-        </w:r>
-      </w:ins>
-      <w:ins w:id="197" w:author="PR Preview" w:date="2026-01-01T00:00:00Z">
-        <w:r>
-          <w:t xml:space="preserve"> </w:t>
-        </w:r>
-      </w:ins>
-      <w:hyperlink w:anchor="def-held-out-set">
-        <w:ins w:id="198" w:author="PR Preview" w:date="2026-01-01T00:00:00Z">
-          <w:r>
-            <w:rPr>
-              <w:rStyle w:val="Hyperlink"/>
-            </w:rPr>
-            <w:t xml:space="preserve">held-out set</w:t>
-          </w:r>
-        </w:ins>
-      </w:hyperlink>
-      <w:ins w:id="199" w:author="PR Preview" w:date="2026-01-01T00:00:00Z">
-        <w:r>
-          <w:t xml:space="preserve"> </w:t>
-        </w:r>
-      </w:ins>
-      <w:ins w:id="200" w:author="PR Preview" w:date="2026-01-01T00:00:00Z">
-        <w:r>
-          <w:t xml:space="preserve">of observations indexed by</w:t>
-        </w:r>
-      </w:ins>
-      <w:ins w:id="201" w:author="PR Preview" w:date="2026-01-01T00:00:00Z">
-        <w:r>
-          <w:t xml:space="preserve"> </w:t>
-        </w:r>
-      </w:ins>
-      <m:oMath>
-        <m:sSub>
-          <m:e>
-            <m:r>
-              <m:t>I</m:t>
-            </m:r>
-          </m:e>
-          <m:sub>
-            <m:r>
-              <m:rPr>
-                <m:nor/>
-                <m:sty m:val="p"/>
-              </m:rPr>
-              <m:t>val</m:t>
-            </m:r>
-          </m:sub>
-        </m:sSub>
-      </m:oMath>
-      <w:ins w:id="202" w:author="PR Preview" w:date="2026-01-01T00:00:00Z">
-        <w:r>
-          <w:t xml:space="preserve">,</w:t>
-        </w:r>
-      </w:ins>
-      <w:ins w:id="203" w:author="PR Preview" w:date="2026-01-01T00:00:00Z">
-        <w:r>
-          <w:t xml:space="preserve"> </w:t>
-        </w:r>
-      </w:ins>
-      <w:ins w:id="204" w:author="PR Preview" w:date="2026-01-01T00:00:00Z">
-        <w:r>
-          <w:t xml:space="preserve">used to choose among candidate</w:t>
-        </w:r>
-      </w:ins>
-      <w:ins w:id="205" w:author="PR Preview" w:date="2026-01-01T00:00:00Z">
-        <w:r>
-          <w:t xml:space="preserve"> </w:t>
-        </w:r>
-      </w:ins>
-      <w:hyperlink w:anchor="def-fitted-model">
-        <w:ins w:id="206" w:author="PR Preview" w:date="2026-01-01T00:00:00Z">
-          <w:r>
-            <w:rPr>
-              <w:rStyle w:val="Hyperlink"/>
-            </w:rPr>
-            <w:t xml:space="preserve">fitted models</w:t>
-          </w:r>
-        </w:ins>
-      </w:hyperlink>
-      <w:ins w:id="207" w:author="PR Preview" w:date="2026-01-01T00:00:00Z">
-        <w:r>
-          <w:t xml:space="preserve"> </w:t>
-        </w:r>
-      </w:ins>
-      <w:ins w:id="208" w:author="PR Preview" w:date="2026-01-01T00:00:00Z">
-        <w:r>
-          <w:t xml:space="preserve">fitted to the training set:</w:t>
-        </w:r>
-      </w:ins>
-    </w:p>
-    <w:p>
-      <w:pPr>
-        <w:pStyle w:val="BodyText"/>
-      </w:pPr>
-      <w:bookmarkStart w:id="147" w:name="eq-validation-set"/>
-      <m:oMathPara>
-        <m:oMathParaPr>
-          <m:jc m:val="center"/>
-        </m:oMathParaPr>
-        <m:oMath>
-          <m:r>
-            <m:t>​</m:t>
-          </m:r>
-          <m:d>
-            <m:dPr>
-              <m:begChr m:val="("/>
-              <m:sepChr m:val=""/>
-              <m:endChr m:val=")"/>
-              <m:grow/>
-            </m:dPr>
-            <m:e>
-              <m:r>
-                <m:rPr>
-                  <m:sty m:val="p"/>
-                </m:rPr>
-                <m:t>(</m:t>
-              </m:r>
-              <m:sSub>
-                <m:e>
-                  <m:r>
-                    <m:t>x</m:t>
-                  </m:r>
-                </m:e>
-                <m:sub>
-                  <m:r>
-                    <m:t>i</m:t>
-                  </m:r>
-                </m:sub>
-              </m:sSub>
-              <m:r>
-                <m:rPr>
-                  <m:sty m:val="p"/>
-                </m:rPr>
-                <m:t>,</m:t>
-              </m:r>
-              <m:sSub>
-                <m:e>
-                  <m:r>
-                    <m:t>y</m:t>
-                  </m:r>
-                </m:e>
-                <m:sub>
-                  <m:r>
-                    <m:t>i</m:t>
-                  </m:r>
-                </m:sub>
-              </m:sSub>
-              <m:r>
-                <m:rPr>
-                  <m:sty m:val="p"/>
-                </m:rPr>
-                <m:t>)</m:t>
-              </m:r>
-            </m:e>
-          </m:d>
-          <m:sSub>
-            <m:e>
-              <m:r>
-                <m:t>​</m:t>
-              </m:r>
-            </m:e>
-            <m:sub>
-              <m:r>
-                <m:t>i</m:t>
-              </m:r>
-              <m:r>
-                <m:rPr>
-                  <m:sty m:val="p"/>
-                </m:rPr>
-                <m:t>∈</m:t>
-              </m:r>
-              <m:sSub>
-                <m:e>
-                  <m:r>
-                    <m:t>I</m:t>
-                  </m:r>
-                </m:e>
-                <m:sub>
-                  <m:r>
-                    <m:rPr>
-                      <m:nor/>
-                      <m:sty m:val="p"/>
-                    </m:rPr>
-                    <m:t>val</m:t>
-                  </m:r>
-                </m:sub>
-              </m:sSub>
-            </m:sub>
-          </m:sSub>
-          <m:r>
-            <m:rPr>
-              <m:sty m:val="p"/>
-            </m:rPr>
-            <m:t>.</m:t>
-          </m:r>
-          <m:r>
-            <m:t>  </m:t>
-          </m:r>
-          <m:r>
-            <m:rPr>
-              <m:sty m:val="p"/>
-            </m:rPr>
-            <m:t>(</m:t>
-          </m:r>
-          <m:r>
-            <m:t>28</m:t>
-          </m:r>
-          <m:r>
-            <m:rPr>
-              <m:sty m:val="p"/>
-            </m:rPr>
-            <m:t>)</m:t>
-          </m:r>
-        </m:oMath>
-      </m:oMathPara>
-      <w:bookmarkEnd w:id="147"/>
-    </w:p>
-    <w:bookmarkEnd w:id="148"/>
-    <w:bookmarkStart w:id="150" w:name="def-validation-error"/>
-    <w:p>
-      <w:pPr>
-        <w:pStyle w:val="FirstParagraph"/>
-      </w:pPr>
-      <w:r>
-        <w:rPr>
-          <w:b/>
-          <w:bCs/>
-        </w:rPr>
-        <w:t xml:space="preserve">Definition 34 (Validation error)</w:t>
-      </w:r>
-      <w:r>
-        <w:t xml:space="preserve"> </w:t>
-      </w:r>
-      <w:r>
-        <w:t xml:space="preserve">The</w:t>
-      </w:r>
-      <w:r>
-        <w:t xml:space="preserve"> </w:t>
-      </w:r>
-      <w:r>
-        <w:rPr>
-          <w:b/>
-          <w:bCs/>
-        </w:rPr>
-        <w:t xml:space="preserve">validation error</w:t>
-      </w:r>
-      <w:r>
-        <w:t xml:space="preserve"> </w:t>
-      </w:r>
-      <w:r>
-        <w:t xml:space="preserve">of a</w:t>
-      </w:r>
-      <w:r>
-        <w:t xml:space="preserve"> </w:t>
-      </w:r>
-      <w:hyperlink w:anchor="def-prediction-rule">
-        <w:r>
-          <w:rPr>
-            <w:rStyle w:val="Hyperlink"/>
-          </w:rPr>
-          <w:t xml:space="preserve">prediction rule</w:t>
-        </w:r>
-      </w:hyperlink>
-      <w:r>
-        <w:t xml:space="preserve"> </w:t>
-      </w:r>
-      <m:oMath>
-        <m:acc>
-          <m:accPr>
-            <m:chr m:val="̂"/>
-          </m:accPr>
-          <m:e>
-            <m:r>
-              <m:t>y</m:t>
-            </m:r>
-          </m:e>
-        </m:acc>
-      </m:oMath>
-      <w:r>
-        <w:t xml:space="preserve"> </w:t>
-      </w:r>
-      <w:r>
-        <w:t xml:space="preserve">fitted to a</w:t>
-      </w:r>
-      <w:r>
-        <w:t xml:space="preserve"> </w:t>
-      </w:r>
-      <w:hyperlink w:anchor="def-training-set">
-        <w:r>
-          <w:rPr>
-            <w:rStyle w:val="Hyperlink"/>
-          </w:rPr>
-          <w:t xml:space="preserve">training set</w:t>
-        </w:r>
-      </w:hyperlink>
-      <w:r>
-        <w:t xml:space="preserve"> </w:t>
-      </w:r>
-      <m:oMath>
-        <m:sSub>
-          <m:e>
-            <m:r>
-              <m:rPr>
-                <m:scr m:val="script"/>
-                <m:sty m:val="p"/>
-              </m:rPr>
-              <m:t>D</m:t>
-            </m:r>
-          </m:e>
-          <m:sub>
-            <m:r>
-              <m:rPr>
-                <m:nor/>
-                <m:sty m:val="p"/>
-              </m:rPr>
-              <m:t>train</m:t>
-            </m:r>
-          </m:sub>
-        </m:sSub>
-      </m:oMath>
-      <w:r>
-        <w:t xml:space="preserve"> </w:t>
-      </w:r>
-      <w:r>
-        <w:t xml:space="preserve">is its sample mean</w:t>
-      </w:r>
-      <w:r>
-        <w:t xml:space="preserve"> </w:t>
-      </w:r>
-      <w:hyperlink w:anchor="def-observation-loss">
-        <w:r>
-          <w:rPr>
-            <w:rStyle w:val="Hyperlink"/>
-          </w:rPr>
-          <w:t xml:space="preserve">loss</w:t>
-        </w:r>
-      </w:hyperlink>
-      <w:r>
-        <w:t xml:space="preserve"> </w:t>
-      </w:r>
-      <m:oMath>
-        <m:sSub>
-          <m:e>
-            <m:r>
-              <m:t>ℓ</m:t>
-            </m:r>
-          </m:e>
-          <m:sub>
-            <m:r>
-              <m:t>i</m:t>
-            </m:r>
-          </m:sub>
-        </m:sSub>
-      </m:oMath>
-      <w:r>
-        <w:t xml:space="preserve"> </w:t>
-      </w:r>
-      <w:r>
-        <w:t xml:space="preserve">on the</w:t>
-      </w:r>
-      <w:r>
-        <w:t xml:space="preserve"> </w:t>
-      </w:r>
-      <w:hyperlink w:anchor="def-validation-set">
-        <w:r>
-          <w:rPr>
-            <w:rStyle w:val="Hyperlink"/>
-          </w:rPr>
-          <w:t xml:space="preserve">validation set</w:t>
-        </w:r>
-      </w:hyperlink>
-      <w:r>
-        <w:t xml:space="preserve">, indexed by</w:t>
-      </w:r>
-      <w:r>
-        <w:t xml:space="preserve"> </w:t>
-      </w:r>
-      <m:oMath>
-        <m:sSub>
-          <m:e>
-            <m:r>
-              <m:t>I</m:t>
-            </m:r>
-          </m:e>
-          <m:sub>
-            <m:r>
-              <m:rPr>
-                <m:nor/>
-                <m:sty m:val="p"/>
-              </m:rPr>
-              <m:t>val</m:t>
-            </m:r>
-          </m:sub>
-        </m:sSub>
-      </m:oMath>
-      <w:r>
-        <w:t xml:space="preserve">:</w:t>
-      </w:r>
-    </w:p>
-    <w:p>
-      <w:pPr>
-        <w:pStyle w:val="BodyText"/>
-      </w:pPr>
-      <w:bookmarkStart w:id="149" w:name="eq-validation-error"/>
-      <m:oMathPara>
-        <m:oMathParaPr>
-          <m:jc m:val="center"/>
-        </m:oMathParaPr>
-        <m:oMath>
-          <m:sSub>
-            <m:e>
-              <m:bar>
-                <m:barPr>
-                  <m:pos m:val="top"/>
-                </m:barPr>
-                <m:e>
-                  <m:r>
-                    <m:rPr>
-                      <m:sty m:val="p"/>
-                    </m:rPr>
-                    <m:t>err</m:t>
-                  </m:r>
-                </m:e>
-              </m:bar>
-            </m:e>
-            <m:sub>
-              <m:r>
-                <m:rPr>
-                  <m:nor/>
-                  <m:sty m:val="p"/>
-                </m:rPr>
-                <m:t>val</m:t>
-              </m:r>
-            </m:sub>
-          </m:sSub>
-          <m:limUpp>
-            <m:e>
-              <m:r>
-                <m:rPr>
-                  <m:sty m:val="p"/>
-                </m:rPr>
-                <m:t>=</m:t>
-              </m:r>
-            </m:e>
-            <m:lim>
-              <m:r>
-                <m:rPr>
-                  <m:nor/>
-                  <m:sty m:val="p"/>
-                </m:rPr>
-                <m:t>def</m:t>
-              </m:r>
-            </m:lim>
-          </m:limUpp>
-          <m:f>
-            <m:fPr>
-              <m:type m:val="bar"/>
-            </m:fPr>
-            <m:num>
-              <m:r>
-                <m:t>1</m:t>
-              </m:r>
-            </m:num>
-            <m:den>
-              <m:r>
-                <m:t>​</m:t>
-              </m:r>
-              <m:d>
-                <m:dPr>
-                  <m:begChr m:val="|"/>
-                  <m:sepChr m:val=""/>
-                  <m:endChr m:val="|"/>
-                  <m:grow/>
-                </m:dPr>
-                <m:e>
-                  <m:sSub>
-                    <m:e>
-                      <m:r>
-                        <m:t>I</m:t>
-                      </m:r>
-                    </m:e>
-                    <m:sub>
-                      <m:r>
-                        <m:rPr>
-                          <m:nor/>
-                          <m:sty m:val="p"/>
-                        </m:rPr>
-                        <m:t>val</m:t>
-                      </m:r>
-                    </m:sub>
-                  </m:sSub>
-                </m:e>
-              </m:d>
-              <m:r>
-                <m:t>​</m:t>
-              </m:r>
-            </m:den>
-          </m:f>
-          <m:nary>
-            <m:naryPr>
-              <m:chr m:val="∑"/>
-              <m:limLoc m:val="undOvr"/>
-              <m:subHide m:val="off"/>
-              <m:supHide m:val="on"/>
-            </m:naryPr>
-            <m:sub>
-              <m:r>
-                <m:t>i</m:t>
-              </m:r>
-              <m:r>
-                <m:rPr>
-                  <m:sty m:val="p"/>
-                </m:rPr>
-                <m:t>∈</m:t>
-              </m:r>
-              <m:sSub>
-                <m:e>
-                  <m:r>
-                    <m:t>I</m:t>
-                  </m:r>
-                </m:e>
-                <m:sub>
-                  <m:r>
-                    <m:rPr>
-                      <m:nor/>
-                      <m:sty m:val="p"/>
-                    </m:rPr>
-                    <m:t>val</m:t>
-                  </m:r>
-                </m:sub>
-              </m:sSub>
-            </m:sub>
-            <m:sup>
-              <m:r>
-                <m:t>​</m:t>
-              </m:r>
-            </m:sup>
-            <m:e>
-              <m:sSub>
-                <m:e>
-                  <m:r>
-                    <m:t>ℓ</m:t>
-                  </m:r>
-                </m:e>
-                <m:sub>
-                  <m:r>
-                    <m:t>i</m:t>
-                  </m:r>
-                </m:sub>
-              </m:sSub>
-            </m:e>
-          </m:nary>
-          <m:r>
-            <m:rPr>
-              <m:sty m:val="p"/>
-            </m:rPr>
-            <m:t>.</m:t>
-          </m:r>
-          <m:r>
-            <m:t>  </m:t>
-          </m:r>
-          <m:r>
-            <m:rPr>
-              <m:sty m:val="p"/>
-            </m:rPr>
-            <m:t>(</m:t>
-          </m:r>
-          <m:r>
-            <m:t>29</m:t>
-          </m:r>
-          <m:r>
-            <m:rPr>
-              <m:sty m:val="p"/>
-            </m:rPr>
-            <m:t>)</m:t>
-          </m:r>
-        </m:oMath>
-      </m:oMathPara>
-      <w:bookmarkEnd w:id="149"/>
-    </w:p>
-    <w:bookmarkEnd w:id="150"/>
-    <w:bookmarkStart w:id="152" w:name="def-validation-choice"/>
-    <w:p>
-      <w:pPr>
-        <w:pStyle w:val="FirstParagraph"/>
-      </w:pPr>
-      <w:r>
-        <w:rPr>
-          <w:b/>
-          <w:bCs/>
-        </w:rPr>
-        <w:t xml:space="preserve">Definition 35 (Validation choice)</w:t>
-      </w:r>
-      <w:r>
-        <w:t xml:space="preserve"> </w:t>
-      </w:r>
-      <w:r>
-        <w:t xml:space="preserve">Given candidate</w:t>
-      </w:r>
-      <w:r>
-        <w:t xml:space="preserve"> </w:t>
-      </w:r>
-      <w:hyperlink w:anchor="def-fitting-procedure">
-        <w:r>
-          <w:rPr>
-            <w:rStyle w:val="Hyperlink"/>
-          </w:rPr>
-          <w:t xml:space="preserve">fitting procedures</w:t>
-        </w:r>
-      </w:hyperlink>
-      <w:r>
-        <w:t xml:space="preserve"> </w:t>
-      </w:r>
-      <m:oMath>
-        <m:sSub>
-          <m:e>
-            <m:r>
-              <m:t>g</m:t>
-            </m:r>
-          </m:e>
-          <m:sub>
-            <m:r>
-              <m:t>1</m:t>
-            </m:r>
-          </m:sub>
-        </m:sSub>
-        <m:r>
-          <m:rPr>
-            <m:sty m:val="p"/>
-          </m:rPr>
-          <m:t>,</m:t>
-        </m:r>
-        <m:r>
-          <m:rPr>
-            <m:sty m:val="p"/>
-          </m:rPr>
-          <m:t>…</m:t>
-        </m:r>
-        <m:r>
-          <m:rPr>
-            <m:sty m:val="p"/>
-          </m:rPr>
-          <m:t>,</m:t>
-        </m:r>
-        <m:sSub>
-          <m:e>
-            <m:r>
-              <m:t>g</m:t>
-            </m:r>
-          </m:e>
-          <m:sub>
-            <m:r>
-              <m:t>L</m:t>
-            </m:r>
-          </m:sub>
-        </m:sSub>
-      </m:oMath>
-      <w:r>
-        <w:t xml:space="preserve">,</w:t>
-      </w:r>
-      <w:r>
-        <w:t xml:space="preserve"> </w:t>
-      </w:r>
-      <w:r>
-        <w:t xml:space="preserve">the</w:t>
-      </w:r>
-      <w:r>
-        <w:t xml:space="preserve"> </w:t>
-      </w:r>
-      <w:r>
-        <w:rPr>
-          <w:b/>
-          <w:bCs/>
-        </w:rPr>
-        <w:t xml:space="preserve">validation choice</w:t>
-      </w:r>
-      <w:r>
-        <w:t xml:space="preserve"> </w:t>
-      </w:r>
-      <m:oMath>
-        <m:acc>
-          <m:accPr>
-            <m:chr m:val="̂"/>
-          </m:accPr>
-          <m:e>
-            <m:r>
-              <m:t>l</m:t>
-            </m:r>
-          </m:e>
-        </m:acc>
-      </m:oMath>
-      <w:r>
-        <w:t xml:space="preserve"> </w:t>
-      </w:r>
-      <w:r>
-        <w:t xml:space="preserve">is the index of the candidate whose</w:t>
-      </w:r>
-      <w:r>
-        <w:t xml:space="preserve"> </w:t>
-      </w:r>
-      <w:hyperlink w:anchor="def-prediction-rule">
-        <w:r>
-          <w:rPr>
-            <w:rStyle w:val="Hyperlink"/>
-          </w:rPr>
-          <w:t xml:space="preserve">prediction rule</w:t>
-        </w:r>
-      </w:hyperlink>
-      <w:r>
-        <w:t xml:space="preserve">,</w:t>
-      </w:r>
-      <w:r>
-        <w:t xml:space="preserve"> </w:t>
-      </w:r>
-      <w:r>
-        <w:t xml:space="preserve">fitted to the training set</w:t>
-      </w:r>
-      <w:r>
-        <w:t xml:space="preserve"> </w:t>
-      </w:r>
-      <m:oMath>
-        <m:sSub>
-          <m:e>
-            <m:r>
-              <m:rPr>
-                <m:scr m:val="script"/>
-                <m:sty m:val="p"/>
-              </m:rPr>
-              <m:t>D</m:t>
-            </m:r>
-          </m:e>
-          <m:sub>
-            <m:r>
-              <m:rPr>
-                <m:nor/>
-                <m:sty m:val="p"/>
-              </m:rPr>
-              <m:t>train</m:t>
-            </m:r>
-          </m:sub>
-        </m:sSub>
-      </m:oMath>
-      <w:r>
-        <w:t xml:space="preserve">,</w:t>
-      </w:r>
-      <w:r>
-        <w:t xml:space="preserve"> </w:t>
-      </w:r>
-      <w:r>
-        <w:t xml:space="preserve">has the smallest</w:t>
-      </w:r>
-      <w:r>
-        <w:t xml:space="preserve"> </w:t>
-      </w:r>
-      <w:hyperlink w:anchor="def-validation-error">
-        <w:r>
-          <w:rPr>
-            <w:rStyle w:val="Hyperlink"/>
-          </w:rPr>
-          <w:t xml:space="preserve">validation error</w:t>
-        </w:r>
-      </w:hyperlink>
-      <w:r>
-        <w:t xml:space="preserve">:</w:t>
-      </w:r>
-    </w:p>
-    <w:p>
-      <w:pPr>
-        <w:pStyle w:val="BodyText"/>
-      </w:pPr>
-      <w:bookmarkStart w:id="151" w:name="eq-validation-choice"/>
-      <m:oMathPara>
-        <m:oMathParaPr>
-          <m:jc m:val="center"/>
-        </m:oMathParaPr>
-        <m:oMath>
-          <m:acc>
-            <m:accPr>
-              <m:chr m:val="̂"/>
-            </m:accPr>
-            <m:e>
-              <m:r>
-                <m:t>l</m:t>
-              </m:r>
-            </m:e>
-          </m:acc>
-          <m:limUpp>
-            <m:e>
-              <m:r>
-                <m:rPr>
-                  <m:sty m:val="p"/>
-                </m:rPr>
-                <m:t>=</m:t>
-              </m:r>
-            </m:e>
-            <m:lim>
-              <m:r>
-                <m:rPr>
-                  <m:nor/>
-                  <m:sty m:val="p"/>
-                </m:rPr>
-                <m:t>def</m:t>
-              </m:r>
-            </m:lim>
-          </m:limUpp>
-          <m:r>
-            <m:rPr>
-              <m:sty m:val="p"/>
-            </m:rPr>
-            <m:t>arg</m:t>
-          </m:r>
-          <m:limLow>
-            <m:e>
-              <m:r>
-                <m:rPr>
-                  <m:sty m:val="p"/>
-                </m:rPr>
-                <m:t>min</m:t>
-              </m:r>
-            </m:e>
-            <m:lim>
-              <m:r>
-                <m:t>l</m:t>
-              </m:r>
-            </m:lim>
-          </m:limLow>
-          <m:f>
-            <m:fPr>
-              <m:type m:val="bar"/>
-            </m:fPr>
-            <m:num>
-              <m:r>
-                <m:t>1</m:t>
-              </m:r>
-            </m:num>
-            <m:den>
-              <m:r>
-                <m:t>​</m:t>
-              </m:r>
-              <m:d>
-                <m:dPr>
-                  <m:begChr m:val="|"/>
-                  <m:sepChr m:val=""/>
-                  <m:endChr m:val="|"/>
-                  <m:grow/>
-                </m:dPr>
-                <m:e>
-                  <m:sSub>
-                    <m:e>
-                      <m:r>
-                        <m:t>I</m:t>
-                      </m:r>
-                    </m:e>
-                    <m:sub>
-                      <m:r>
-                        <m:rPr>
-                          <m:nor/>
-                          <m:sty m:val="p"/>
-                        </m:rPr>
-                        <m:t>val</m:t>
-                      </m:r>
-                    </m:sub>
-                  </m:sSub>
-                </m:e>
-              </m:d>
-              <m:r>
-                <m:t>​</m:t>
-              </m:r>
-            </m:den>
-          </m:f>
-          <m:nary>
-            <m:naryPr>
-              <m:chr m:val="∑"/>
-              <m:limLoc m:val="undOvr"/>
-              <m:subHide m:val="off"/>
-              <m:supHide m:val="on"/>
-            </m:naryPr>
-            <m:sub>
-              <m:r>
-                <m:t>i</m:t>
-              </m:r>
-              <m:r>
-                <m:rPr>
-                  <m:sty m:val="p"/>
-                </m:rPr>
-                <m:t>∈</m:t>
-              </m:r>
-              <m:sSub>
-                <m:e>
-                  <m:r>
-                    <m:t>I</m:t>
-                  </m:r>
-                </m:e>
-                <m:sub>
-                  <m:r>
-                    <m:rPr>
-                      <m:nor/>
-                      <m:sty m:val="p"/>
-                    </m:rPr>
-                    <m:t>val</m:t>
-                  </m:r>
-                </m:sub>
-              </m:sSub>
-            </m:sub>
-            <m:sup>
-              <m:r>
-                <m:t>​</m:t>
-              </m:r>
-            </m:sup>
-            <m:e>
-              <m:r>
-                <m:t>L</m:t>
-              </m:r>
-            </m:e>
-          </m:nary>
-          <m:r>
-            <m:t>​</m:t>
-          </m:r>
-          <m:d>
-            <m:dPr>
-              <m:begChr m:val="("/>
-              <m:sepChr m:val=""/>
-              <m:endChr m:val=")"/>
-              <m:grow/>
-            </m:dPr>
-            <m:e>
-              <m:sSub>
-                <m:e>
-                  <m:r>
-                    <m:t>y</m:t>
-                  </m:r>
-                </m:e>
-                <m:sub>
-                  <m:r>
-                    <m:t>i</m:t>
-                  </m:r>
-                </m:sub>
-              </m:sSub>
-              <m:r>
-                <m:rPr>
-                  <m:sty m:val="p"/>
-                </m:rPr>
-                <m:t>,</m:t>
-              </m:r>
-              <m:sSub>
-                <m:e>
-                  <m:r>
-                    <m:t>g</m:t>
-                  </m:r>
-                </m:e>
-                <m:sub>
-                  <m:r>
-                    <m:t>l</m:t>
-                  </m:r>
-                </m:sub>
-              </m:sSub>
-              <m:r>
-                <m:t>​</m:t>
-              </m:r>
-              <m:d>
-                <m:dPr>
-                  <m:begChr m:val="("/>
-                  <m:sepChr m:val=""/>
-                  <m:endChr m:val=")"/>
-                  <m:grow/>
-                </m:dPr>
-                <m:e>
-                  <m:sSub>
-                    <m:e>
-                      <m:r>
-                        <m:t>x</m:t>
-                      </m:r>
-                    </m:e>
-                    <m:sub>
-                      <m:r>
-                        <m:t>i</m:t>
-                      </m:r>
-                    </m:sub>
-                  </m:sSub>
-                  <m:r>
-                    <m:rPr>
-                      <m:sty m:val="p"/>
-                    </m:rPr>
-                    <m:t>;</m:t>
-                  </m:r>
-                  <m:sSub>
-                    <m:e>
-                      <m:r>
-                        <m:rPr>
-                          <m:scr m:val="script"/>
-                          <m:sty m:val="p"/>
-                        </m:rPr>
-                        <m:t>D</m:t>
-                      </m:r>
-                    </m:e>
-                    <m:sub>
-                      <m:r>
-                        <m:rPr>
-                          <m:nor/>
-                          <m:sty m:val="p"/>
-                        </m:rPr>
-                        <m:t>train</m:t>
-                      </m:r>
-                    </m:sub>
-                  </m:sSub>
-                </m:e>
-              </m:d>
-              <m:r>
-                <m:t>​</m:t>
-              </m:r>
-            </m:e>
-          </m:d>
-          <m:r>
-            <m:t>​</m:t>
-          </m:r>
-          <m:r>
-            <m:rPr>
-              <m:sty m:val="p"/>
-            </m:rPr>
-            <m:t>.</m:t>
-          </m:r>
-          <m:r>
-            <m:t>  </m:t>
-          </m:r>
-          <m:r>
-            <m:rPr>
-              <m:sty m:val="p"/>
-            </m:rPr>
-            <m:t>(</m:t>
-          </m:r>
-          <m:r>
-            <m:t>30</m:t>
-          </m:r>
-          <m:r>
-            <m:rPr>
-              <m:sty m:val="p"/>
-            </m:rPr>
-            <m:t>)</m:t>
-          </m:r>
-        </m:oMath>
-      </m:oMathPara>
-      <w:bookmarkEnd w:id="151"/>
-    </w:p>
-    <w:bookmarkEnd w:id="152"/>
-    <w:bookmarkStart w:id="154" w:name="def-test-set"/>
-    <w:p>
-      <w:pPr>
-        <w:pStyle w:val="FirstParagraph"/>
-      </w:pPr>
-      <w:del w:id="209" w:author="PR Preview" w:date="2026-01-01T00:00:00Z">
-        <w:r>
-          <w:rPr>
-            <w:b/>
-            <w:bCs/>
-          </w:rPr>
-          <w:delText xml:space="preserve">Definition 36 (Test set)</w:delText>
-        </w:r>
-      </w:del>
-      <w:del w:id="210" w:author="PR Preview" w:date="2026-01-01T00:00:00Z">
-        <w:r>
-          <w:delText xml:space="preserve"> </w:delText>
-        </w:r>
-      </w:del>
-      <w:del w:id="211" w:author="PR Preview" w:date="2026-01-01T00:00:00Z">
-        <w:r>
-          <w:delText xml:space="preserve">The</w:delText>
-        </w:r>
-      </w:del>
-      <w:del w:id="212" w:author="PR Preview" w:date="2026-01-01T00:00:00Z">
-        <w:r>
-          <w:delText xml:space="preserve"> </w:delText>
-        </w:r>
-      </w:del>
-      <w:del w:id="213" w:author="PR Preview" w:date="2026-01-01T00:00:00Z">
-        <w:r>
-          <w:rPr>
-            <w:b/>
-            <w:bCs/>
-          </w:rPr>
-          <w:delText xml:space="preserve">test set</w:delText>
-        </w:r>
-      </w:del>
-      <w:del w:id="214" w:author="PR Preview" w:date="2026-01-01T00:00:00Z">
-        <w:r>
-          <w:delText xml:space="preserve"> </w:delText>
-        </w:r>
-      </w:del>
-      <w:del w:id="215" w:author="PR Preview" w:date="2026-01-01T00:00:00Z">
-        <w:r>
-          <w:delText xml:space="preserve">of a</w:delText>
-        </w:r>
-      </w:del>
-      <w:del w:id="216" w:author="PR Preview" w:date="2026-01-01T00:00:00Z">
-        <w:r>
-          <w:delText xml:space="preserve"> </w:delText>
-        </w:r>
-      </w:del>
-      <w:hyperlink w:anchor="def-data-splits">
-        <w:del w:id="217" w:author="PR Preview" w:date="2026-01-01T00:00:00Z">
-          <w:r>
-            <w:rPr>
-              <w:rStyle w:val="Hyperlink"/>
-            </w:rPr>
-            <w:delText xml:space="preserve">training/validation/test split</w:delText>
-          </w:r>
-        </w:del>
-      </w:hyperlink>
-      <w:del w:id="218" w:author="PR Preview" w:date="2026-01-01T00:00:00Z">
-        <w:r>
-          <w:delText xml:space="preserve"> </w:delText>
-        </w:r>
-      </w:del>
-      <w:del w:id="219" w:author="PR Preview" w:date="2026-01-01T00:00:00Z">
-        <w:r>
-          <w:delText xml:space="preserve">is the</w:delText>
-        </w:r>
-      </w:del>
-      <w:del w:id="220" w:author="PR Preview" w:date="2026-01-01T00:00:00Z">
-        <w:r>
-          <w:delText xml:space="preserve"> </w:delText>
-        </w:r>
-      </w:del>
-      <w:hyperlink w:anchor="def-held-out-set">
-        <w:del w:id="221" w:author="PR Preview" w:date="2026-01-01T00:00:00Z">
-          <w:r>
-            <w:rPr>
-              <w:rStyle w:val="Hyperlink"/>
-            </w:rPr>
-            <w:delText xml:space="preserve">held-out set</w:delText>
-          </w:r>
-        </w:del>
-      </w:hyperlink>
-      <w:del w:id="222" w:author="PR Preview" w:date="2026-01-01T00:00:00Z">
-        <w:r>
-          <w:delText xml:space="preserve"> </w:delText>
-        </w:r>
-      </w:del>
-      <w:del w:id="223" w:author="PR Preview" w:date="2026-01-01T00:00:00Z">
-        <w:r>
-          <w:delText xml:space="preserve">of observations indexed by</w:delText>
-        </w:r>
-      </w:del>
-      <w:del w:id="224" w:author="PR Preview" w:date="2026-01-01T00:00:00Z">
-        <w:r>
-          <w:delText xml:space="preserve"> </w:delText>
-        </w:r>
-      </w:del>
-      <m:oMath>
-        <m:sSub>
-          <m:e>
-            <m:r>
-              <m:t>I</m:t>
-            </m:r>
-          </m:e>
-          <m:sub>
-            <m:r>
-              <m:rPr>
-                <m:nor/>
-                <m:sty m:val="p"/>
-              </m:rPr>
-              <m:t>test</m:t>
-            </m:r>
-          </m:sub>
-        </m:sSub>
-      </m:oMath>
-      <w:del w:id="225" w:author="PR Preview" w:date="2026-01-01T00:00:00Z">
-        <w:r>
-          <w:delText xml:space="preserve">,</w:delText>
-        </w:r>
-      </w:del>
-      <w:del w:id="226" w:author="PR Preview" w:date="2026-01-01T00:00:00Z">
-        <w:r>
-          <w:delText xml:space="preserve"> </w:delText>
-        </w:r>
-      </w:del>
-      <w:del w:id="227" w:author="PR Preview" w:date="2026-01-01T00:00:00Z">
-        <w:r>
-          <w:delText xml:space="preserve">on which the rule of the</w:delText>
-        </w:r>
-      </w:del>
-      <w:del w:id="228" w:author="PR Preview" w:date="2026-01-01T00:00:00Z">
-        <w:r>
-          <w:delText xml:space="preserve"> </w:delText>
-        </w:r>
-      </w:del>
-      <w:hyperlink w:anchor="def-validation-choice">
-        <w:del w:id="229" w:author="PR Preview" w:date="2026-01-01T00:00:00Z">
           <w:r>
             <w:rPr>
               <w:rStyle w:val="Hyperlink"/>
@@ -37956,7 +37775,7 @@
           </w:r>
         </w:del>
       </w:hyperlink>
-      <w:del w:id="230" w:author="PR Preview" w:date="2026-01-01T00:00:00Z">
+      <w:del w:id="184" w:author="PR Preview" w:date="2026-01-01T00:00:00Z">
         <w:r>
           <w:delText xml:space="preserve"> </w:delText>
         </w:r>
@@ -37982,12 +37801,12 @@
           </m:sub>
         </m:sSub>
       </m:oMath>
-      <w:del w:id="231" w:author="PR Preview" w:date="2026-01-01T00:00:00Z">
+      <w:del w:id="185" w:author="PR Preview" w:date="2026-01-01T00:00:00Z">
         <w:r>
           <w:delText xml:space="preserve"> </w:delText>
         </w:r>
       </w:del>
-      <w:del w:id="232" w:author="PR Preview" w:date="2026-01-01T00:00:00Z">
+      <w:del w:id="186" w:author="PR Preview" w:date="2026-01-01T00:00:00Z">
         <w:r>
           <w:delText xml:space="preserve">is scored:</w:delText>
         </w:r>
@@ -37997,7 +37816,7 @@
       <w:pPr>
         <w:pStyle w:val="FirstParagraph"/>
       </w:pPr>
-      <w:ins w:id="233" w:author="PR Preview" w:date="2026-01-01T00:00:00Z">
+      <w:ins w:id="187" w:author="PR Preview" w:date="2026-01-01T00:00:00Z">
         <w:r>
           <w:rPr>
             <w:b/>
@@ -38006,22 +37825,22 @@
           <w:t xml:space="preserve">Definition 36 (Test set)</w:t>
         </w:r>
       </w:ins>
-      <w:ins w:id="234" w:author="PR Preview" w:date="2026-01-01T00:00:00Z">
+      <w:ins w:id="188" w:author="PR Preview" w:date="2026-01-01T00:00:00Z">
         <w:r>
           <w:t xml:space="preserve"> </w:t>
         </w:r>
       </w:ins>
-      <w:ins w:id="235" w:author="PR Preview" w:date="2026-01-01T00:00:00Z">
+      <w:ins w:id="189" w:author="PR Preview" w:date="2026-01-01T00:00:00Z">
         <w:r>
           <w:t xml:space="preserve">The</w:t>
         </w:r>
       </w:ins>
-      <w:ins w:id="236" w:author="PR Preview" w:date="2026-01-01T00:00:00Z">
+      <w:ins w:id="190" w:author="PR Preview" w:date="2026-01-01T00:00:00Z">
         <w:r>
           <w:t xml:space="preserve"> </w:t>
         </w:r>
       </w:ins>
-      <w:ins w:id="237" w:author="PR Preview" w:date="2026-01-01T00:00:00Z">
+      <w:ins w:id="191" w:author="PR Preview" w:date="2026-01-01T00:00:00Z">
         <w:r>
           <w:rPr>
             <w:b/>
@@ -38030,23 +37849,23 @@
           <w:t xml:space="preserve">test set</w:t>
         </w:r>
       </w:ins>
-      <w:ins w:id="238" w:author="PR Preview" w:date="2026-01-01T00:00:00Z">
+      <w:ins w:id="192" w:author="PR Preview" w:date="2026-01-01T00:00:00Z">
         <w:r>
           <w:t xml:space="preserve"> </w:t>
         </w:r>
       </w:ins>
-      <w:ins w:id="239" w:author="PR Preview" w:date="2026-01-01T00:00:00Z">
+      <w:ins w:id="193" w:author="PR Preview" w:date="2026-01-01T00:00:00Z">
         <w:r>
           <w:t xml:space="preserve">of a</w:t>
         </w:r>
       </w:ins>
-      <w:ins w:id="240" w:author="PR Preview" w:date="2026-01-01T00:00:00Z">
+      <w:ins w:id="194" w:author="PR Preview" w:date="2026-01-01T00:00:00Z">
         <w:r>
           <w:t xml:space="preserve"> </w:t>
         </w:r>
       </w:ins>
       <w:hyperlink w:anchor="def-data-splits">
-        <w:ins w:id="241" w:author="PR Preview" w:date="2026-01-01T00:00:00Z">
+        <w:ins w:id="195" w:author="PR Preview" w:date="2026-01-01T00:00:00Z">
           <w:r>
             <w:rPr>
               <w:rStyle w:val="Hyperlink"/>
@@ -38055,23 +37874,23 @@
           </w:r>
         </w:ins>
       </w:hyperlink>
-      <w:ins w:id="242" w:author="PR Preview" w:date="2026-01-01T00:00:00Z">
+      <w:ins w:id="196" w:author="PR Preview" w:date="2026-01-01T00:00:00Z">
         <w:r>
           <w:t xml:space="preserve"> </w:t>
         </w:r>
       </w:ins>
-      <w:ins w:id="243" w:author="PR Preview" w:date="2026-01-01T00:00:00Z">
+      <w:ins w:id="197" w:author="PR Preview" w:date="2026-01-01T00:00:00Z">
         <w:r>
           <w:t xml:space="preserve">is the</w:t>
         </w:r>
       </w:ins>
-      <w:ins w:id="244" w:author="PR Preview" w:date="2026-01-01T00:00:00Z">
+      <w:ins w:id="198" w:author="PR Preview" w:date="2026-01-01T00:00:00Z">
         <w:r>
           <w:t xml:space="preserve"> </w:t>
         </w:r>
       </w:ins>
       <w:hyperlink w:anchor="def-held-out-set">
-        <w:ins w:id="245" w:author="PR Preview" w:date="2026-01-01T00:00:00Z">
+        <w:ins w:id="199" w:author="PR Preview" w:date="2026-01-01T00:00:00Z">
           <w:r>
             <w:rPr>
               <w:rStyle w:val="Hyperlink"/>
@@ -38080,17 +37899,17 @@
           </w:r>
         </w:ins>
       </w:hyperlink>
-      <w:ins w:id="246" w:author="PR Preview" w:date="2026-01-01T00:00:00Z">
+      <w:ins w:id="200" w:author="PR Preview" w:date="2026-01-01T00:00:00Z">
         <w:r>
           <w:t xml:space="preserve"> </w:t>
         </w:r>
       </w:ins>
-      <w:ins w:id="247" w:author="PR Preview" w:date="2026-01-01T00:00:00Z">
+      <w:ins w:id="201" w:author="PR Preview" w:date="2026-01-01T00:00:00Z">
         <w:r>
           <w:t xml:space="preserve">of observations indexed by</w:t>
         </w:r>
       </w:ins>
-      <w:ins w:id="248" w:author="PR Preview" w:date="2026-01-01T00:00:00Z">
+      <w:ins w:id="202" w:author="PR Preview" w:date="2026-01-01T00:00:00Z">
         <w:r>
           <w:t xml:space="preserve"> </w:t>
         </w:r>
@@ -38113,28 +37932,28 @@
           </m:sub>
         </m:sSub>
       </m:oMath>
-      <w:ins w:id="249" w:author="PR Preview" w:date="2026-01-01T00:00:00Z">
+      <w:ins w:id="203" w:author="PR Preview" w:date="2026-01-01T00:00:00Z">
         <w:r>
           <w:t xml:space="preserve">,</w:t>
         </w:r>
       </w:ins>
-      <w:ins w:id="250" w:author="PR Preview" w:date="2026-01-01T00:00:00Z">
+      <w:ins w:id="204" w:author="PR Preview" w:date="2026-01-01T00:00:00Z">
         <w:r>
           <w:t xml:space="preserve"> </w:t>
         </w:r>
       </w:ins>
-      <w:ins w:id="251" w:author="PR Preview" w:date="2026-01-01T00:00:00Z">
+      <w:ins w:id="205" w:author="PR Preview" w:date="2026-01-01T00:00:00Z">
         <w:r>
           <w:t xml:space="preserve">on which the</w:t>
         </w:r>
       </w:ins>
-      <w:ins w:id="252" w:author="PR Preview" w:date="2026-01-01T00:00:00Z">
+      <w:ins w:id="206" w:author="PR Preview" w:date="2026-01-01T00:00:00Z">
         <w:r>
           <w:t xml:space="preserve"> </w:t>
         </w:r>
       </w:ins>
       <w:hyperlink w:anchor="def-fitted-model">
-        <w:ins w:id="253" w:author="PR Preview" w:date="2026-01-01T00:00:00Z">
+        <w:ins w:id="207" w:author="PR Preview" w:date="2026-01-01T00:00:00Z">
           <w:r>
             <w:rPr>
               <w:rStyle w:val="Hyperlink"/>
@@ -38143,7 +37962,7 @@
           </w:r>
         </w:ins>
       </w:hyperlink>
-      <w:ins w:id="254" w:author="PR Preview" w:date="2026-01-01T00:00:00Z">
+      <w:ins w:id="208" w:author="PR Preview" w:date="2026-01-01T00:00:00Z">
         <w:r>
           <w:t xml:space="preserve"> </w:t>
         </w:r>
@@ -38205,23 +38024,23 @@
           <m:t>​</m:t>
         </m:r>
       </m:oMath>
-      <w:ins w:id="255" w:author="PR Preview" w:date="2026-01-01T00:00:00Z">
+      <w:ins w:id="209" w:author="PR Preview" w:date="2026-01-01T00:00:00Z">
         <w:r>
           <w:t xml:space="preserve"> </w:t>
         </w:r>
       </w:ins>
-      <w:ins w:id="256" w:author="PR Preview" w:date="2026-01-01T00:00:00Z">
+      <w:ins w:id="210" w:author="PR Preview" w:date="2026-01-01T00:00:00Z">
         <w:r>
           <w:t xml:space="preserve">that the</w:t>
         </w:r>
       </w:ins>
-      <w:ins w:id="257" w:author="PR Preview" w:date="2026-01-01T00:00:00Z">
+      <w:ins w:id="211" w:author="PR Preview" w:date="2026-01-01T00:00:00Z">
         <w:r>
           <w:t xml:space="preserve"> </w:t>
         </w:r>
       </w:ins>
       <w:hyperlink w:anchor="def-validation-choice">
-        <w:ins w:id="258" w:author="PR Preview" w:date="2026-01-01T00:00:00Z">
+        <w:ins w:id="212" w:author="PR Preview" w:date="2026-01-01T00:00:00Z">
           <w:r>
             <w:rPr>
               <w:rStyle w:val="Hyperlink"/>
@@ -38230,12 +38049,12 @@
           </w:r>
         </w:ins>
       </w:hyperlink>
-      <w:ins w:id="259" w:author="PR Preview" w:date="2026-01-01T00:00:00Z">
+      <w:ins w:id="213" w:author="PR Preview" w:date="2026-01-01T00:00:00Z">
         <w:r>
           <w:t xml:space="preserve"> </w:t>
         </w:r>
       </w:ins>
-      <w:ins w:id="260" w:author="PR Preview" w:date="2026-01-01T00:00:00Z">
+      <w:ins w:id="214" w:author="PR Preview" w:date="2026-01-01T00:00:00Z">
         <w:r>
           <w:t xml:space="preserve">picks is scored:</w:t>
         </w:r>
@@ -38776,17 +38595,17 @@
           <w:numId w:val="1009"/>
         </w:numPr>
       </w:pPr>
-      <w:del w:id="261" w:author="PR Preview" w:date="2026-01-01T00:00:00Z">
+      <w:del w:id="215" w:author="PR Preview" w:date="2026-01-01T00:00:00Z">
         <w:r>
           <w:delText xml:space="preserve">the training set is used to fit each candidate procedure,</w:delText>
         </w:r>
       </w:del>
-      <w:del w:id="262" w:author="PR Preview" w:date="2026-01-01T00:00:00Z">
+      <w:del w:id="216" w:author="PR Preview" w:date="2026-01-01T00:00:00Z">
         <w:r>
           <w:delText xml:space="preserve"> </w:delText>
         </w:r>
       </w:del>
-      <w:del w:id="263" w:author="PR Preview" w:date="2026-01-01T00:00:00Z">
+      <w:del w:id="217" w:author="PR Preview" w:date="2026-01-01T00:00:00Z">
         <w:r>
           <w:delText xml:space="preserve">which estimates its parameters;</w:delText>
         </w:r>
@@ -38800,17 +38619,17 @@
           <w:numId w:val="1009"/>
         </w:numPr>
       </w:pPr>
-      <w:ins w:id="264" w:author="PR Preview" w:date="2026-01-01T00:00:00Z">
+      <w:ins w:id="218" w:author="PR Preview" w:date="2026-01-01T00:00:00Z">
         <w:r>
           <w:t xml:space="preserve">the training set is used to fit each candidate model,</w:t>
         </w:r>
       </w:ins>
-      <w:ins w:id="265" w:author="PR Preview" w:date="2026-01-01T00:00:00Z">
+      <w:ins w:id="219" w:author="PR Preview" w:date="2026-01-01T00:00:00Z">
         <w:r>
           <w:t xml:space="preserve"> </w:t>
         </w:r>
       </w:ins>
-      <w:ins w:id="266" w:author="PR Preview" w:date="2026-01-01T00:00:00Z">
+      <w:ins w:id="220" w:author="PR Preview" w:date="2026-01-01T00:00:00Z">
         <w:r>
           <w:t xml:space="preserve">which estimates its parameters;</w:t>
         </w:r>
@@ -38862,28 +38681,28 @@
           <w:numId w:val="1009"/>
         </w:numPr>
       </w:pPr>
-      <w:del w:id="267" w:author="PR Preview" w:date="2026-01-01T00:00:00Z">
+      <w:del w:id="221" w:author="PR Preview" w:date="2026-01-01T00:00:00Z">
         <w:r>
           <w:delText xml:space="preserve">the test set is used once, after the validation choice is made,</w:delText>
         </w:r>
       </w:del>
-      <w:del w:id="268" w:author="PR Preview" w:date="2026-01-01T00:00:00Z">
+      <w:del w:id="222" w:author="PR Preview" w:date="2026-01-01T00:00:00Z">
         <w:r>
           <w:delText xml:space="preserve"> </w:delText>
         </w:r>
       </w:del>
-      <w:del w:id="269" w:author="PR Preview" w:date="2026-01-01T00:00:00Z">
+      <w:del w:id="223" w:author="PR Preview" w:date="2026-01-01T00:00:00Z">
         <w:r>
           <w:delText xml:space="preserve">to estimate the</w:delText>
         </w:r>
       </w:del>
-      <w:del w:id="270" w:author="PR Preview" w:date="2026-01-01T00:00:00Z">
+      <w:del w:id="224" w:author="PR Preview" w:date="2026-01-01T00:00:00Z">
         <w:r>
           <w:delText xml:space="preserve"> </w:delText>
         </w:r>
       </w:del>
       <w:hyperlink w:anchor="def-generalization-error">
-        <w:del w:id="271" w:author="PR Preview" w:date="2026-01-01T00:00:00Z">
+        <w:del w:id="225" w:author="PR Preview" w:date="2026-01-01T00:00:00Z">
           <w:r>
             <w:rPr>
               <w:rStyle w:val="Hyperlink"/>
@@ -38892,12 +38711,12 @@
           </w:r>
         </w:del>
       </w:hyperlink>
-      <w:del w:id="272" w:author="PR Preview" w:date="2026-01-01T00:00:00Z">
+      <w:del w:id="226" w:author="PR Preview" w:date="2026-01-01T00:00:00Z">
         <w:r>
           <w:delText xml:space="preserve"> </w:delText>
         </w:r>
       </w:del>
-      <w:del w:id="273" w:author="PR Preview" w:date="2026-01-01T00:00:00Z">
+      <w:del w:id="227" w:author="PR Preview" w:date="2026-01-01T00:00:00Z">
         <w:r>
           <w:delText xml:space="preserve">of the chosen rule.</w:delText>
         </w:r>
@@ -38907,47 +38726,47 @@
       <w:pPr>
         <w:pStyle w:val="FirstParagraph"/>
       </w:pPr>
-      <w:del w:id="274" w:author="PR Preview" w:date="2026-01-01T00:00:00Z">
+      <w:del w:id="228" w:author="PR Preview" w:date="2026-01-01T00:00:00Z">
         <w:r>
           <w:delText xml:space="preserve">The chosen procedure won on the validation set</w:delText>
         </w:r>
       </w:del>
-      <w:del w:id="275" w:author="PR Preview" w:date="2026-01-01T00:00:00Z">
+      <w:del w:id="229" w:author="PR Preview" w:date="2026-01-01T00:00:00Z">
         <w:r>
           <w:delText xml:space="preserve"> </w:delText>
         </w:r>
       </w:del>
-      <w:del w:id="276" w:author="PR Preview" w:date="2026-01-01T00:00:00Z">
+      <w:del w:id="230" w:author="PR Preview" w:date="2026-01-01T00:00:00Z">
         <w:r>
           <w:delText xml:space="preserve">partly because of that particular validation sample,</w:delText>
         </w:r>
       </w:del>
-      <w:del w:id="277" w:author="PR Preview" w:date="2026-01-01T00:00:00Z">
+      <w:del w:id="231" w:author="PR Preview" w:date="2026-01-01T00:00:00Z">
         <w:r>
           <w:delText xml:space="preserve"> </w:delText>
         </w:r>
       </w:del>
-      <w:del w:id="278" w:author="PR Preview" w:date="2026-01-01T00:00:00Z">
+      <w:del w:id="232" w:author="PR Preview" w:date="2026-01-01T00:00:00Z">
         <w:r>
           <w:delText xml:space="preserve">so its validation error is optimistic.</w:delText>
         </w:r>
       </w:del>
-      <w:del w:id="279" w:author="PR Preview" w:date="2026-01-01T00:00:00Z">
+      <w:del w:id="233" w:author="PR Preview" w:date="2026-01-01T00:00:00Z">
         <w:r>
           <w:delText xml:space="preserve"> </w:delText>
         </w:r>
       </w:del>
-      <w:del w:id="280" w:author="PR Preview" w:date="2026-01-01T00:00:00Z">
+      <w:del w:id="234" w:author="PR Preview" w:date="2026-01-01T00:00:00Z">
         <w:r>
           <w:delText xml:space="preserve">Keeping the test set out of every choice</w:delText>
         </w:r>
       </w:del>
-      <w:del w:id="281" w:author="PR Preview" w:date="2026-01-01T00:00:00Z">
+      <w:del w:id="235" w:author="PR Preview" w:date="2026-01-01T00:00:00Z">
         <w:r>
           <w:delText xml:space="preserve"> </w:delText>
         </w:r>
       </w:del>
-      <w:del w:id="282" w:author="PR Preview" w:date="2026-01-01T00:00:00Z">
+      <w:del w:id="236" w:author="PR Preview" w:date="2026-01-01T00:00:00Z">
         <w:r>
           <w:delText xml:space="preserve">is what makes its score free of that optimism.</w:delText>
         </w:r>
@@ -38961,28 +38780,28 @@
           <w:numId w:val="1009"/>
         </w:numPr>
       </w:pPr>
-      <w:ins w:id="283" w:author="PR Preview" w:date="2026-01-01T00:00:00Z">
+      <w:ins w:id="237" w:author="PR Preview" w:date="2026-01-01T00:00:00Z">
         <w:r>
           <w:t xml:space="preserve">the test set is used once, after the validation choice is made,</w:t>
         </w:r>
       </w:ins>
-      <w:ins w:id="284" w:author="PR Preview" w:date="2026-01-01T00:00:00Z">
+      <w:ins w:id="238" w:author="PR Preview" w:date="2026-01-01T00:00:00Z">
         <w:r>
           <w:t xml:space="preserve"> </w:t>
         </w:r>
       </w:ins>
-      <w:ins w:id="285" w:author="PR Preview" w:date="2026-01-01T00:00:00Z">
+      <w:ins w:id="239" w:author="PR Preview" w:date="2026-01-01T00:00:00Z">
         <w:r>
           <w:t xml:space="preserve">to estimate the</w:t>
         </w:r>
       </w:ins>
-      <w:ins w:id="286" w:author="PR Preview" w:date="2026-01-01T00:00:00Z">
+      <w:ins w:id="240" w:author="PR Preview" w:date="2026-01-01T00:00:00Z">
         <w:r>
           <w:t xml:space="preserve"> </w:t>
         </w:r>
       </w:ins>
       <w:hyperlink w:anchor="def-generalization-error">
-        <w:ins w:id="287" w:author="PR Preview" w:date="2026-01-01T00:00:00Z">
+        <w:ins w:id="241" w:author="PR Preview" w:date="2026-01-01T00:00:00Z">
           <w:r>
             <w:rPr>
               <w:rStyle w:val="Hyperlink"/>
@@ -38991,12 +38810,12 @@
           </w:r>
         </w:ins>
       </w:hyperlink>
-      <w:ins w:id="288" w:author="PR Preview" w:date="2026-01-01T00:00:00Z">
+      <w:ins w:id="242" w:author="PR Preview" w:date="2026-01-01T00:00:00Z">
         <w:r>
           <w:t xml:space="preserve"> </w:t>
         </w:r>
       </w:ins>
-      <w:ins w:id="289" w:author="PR Preview" w:date="2026-01-01T00:00:00Z">
+      <w:ins w:id="243" w:author="PR Preview" w:date="2026-01-01T00:00:00Z">
         <w:r>
           <w:t xml:space="preserve">of the chosen fitted model.</w:t>
         </w:r>
@@ -39006,47 +38825,47 @@
       <w:pPr>
         <w:pStyle w:val="FirstParagraph"/>
       </w:pPr>
-      <w:ins w:id="290" w:author="PR Preview" w:date="2026-01-01T00:00:00Z">
+      <w:ins w:id="244" w:author="PR Preview" w:date="2026-01-01T00:00:00Z">
         <w:r>
           <w:t xml:space="preserve">The chosen fitted model won on the validation set</w:t>
         </w:r>
       </w:ins>
-      <w:ins w:id="291" w:author="PR Preview" w:date="2026-01-01T00:00:00Z">
+      <w:ins w:id="245" w:author="PR Preview" w:date="2026-01-01T00:00:00Z">
         <w:r>
           <w:t xml:space="preserve"> </w:t>
         </w:r>
       </w:ins>
-      <w:ins w:id="292" w:author="PR Preview" w:date="2026-01-01T00:00:00Z">
+      <w:ins w:id="246" w:author="PR Preview" w:date="2026-01-01T00:00:00Z">
         <w:r>
           <w:t xml:space="preserve">partly because of that particular validation sample,</w:t>
         </w:r>
       </w:ins>
-      <w:ins w:id="293" w:author="PR Preview" w:date="2026-01-01T00:00:00Z">
+      <w:ins w:id="247" w:author="PR Preview" w:date="2026-01-01T00:00:00Z">
         <w:r>
           <w:t xml:space="preserve"> </w:t>
         </w:r>
       </w:ins>
-      <w:ins w:id="294" w:author="PR Preview" w:date="2026-01-01T00:00:00Z">
+      <w:ins w:id="248" w:author="PR Preview" w:date="2026-01-01T00:00:00Z">
         <w:r>
           <w:t xml:space="preserve">so its validation error is optimistic.</w:t>
         </w:r>
       </w:ins>
-      <w:ins w:id="295" w:author="PR Preview" w:date="2026-01-01T00:00:00Z">
+      <w:ins w:id="249" w:author="PR Preview" w:date="2026-01-01T00:00:00Z">
         <w:r>
           <w:t xml:space="preserve"> </w:t>
         </w:r>
       </w:ins>
-      <w:ins w:id="296" w:author="PR Preview" w:date="2026-01-01T00:00:00Z">
+      <w:ins w:id="250" w:author="PR Preview" w:date="2026-01-01T00:00:00Z">
         <w:r>
           <w:t xml:space="preserve">Keeping the test set out of every choice</w:t>
         </w:r>
       </w:ins>
-      <w:ins w:id="297" w:author="PR Preview" w:date="2026-01-01T00:00:00Z">
+      <w:ins w:id="251" w:author="PR Preview" w:date="2026-01-01T00:00:00Z">
         <w:r>
           <w:t xml:space="preserve"> </w:t>
         </w:r>
       </w:ins>
-      <w:ins w:id="298" w:author="PR Preview" w:date="2026-01-01T00:00:00Z">
+      <w:ins w:id="252" w:author="PR Preview" w:date="2026-01-01T00:00:00Z">
         <w:r>
           <w:t xml:space="preserve">is what makes its score free of that optimism.</w:t>
         </w:r>
@@ -62476,250 +62295,691 @@
       <w:pPr>
         <w:pStyle w:val="SourceCode"/>
       </w:pPr>
-      <w:r>
-        <w:rPr>
-          <w:rStyle w:val="NormalTok"/>
-        </w:rPr>
-        <w:t xml:space="preserve">loocv_max_diff </w:t>
-      </w:r>
-      <w:r>
-        <w:rPr>
-          <w:rStyle w:val="OtherTok"/>
-        </w:rPr>
-        <w:t xml:space="preserve">&lt;-</w:t>
-      </w:r>
-      <w:r>
-        <w:rPr>
-          <w:rStyle w:val="NormalTok"/>
-        </w:rPr>
-        <w:t xml:space="preserve"> </w:t>
-      </w:r>
-      <w:r>
-        <w:rPr>
-          <w:rStyle w:val="FunctionTok"/>
-        </w:rPr>
-        <w:t xml:space="preserve">max</w:t>
-      </w:r>
-      <w:r>
-        <w:rPr>
-          <w:rStyle w:val="NormalTok"/>
-        </w:rPr>
-        <w:t xml:space="preserve">(</w:t>
-      </w:r>
-      <w:r>
-        <w:rPr>
-          <w:rStyle w:val="FunctionTok"/>
-        </w:rPr>
-        <w:t xml:space="preserve">abs</w:t>
-      </w:r>
-      <w:r>
-        <w:rPr>
-          <w:rStyle w:val="NormalTok"/>
-        </w:rPr>
-        <w:t xml:space="preserve">(mtcars_loocv</w:t>
-      </w:r>
-      <w:r>
-        <w:rPr>
-          <w:rStyle w:val="SpecialCharTok"/>
-        </w:rPr>
-        <w:t xml:space="preserve">$</w:t>
-      </w:r>
-      <w:r>
-        <w:rPr>
-          <w:rStyle w:val="NormalTok"/>
-        </w:rPr>
-        <w:t xml:space="preserve">refitting </w:t>
-      </w:r>
-      <w:r>
-        <w:rPr>
-          <w:rStyle w:val="SpecialCharTok"/>
-        </w:rPr>
-        <w:t xml:space="preserve">-</w:t>
-      </w:r>
-      <w:r>
-        <w:rPr>
-          <w:rStyle w:val="NormalTok"/>
-        </w:rPr>
-        <w:t xml:space="preserve"> mtcars_loocv</w:t>
-      </w:r>
-      <w:r>
-        <w:rPr>
-          <w:rStyle w:val="SpecialCharTok"/>
-        </w:rPr>
-        <w:t xml:space="preserve">$</w:t>
-      </w:r>
-      <w:r>
-        <w:rPr>
-          <w:rStyle w:val="NormalTok"/>
-        </w:rPr>
-        <w:t xml:space="preserve">formula))</w:t>
-      </w:r>
-      <w:r>
-        <w:br/>
-      </w:r>
-      <w:r>
-        <w:rPr>
-          <w:rStyle w:val="NormalTok"/>
-        </w:rPr>
-        <w:t xml:space="preserve">mtcars_best_loocv </w:t>
-      </w:r>
-      <w:r>
-        <w:rPr>
-          <w:rStyle w:val="OtherTok"/>
-        </w:rPr>
-        <w:t xml:space="preserve">&lt;-</w:t>
-      </w:r>
-      <w:r>
-        <w:br/>
-      </w:r>
-      <w:r>
-        <w:rPr>
-          <w:rStyle w:val="NormalTok"/>
-        </w:rPr>
-        <w:t xml:space="preserve">  mtcars_loocv</w:t>
-      </w:r>
-      <w:r>
-        <w:rPr>
-          <w:rStyle w:val="SpecialCharTok"/>
-        </w:rPr>
-        <w:t xml:space="preserve">$</w:t>
-      </w:r>
-      <w:r>
-        <w:rPr>
-          <w:rStyle w:val="NormalTok"/>
-        </w:rPr>
-        <w:t xml:space="preserve">degree[</w:t>
-      </w:r>
-      <w:r>
-        <w:rPr>
-          <w:rStyle w:val="FunctionTok"/>
-        </w:rPr>
-        <w:t xml:space="preserve">which.min</w:t>
-      </w:r>
-      <w:r>
-        <w:rPr>
-          <w:rStyle w:val="NormalTok"/>
-        </w:rPr>
-        <w:t xml:space="preserve">(mtcars_loocv</w:t>
-      </w:r>
-      <w:r>
-        <w:rPr>
-          <w:rStyle w:val="SpecialCharTok"/>
-        </w:rPr>
-        <w:t xml:space="preserve">$</w:t>
-      </w:r>
-      <w:r>
-        <w:rPr>
-          <w:rStyle w:val="NormalTok"/>
-        </w:rPr>
-        <w:t xml:space="preserve">formula)]</w:t>
-      </w:r>
-      <w:r>
-        <w:br/>
-      </w:r>
-      <w:r>
-        <w:rPr>
-          <w:rStyle w:val="FunctionTok"/>
-        </w:rPr>
-        <w:t xml:space="preserve">c</w:t>
-      </w:r>
-      <w:r>
-        <w:rPr>
-          <w:rStyle w:val="NormalTok"/>
-        </w:rPr>
-        <w:t xml:space="preserve">(</w:t>
-      </w:r>
-      <w:r>
-        <w:rPr>
-          <w:rStyle w:val="AttributeTok"/>
-        </w:rPr>
-        <w:t xml:space="preserve">max_difference =</w:t>
-      </w:r>
-      <w:r>
-        <w:rPr>
-          <w:rStyle w:val="NormalTok"/>
-        </w:rPr>
-        <w:t xml:space="preserve"> loocv_max_diff, </w:t>
-      </w:r>
-      <w:r>
-        <w:rPr>
-          <w:rStyle w:val="AttributeTok"/>
-        </w:rPr>
-        <w:t xml:space="preserve">best_degree =</w:t>
-      </w:r>
-      <w:r>
-        <w:rPr>
-          <w:rStyle w:val="NormalTok"/>
-        </w:rPr>
-        <w:t xml:space="preserve"> mtcars_best_loocv)</w:t>
-      </w:r>
-      <w:r>
-        <w:br/>
-      </w:r>
-      <w:r>
-        <w:rPr>
-          <w:rStyle w:val="CommentTok"/>
-        </w:rPr>
-        <w:t xml:space="preserve">#&gt; max_difference    best_degree </w:t>
-      </w:r>
-      <w:r>
-        <w:br/>
-      </w:r>
-      <w:r>
-        <w:rPr>
-          <w:rStyle w:val="CommentTok"/>
-        </w:rPr>
-        <w:t xml:space="preserve">#&gt;    7.10543e-15    2.00000e+00</w:t>
-      </w:r>
+      <w:del w:id="253" w:author="PR Preview" w:date="2026-01-01T00:00:00Z">
+        <w:r>
+          <w:rPr>
+            <w:rStyle w:val="NormalTok"/>
+          </w:rPr>
+          <w:delText xml:space="preserve">loocv_max_diff </w:delText>
+        </w:r>
+      </w:del>
+      <w:del w:id="254" w:author="PR Preview" w:date="2026-01-01T00:00:00Z">
+        <w:r>
+          <w:rPr>
+            <w:rStyle w:val="OtherTok"/>
+          </w:rPr>
+          <w:delText xml:space="preserve">&lt;-</w:delText>
+        </w:r>
+      </w:del>
+      <w:del w:id="255" w:author="PR Preview" w:date="2026-01-01T00:00:00Z">
+        <w:r>
+          <w:rPr>
+            <w:rStyle w:val="NormalTok"/>
+          </w:rPr>
+          <w:delText xml:space="preserve"> </w:delText>
+        </w:r>
+      </w:del>
+      <w:del w:id="256" w:author="PR Preview" w:date="2026-01-01T00:00:00Z">
+        <w:r>
+          <w:rPr>
+            <w:rStyle w:val="FunctionTok"/>
+          </w:rPr>
+          <w:delText xml:space="preserve">max</w:delText>
+        </w:r>
+      </w:del>
+      <w:del w:id="257" w:author="PR Preview" w:date="2026-01-01T00:00:00Z">
+        <w:r>
+          <w:rPr>
+            <w:rStyle w:val="NormalTok"/>
+          </w:rPr>
+          <w:delText xml:space="preserve">(</w:delText>
+        </w:r>
+      </w:del>
+      <w:del w:id="258" w:author="PR Preview" w:date="2026-01-01T00:00:00Z">
+        <w:r>
+          <w:rPr>
+            <w:rStyle w:val="FunctionTok"/>
+          </w:rPr>
+          <w:delText xml:space="preserve">abs</w:delText>
+        </w:r>
+      </w:del>
+      <w:del w:id="259" w:author="PR Preview" w:date="2026-01-01T00:00:00Z">
+        <w:r>
+          <w:rPr>
+            <w:rStyle w:val="NormalTok"/>
+          </w:rPr>
+          <w:delText xml:space="preserve">(mtcars_loocv</w:delText>
+        </w:r>
+      </w:del>
+      <w:del w:id="260" w:author="PR Preview" w:date="2026-01-01T00:00:00Z">
+        <w:r>
+          <w:rPr>
+            <w:rStyle w:val="SpecialCharTok"/>
+          </w:rPr>
+          <w:delText xml:space="preserve">$</w:delText>
+        </w:r>
+      </w:del>
+      <w:del w:id="261" w:author="PR Preview" w:date="2026-01-01T00:00:00Z">
+        <w:r>
+          <w:rPr>
+            <w:rStyle w:val="NormalTok"/>
+          </w:rPr>
+          <w:delText xml:space="preserve">refitting </w:delText>
+        </w:r>
+      </w:del>
+      <w:del w:id="262" w:author="PR Preview" w:date="2026-01-01T00:00:00Z">
+        <w:r>
+          <w:rPr>
+            <w:rStyle w:val="SpecialCharTok"/>
+          </w:rPr>
+          <w:delText xml:space="preserve">-</w:delText>
+        </w:r>
+      </w:del>
+      <w:del w:id="263" w:author="PR Preview" w:date="2026-01-01T00:00:00Z">
+        <w:r>
+          <w:rPr>
+            <w:rStyle w:val="NormalTok"/>
+          </w:rPr>
+          <w:delText xml:space="preserve"> mtcars_loocv</w:delText>
+        </w:r>
+      </w:del>
+      <w:del w:id="264" w:author="PR Preview" w:date="2026-01-01T00:00:00Z">
+        <w:r>
+          <w:rPr>
+            <w:rStyle w:val="SpecialCharTok"/>
+          </w:rPr>
+          <w:delText xml:space="preserve">$</w:delText>
+        </w:r>
+      </w:del>
+      <w:del w:id="265" w:author="PR Preview" w:date="2026-01-01T00:00:00Z">
+        <w:r>
+          <w:rPr>
+            <w:rStyle w:val="NormalTok"/>
+          </w:rPr>
+          <w:delText xml:space="preserve">formula))</w:delText>
+        </w:r>
+      </w:del>
+      <w:del w:id="266" w:author="PR Preview" w:date="2026-01-01T00:00:00Z">
+        <w:r>
+          <w:br/>
+        </w:r>
+      </w:del>
+      <w:del w:id="267" w:author="PR Preview" w:date="2026-01-01T00:00:00Z">
+        <w:r>
+          <w:rPr>
+            <w:rStyle w:val="NormalTok"/>
+          </w:rPr>
+          <w:delText xml:space="preserve">mtcars_best_loocv </w:delText>
+        </w:r>
+      </w:del>
+      <w:del w:id="268" w:author="PR Preview" w:date="2026-01-01T00:00:00Z">
+        <w:r>
+          <w:rPr>
+            <w:rStyle w:val="OtherTok"/>
+          </w:rPr>
+          <w:delText xml:space="preserve">&lt;-</w:delText>
+        </w:r>
+      </w:del>
+      <w:del w:id="269" w:author="PR Preview" w:date="2026-01-01T00:00:00Z">
+        <w:r>
+          <w:br/>
+        </w:r>
+      </w:del>
+      <w:del w:id="270" w:author="PR Preview" w:date="2026-01-01T00:00:00Z">
+        <w:r>
+          <w:rPr>
+            <w:rStyle w:val="NormalTok"/>
+          </w:rPr>
+          <w:delText xml:space="preserve">  mtcars_loocv</w:delText>
+        </w:r>
+      </w:del>
+      <w:del w:id="271" w:author="PR Preview" w:date="2026-01-01T00:00:00Z">
+        <w:r>
+          <w:rPr>
+            <w:rStyle w:val="SpecialCharTok"/>
+          </w:rPr>
+          <w:delText xml:space="preserve">$</w:delText>
+        </w:r>
+      </w:del>
+      <w:del w:id="272" w:author="PR Preview" w:date="2026-01-01T00:00:00Z">
+        <w:r>
+          <w:rPr>
+            <w:rStyle w:val="NormalTok"/>
+          </w:rPr>
+          <w:delText xml:space="preserve">degree[</w:delText>
+        </w:r>
+      </w:del>
+      <w:del w:id="273" w:author="PR Preview" w:date="2026-01-01T00:00:00Z">
+        <w:r>
+          <w:rPr>
+            <w:rStyle w:val="FunctionTok"/>
+          </w:rPr>
+          <w:delText xml:space="preserve">which.min</w:delText>
+        </w:r>
+      </w:del>
+      <w:del w:id="274" w:author="PR Preview" w:date="2026-01-01T00:00:00Z">
+        <w:r>
+          <w:rPr>
+            <w:rStyle w:val="NormalTok"/>
+          </w:rPr>
+          <w:delText xml:space="preserve">(mtcars_loocv</w:delText>
+        </w:r>
+      </w:del>
+      <w:del w:id="275" w:author="PR Preview" w:date="2026-01-01T00:00:00Z">
+        <w:r>
+          <w:rPr>
+            <w:rStyle w:val="SpecialCharTok"/>
+          </w:rPr>
+          <w:delText xml:space="preserve">$</w:delText>
+        </w:r>
+      </w:del>
+      <w:del w:id="276" w:author="PR Preview" w:date="2026-01-01T00:00:00Z">
+        <w:r>
+          <w:rPr>
+            <w:rStyle w:val="NormalTok"/>
+          </w:rPr>
+          <w:delText xml:space="preserve">formula)]</w:delText>
+        </w:r>
+      </w:del>
+      <w:del w:id="277" w:author="PR Preview" w:date="2026-01-01T00:00:00Z">
+        <w:r>
+          <w:br/>
+        </w:r>
+      </w:del>
+      <w:del w:id="278" w:author="PR Preview" w:date="2026-01-01T00:00:00Z">
+        <w:r>
+          <w:rPr>
+            <w:rStyle w:val="FunctionTok"/>
+          </w:rPr>
+          <w:delText xml:space="preserve">c</w:delText>
+        </w:r>
+      </w:del>
+      <w:del w:id="279" w:author="PR Preview" w:date="2026-01-01T00:00:00Z">
+        <w:r>
+          <w:rPr>
+            <w:rStyle w:val="NormalTok"/>
+          </w:rPr>
+          <w:delText xml:space="preserve">(</w:delText>
+        </w:r>
+      </w:del>
+      <w:del w:id="280" w:author="PR Preview" w:date="2026-01-01T00:00:00Z">
+        <w:r>
+          <w:rPr>
+            <w:rStyle w:val="AttributeTok"/>
+          </w:rPr>
+          <w:delText xml:space="preserve">max_difference =</w:delText>
+        </w:r>
+      </w:del>
+      <w:del w:id="281" w:author="PR Preview" w:date="2026-01-01T00:00:00Z">
+        <w:r>
+          <w:rPr>
+            <w:rStyle w:val="NormalTok"/>
+          </w:rPr>
+          <w:delText xml:space="preserve"> loocv_max_diff, </w:delText>
+        </w:r>
+      </w:del>
+      <w:del w:id="282" w:author="PR Preview" w:date="2026-01-01T00:00:00Z">
+        <w:r>
+          <w:rPr>
+            <w:rStyle w:val="AttributeTok"/>
+          </w:rPr>
+          <w:delText xml:space="preserve">best_degree =</w:delText>
+        </w:r>
+      </w:del>
+      <w:del w:id="283" w:author="PR Preview" w:date="2026-01-01T00:00:00Z">
+        <w:r>
+          <w:rPr>
+            <w:rStyle w:val="NormalTok"/>
+          </w:rPr>
+          <w:delText xml:space="preserve"> mtcars_best_loocv)</w:delText>
+        </w:r>
+      </w:del>
+      <w:del w:id="284" w:author="PR Preview" w:date="2026-01-01T00:00:00Z">
+        <w:r>
+          <w:br/>
+        </w:r>
+      </w:del>
+      <w:del w:id="285" w:author="PR Preview" w:date="2026-01-01T00:00:00Z">
+        <w:r>
+          <w:rPr>
+            <w:rStyle w:val="CommentTok"/>
+          </w:rPr>
+          <w:delText xml:space="preserve">#&gt; max_difference    best_degree </w:delText>
+        </w:r>
+      </w:del>
+      <w:del w:id="286" w:author="PR Preview" w:date="2026-01-01T00:00:00Z">
+        <w:r>
+          <w:br/>
+        </w:r>
+      </w:del>
+      <w:del w:id="287" w:author="PR Preview" w:date="2026-01-01T00:00:00Z">
+        <w:r>
+          <w:rPr>
+            <w:rStyle w:val="CommentTok"/>
+          </w:rPr>
+          <w:delText xml:space="preserve">#&gt;    8.88178e-15    2.00000e+00</w:delText>
+        </w:r>
+      </w:del>
     </w:p>
     <w:p>
       <w:pPr>
         <w:pStyle w:val="FirstParagraph"/>
       </w:pPr>
-      <w:r>
-        <w:t xml:space="preserve">The two columns differ by at most 7.1e-15,</w:t>
-      </w:r>
-      <w:r>
-        <w:t xml:space="preserve"> </w:t>
-      </w:r>
-      <w:r>
-        <w:t xml:space="preserve">which is rounding error.</w:t>
-      </w:r>
-      <w:r>
-        <w:t xml:space="preserve"> </w:t>
-      </w:r>
-      <w:r>
-        <w:t xml:space="preserve">The single-fit formula needs one fit per model instead of 32.</w:t>
-      </w:r>
-      <w:r>
-        <w:t xml:space="preserve"> </w:t>
-      </w:r>
-      <w:r>
-        <w:t xml:space="preserve">LOOCV picks degree 2,</w:t>
-      </w:r>
-      <w:r>
-        <w:t xml:space="preserve"> </w:t>
-      </w:r>
-      <w:r>
-        <w:t xml:space="preserve">and because LOOCV is not random (</w:t>
-      </w:r>
+      <w:del w:id="288" w:author="PR Preview" w:date="2026-01-01T00:00:00Z">
+        <w:r>
+          <w:delText xml:space="preserve">The two columns differ by at most 8.9e-15,</w:delText>
+        </w:r>
+      </w:del>
+      <w:del w:id="289" w:author="PR Preview" w:date="2026-01-01T00:00:00Z">
+        <w:r>
+          <w:delText xml:space="preserve"> </w:delText>
+        </w:r>
+      </w:del>
+      <w:del w:id="290" w:author="PR Preview" w:date="2026-01-01T00:00:00Z">
+        <w:r>
+          <w:delText xml:space="preserve">which is rounding error.</w:delText>
+        </w:r>
+      </w:del>
+      <w:del w:id="291" w:author="PR Preview" w:date="2026-01-01T00:00:00Z">
+        <w:r>
+          <w:delText xml:space="preserve"> </w:delText>
+        </w:r>
+      </w:del>
+      <w:del w:id="292" w:author="PR Preview" w:date="2026-01-01T00:00:00Z">
+        <w:r>
+          <w:delText xml:space="preserve">The single-fit formula needs one fit per model instead of 32.</w:delText>
+        </w:r>
+      </w:del>
+      <w:del w:id="293" w:author="PR Preview" w:date="2026-01-01T00:00:00Z">
+        <w:r>
+          <w:delText xml:space="preserve"> </w:delText>
+        </w:r>
+      </w:del>
+      <w:del w:id="294" w:author="PR Preview" w:date="2026-01-01T00:00:00Z">
+        <w:r>
+          <w:delText xml:space="preserve">LOOCV picks degree 2,</w:delText>
+        </w:r>
+      </w:del>
+      <w:del w:id="295" w:author="PR Preview" w:date="2026-01-01T00:00:00Z">
+        <w:r>
+          <w:delText xml:space="preserve"> </w:delText>
+        </w:r>
+      </w:del>
+      <w:del w:id="296" w:author="PR Preview" w:date="2026-01-01T00:00:00Z">
+        <w:r>
+          <w:delText xml:space="preserve">and because LOOCV is not random (</w:delText>
+        </w:r>
+      </w:del>
       <w:hyperlink w:anchor="lem-loocv-not-random">
+        <w:del w:id="297" w:author="PR Preview" w:date="2026-01-01T00:00:00Z">
+          <w:r>
+            <w:rPr>
+              <w:rStyle w:val="Hyperlink"/>
+            </w:rPr>
+            <w:delText xml:space="preserve">Lemma 1</w:delText>
+          </w:r>
+        </w:del>
+      </w:hyperlink>
+      <w:del w:id="298" w:author="PR Preview" w:date="2026-01-01T00:00:00Z">
+        <w:r>
+          <w:delText xml:space="preserve">),</w:delText>
+        </w:r>
+      </w:del>
+      <w:del w:id="299" w:author="PR Preview" w:date="2026-01-01T00:00:00Z">
+        <w:r>
+          <w:delText xml:space="preserve"> </w:delText>
+        </w:r>
+      </w:del>
+      <w:del w:id="300" w:author="PR Preview" w:date="2026-01-01T00:00:00Z">
+        <w:r>
+          <w:delText xml:space="preserve">rerunning it always gives the same choice.</w:delText>
+        </w:r>
+      </w:del>
+    </w:p>
+    <w:p>
+      <w:pPr>
+        <w:pStyle w:val="SourceCode"/>
+      </w:pPr>
+      <w:ins w:id="301" w:author="PR Preview" w:date="2026-01-01T00:00:00Z">
         <w:r>
           <w:rPr>
-            <w:rStyle w:val="Hyperlink"/>
+            <w:rStyle w:val="NormalTok"/>
           </w:rPr>
-          <w:t xml:space="preserve">Lemma 1</w:t>
+          <w:t xml:space="preserve">loocv_max_diff </w:t>
         </w:r>
+      </w:ins>
+      <w:ins w:id="302" w:author="PR Preview" w:date="2026-01-01T00:00:00Z">
+        <w:r>
+          <w:rPr>
+            <w:rStyle w:val="OtherTok"/>
+          </w:rPr>
+          <w:t xml:space="preserve">&lt;-</w:t>
+        </w:r>
+      </w:ins>
+      <w:ins w:id="303" w:author="PR Preview" w:date="2026-01-01T00:00:00Z">
+        <w:r>
+          <w:rPr>
+            <w:rStyle w:val="NormalTok"/>
+          </w:rPr>
+          <w:t xml:space="preserve"> </w:t>
+        </w:r>
+      </w:ins>
+      <w:ins w:id="304" w:author="PR Preview" w:date="2026-01-01T00:00:00Z">
+        <w:r>
+          <w:rPr>
+            <w:rStyle w:val="FunctionTok"/>
+          </w:rPr>
+          <w:t xml:space="preserve">max</w:t>
+        </w:r>
+      </w:ins>
+      <w:ins w:id="305" w:author="PR Preview" w:date="2026-01-01T00:00:00Z">
+        <w:r>
+          <w:rPr>
+            <w:rStyle w:val="NormalTok"/>
+          </w:rPr>
+          <w:t xml:space="preserve">(</w:t>
+        </w:r>
+      </w:ins>
+      <w:ins w:id="306" w:author="PR Preview" w:date="2026-01-01T00:00:00Z">
+        <w:r>
+          <w:rPr>
+            <w:rStyle w:val="FunctionTok"/>
+          </w:rPr>
+          <w:t xml:space="preserve">abs</w:t>
+        </w:r>
+      </w:ins>
+      <w:ins w:id="307" w:author="PR Preview" w:date="2026-01-01T00:00:00Z">
+        <w:r>
+          <w:rPr>
+            <w:rStyle w:val="NormalTok"/>
+          </w:rPr>
+          <w:t xml:space="preserve">(mtcars_loocv</w:t>
+        </w:r>
+      </w:ins>
+      <w:ins w:id="308" w:author="PR Preview" w:date="2026-01-01T00:00:00Z">
+        <w:r>
+          <w:rPr>
+            <w:rStyle w:val="SpecialCharTok"/>
+          </w:rPr>
+          <w:t xml:space="preserve">$</w:t>
+        </w:r>
+      </w:ins>
+      <w:ins w:id="309" w:author="PR Preview" w:date="2026-01-01T00:00:00Z">
+        <w:r>
+          <w:rPr>
+            <w:rStyle w:val="NormalTok"/>
+          </w:rPr>
+          <w:t xml:space="preserve">refitting </w:t>
+        </w:r>
+      </w:ins>
+      <w:ins w:id="310" w:author="PR Preview" w:date="2026-01-01T00:00:00Z">
+        <w:r>
+          <w:rPr>
+            <w:rStyle w:val="SpecialCharTok"/>
+          </w:rPr>
+          <w:t xml:space="preserve">-</w:t>
+        </w:r>
+      </w:ins>
+      <w:ins w:id="311" w:author="PR Preview" w:date="2026-01-01T00:00:00Z">
+        <w:r>
+          <w:rPr>
+            <w:rStyle w:val="NormalTok"/>
+          </w:rPr>
+          <w:t xml:space="preserve"> mtcars_loocv</w:t>
+        </w:r>
+      </w:ins>
+      <w:ins w:id="312" w:author="PR Preview" w:date="2026-01-01T00:00:00Z">
+        <w:r>
+          <w:rPr>
+            <w:rStyle w:val="SpecialCharTok"/>
+          </w:rPr>
+          <w:t xml:space="preserve">$</w:t>
+        </w:r>
+      </w:ins>
+      <w:ins w:id="313" w:author="PR Preview" w:date="2026-01-01T00:00:00Z">
+        <w:r>
+          <w:rPr>
+            <w:rStyle w:val="NormalTok"/>
+          </w:rPr>
+          <w:t xml:space="preserve">formula))</w:t>
+        </w:r>
+      </w:ins>
+      <w:ins w:id="314" w:author="PR Preview" w:date="2026-01-01T00:00:00Z">
+        <w:r>
+          <w:br/>
+        </w:r>
+      </w:ins>
+      <w:ins w:id="315" w:author="PR Preview" w:date="2026-01-01T00:00:00Z">
+        <w:r>
+          <w:rPr>
+            <w:rStyle w:val="NormalTok"/>
+          </w:rPr>
+          <w:t xml:space="preserve">mtcars_best_loocv </w:t>
+        </w:r>
+      </w:ins>
+      <w:ins w:id="316" w:author="PR Preview" w:date="2026-01-01T00:00:00Z">
+        <w:r>
+          <w:rPr>
+            <w:rStyle w:val="OtherTok"/>
+          </w:rPr>
+          <w:t xml:space="preserve">&lt;-</w:t>
+        </w:r>
+      </w:ins>
+      <w:ins w:id="317" w:author="PR Preview" w:date="2026-01-01T00:00:00Z">
+        <w:r>
+          <w:br/>
+        </w:r>
+      </w:ins>
+      <w:ins w:id="318" w:author="PR Preview" w:date="2026-01-01T00:00:00Z">
+        <w:r>
+          <w:rPr>
+            <w:rStyle w:val="NormalTok"/>
+          </w:rPr>
+          <w:t xml:space="preserve">  mtcars_loocv</w:t>
+        </w:r>
+      </w:ins>
+      <w:ins w:id="319" w:author="PR Preview" w:date="2026-01-01T00:00:00Z">
+        <w:r>
+          <w:rPr>
+            <w:rStyle w:val="SpecialCharTok"/>
+          </w:rPr>
+          <w:t xml:space="preserve">$</w:t>
+        </w:r>
+      </w:ins>
+      <w:ins w:id="320" w:author="PR Preview" w:date="2026-01-01T00:00:00Z">
+        <w:r>
+          <w:rPr>
+            <w:rStyle w:val="NormalTok"/>
+          </w:rPr>
+          <w:t xml:space="preserve">degree[</w:t>
+        </w:r>
+      </w:ins>
+      <w:ins w:id="321" w:author="PR Preview" w:date="2026-01-01T00:00:00Z">
+        <w:r>
+          <w:rPr>
+            <w:rStyle w:val="FunctionTok"/>
+          </w:rPr>
+          <w:t xml:space="preserve">which.min</w:t>
+        </w:r>
+      </w:ins>
+      <w:ins w:id="322" w:author="PR Preview" w:date="2026-01-01T00:00:00Z">
+        <w:r>
+          <w:rPr>
+            <w:rStyle w:val="NormalTok"/>
+          </w:rPr>
+          <w:t xml:space="preserve">(mtcars_loocv</w:t>
+        </w:r>
+      </w:ins>
+      <w:ins w:id="323" w:author="PR Preview" w:date="2026-01-01T00:00:00Z">
+        <w:r>
+          <w:rPr>
+            <w:rStyle w:val="SpecialCharTok"/>
+          </w:rPr>
+          <w:t xml:space="preserve">$</w:t>
+        </w:r>
+      </w:ins>
+      <w:ins w:id="324" w:author="PR Preview" w:date="2026-01-01T00:00:00Z">
+        <w:r>
+          <w:rPr>
+            <w:rStyle w:val="NormalTok"/>
+          </w:rPr>
+          <w:t xml:space="preserve">formula)]</w:t>
+        </w:r>
+      </w:ins>
+      <w:ins w:id="325" w:author="PR Preview" w:date="2026-01-01T00:00:00Z">
+        <w:r>
+          <w:br/>
+        </w:r>
+      </w:ins>
+      <w:ins w:id="326" w:author="PR Preview" w:date="2026-01-01T00:00:00Z">
+        <w:r>
+          <w:rPr>
+            <w:rStyle w:val="FunctionTok"/>
+          </w:rPr>
+          <w:t xml:space="preserve">c</w:t>
+        </w:r>
+      </w:ins>
+      <w:ins w:id="327" w:author="PR Preview" w:date="2026-01-01T00:00:00Z">
+        <w:r>
+          <w:rPr>
+            <w:rStyle w:val="NormalTok"/>
+          </w:rPr>
+          <w:t xml:space="preserve">(</w:t>
+        </w:r>
+      </w:ins>
+      <w:ins w:id="328" w:author="PR Preview" w:date="2026-01-01T00:00:00Z">
+        <w:r>
+          <w:rPr>
+            <w:rStyle w:val="AttributeTok"/>
+          </w:rPr>
+          <w:t xml:space="preserve">max_difference =</w:t>
+        </w:r>
+      </w:ins>
+      <w:ins w:id="329" w:author="PR Preview" w:date="2026-01-01T00:00:00Z">
+        <w:r>
+          <w:rPr>
+            <w:rStyle w:val="NormalTok"/>
+          </w:rPr>
+          <w:t xml:space="preserve"> loocv_max_diff, </w:t>
+        </w:r>
+      </w:ins>
+      <w:ins w:id="330" w:author="PR Preview" w:date="2026-01-01T00:00:00Z">
+        <w:r>
+          <w:rPr>
+            <w:rStyle w:val="AttributeTok"/>
+          </w:rPr>
+          <w:t xml:space="preserve">best_degree =</w:t>
+        </w:r>
+      </w:ins>
+      <w:ins w:id="331" w:author="PR Preview" w:date="2026-01-01T00:00:00Z">
+        <w:r>
+          <w:rPr>
+            <w:rStyle w:val="NormalTok"/>
+          </w:rPr>
+          <w:t xml:space="preserve"> mtcars_best_loocv)</w:t>
+        </w:r>
+      </w:ins>
+      <w:ins w:id="332" w:author="PR Preview" w:date="2026-01-01T00:00:00Z">
+        <w:r>
+          <w:br/>
+        </w:r>
+      </w:ins>
+      <w:ins w:id="333" w:author="PR Preview" w:date="2026-01-01T00:00:00Z">
+        <w:r>
+          <w:rPr>
+            <w:rStyle w:val="CommentTok"/>
+          </w:rPr>
+          <w:t xml:space="preserve">#&gt; max_difference    best_degree </w:t>
+        </w:r>
+      </w:ins>
+      <w:ins w:id="334" w:author="PR Preview" w:date="2026-01-01T00:00:00Z">
+        <w:r>
+          <w:br/>
+        </w:r>
+      </w:ins>
+      <w:ins w:id="335" w:author="PR Preview" w:date="2026-01-01T00:00:00Z">
+        <w:r>
+          <w:rPr>
+            <w:rStyle w:val="CommentTok"/>
+          </w:rPr>
+          <w:t xml:space="preserve">#&gt;    7.10543e-15    2.00000e+00</w:t>
+        </w:r>
+      </w:ins>
+    </w:p>
+    <w:p>
+      <w:pPr>
+        <w:pStyle w:val="FirstParagraph"/>
+      </w:pPr>
+      <w:ins w:id="336" w:author="PR Preview" w:date="2026-01-01T00:00:00Z">
+        <w:r>
+          <w:t xml:space="preserve">The two columns differ by at most 7.1e-15,</w:t>
+        </w:r>
+      </w:ins>
+      <w:ins w:id="337" w:author="PR Preview" w:date="2026-01-01T00:00:00Z">
+        <w:r>
+          <w:t xml:space="preserve"> </w:t>
+        </w:r>
+      </w:ins>
+      <w:ins w:id="338" w:author="PR Preview" w:date="2026-01-01T00:00:00Z">
+        <w:r>
+          <w:t xml:space="preserve">which is rounding error.</w:t>
+        </w:r>
+      </w:ins>
+      <w:ins w:id="339" w:author="PR Preview" w:date="2026-01-01T00:00:00Z">
+        <w:r>
+          <w:t xml:space="preserve"> </w:t>
+        </w:r>
+      </w:ins>
+      <w:ins w:id="340" w:author="PR Preview" w:date="2026-01-01T00:00:00Z">
+        <w:r>
+          <w:t xml:space="preserve">The single-fit formula needs one fit per model instead of 32.</w:t>
+        </w:r>
+      </w:ins>
+      <w:ins w:id="341" w:author="PR Preview" w:date="2026-01-01T00:00:00Z">
+        <w:r>
+          <w:t xml:space="preserve"> </w:t>
+        </w:r>
+      </w:ins>
+      <w:ins w:id="342" w:author="PR Preview" w:date="2026-01-01T00:00:00Z">
+        <w:r>
+          <w:t xml:space="preserve">LOOCV picks degree 2,</w:t>
+        </w:r>
+      </w:ins>
+      <w:ins w:id="343" w:author="PR Preview" w:date="2026-01-01T00:00:00Z">
+        <w:r>
+          <w:t xml:space="preserve"> </w:t>
+        </w:r>
+      </w:ins>
+      <w:ins w:id="344" w:author="PR Preview" w:date="2026-01-01T00:00:00Z">
+        <w:r>
+          <w:t xml:space="preserve">and because LOOCV is not random (</w:t>
+        </w:r>
+      </w:ins>
+      <w:hyperlink w:anchor="lem-loocv-not-random">
+        <w:ins w:id="345" w:author="PR Preview" w:date="2026-01-01T00:00:00Z">
+          <w:r>
+            <w:rPr>
+              <w:rStyle w:val="Hyperlink"/>
+            </w:rPr>
+            <w:t xml:space="preserve">Lemma 1</w:t>
+          </w:r>
+        </w:ins>
       </w:hyperlink>
-      <w:r>
-        <w:t xml:space="preserve">),</w:t>
-      </w:r>
-      <w:r>
-        <w:t xml:space="preserve"> </w:t>
-      </w:r>
-      <w:r>
-        <w:t xml:space="preserve">rerunning it always gives the same choice.</w:t>
-      </w:r>
+      <w:ins w:id="346" w:author="PR Preview" w:date="2026-01-01T00:00:00Z">
+        <w:r>
+          <w:t xml:space="preserve">),</w:t>
+        </w:r>
+      </w:ins>
+      <w:ins w:id="347" w:author="PR Preview" w:date="2026-01-01T00:00:00Z">
+        <w:r>
+          <w:t xml:space="preserve"> </w:t>
+        </w:r>
+      </w:ins>
+      <w:ins w:id="348" w:author="PR Preview" w:date="2026-01-01T00:00:00Z">
+        <w:r>
+          <w:t xml:space="preserve">rerunning it always gives the same choice.</w:t>
+        </w:r>
+      </w:ins>
     </w:p>
     <w:bookmarkEnd w:id="247"/>
     <w:bookmarkStart w:id="248" w:name="rem-loocv"/>

--- a/pr-preview/pr-283/model-validation-handout-tracked-changes.docx
+++ b/pr-preview/pr-283/model-validation-handout-tracked-changes.docx
@@ -26,7 +26,7 @@
       </w:pPr>
       <w:ins w:id="2" w:author="PR Preview" w:date="2026-01-01T00:00:00Z">
         <w:r>
-          <w:t xml:space="preserve">Last modified: 2026-10-17 00:57:16 (PDT)</w:t>
+          <w:t xml:space="preserve">Last modified: 2026-10-17 01:32:54 (PDT)</w:t>
         </w:r>
       </w:ins>
     </w:p>
@@ -28823,7 +28823,7 @@
       </w:ins>
       <w:ins w:id="151" w:author="PR Preview" w:date="2026-01-01T00:00:00Z">
         <w:r>
-          <w:t xml:space="preserve">Past the smallest error,</w:t>
+          <w:t xml:space="preserve">Past the candidate with the smallest expected squared prediction error,</w:t>
         </w:r>
       </w:ins>
       <w:ins w:id="152" w:author="PR Preview" w:date="2026-01-01T00:00:00Z">
@@ -28833,7 +28833,7 @@
       </w:ins>
       <w:ins w:id="153" w:author="PR Preview" w:date="2026-01-01T00:00:00Z">
         <w:r>
-          <w:t xml:space="preserve">the candidates have lowered their squared bias by less than they have raised their variance,</w:t>
+          <w:t xml:space="preserve">the later candidates have lowered their squared bias by less than they have raised their variance,</w:t>
         </w:r>
       </w:ins>
       <w:ins w:id="154" w:author="PR Preview" w:date="2026-01-01T00:00:00Z">
@@ -28873,7 +28873,7 @@
       </w:ins>
       <w:ins w:id="160" w:author="PR Preview" w:date="2026-01-01T00:00:00Z">
         <w:r>
-          <w:t xml:space="preserve">they fit their training sets more closely than the fitted model of the candidate with the smallest error</w:t>
+          <w:t xml:space="preserve">they fit their training sets more closely than the fitted model of the candidate with the smallest expected squared prediction error</w:t>
         </w:r>
       </w:ins>
       <w:ins w:id="161" w:author="PR Preview" w:date="2026-01-01T00:00:00Z">
@@ -37970,9 +37970,16 @@
       <m:oMath>
         <m:sSub>
           <m:e>
-            <m:r>
-              <m:t>g</m:t>
-            </m:r>
+            <m:acc>
+              <m:accPr>
+                <m:chr m:val="̂"/>
+              </m:accPr>
+              <m:e>
+                <m:r>
+                  <m:t>y</m:t>
+                </m:r>
+              </m:e>
+            </m:acc>
           </m:e>
           <m:sub>
             <m:acc>
@@ -37987,42 +37994,6 @@
             </m:acc>
           </m:sub>
         </m:sSub>
-        <m:r>
-          <m:t>​</m:t>
-        </m:r>
-        <m:d>
-          <m:dPr>
-            <m:begChr m:val="("/>
-            <m:sepChr m:val=""/>
-            <m:endChr m:val=")"/>
-            <m:grow/>
-          </m:dPr>
-          <m:e>
-            <m:sSub>
-              <m:e>
-                <m:r>
-                  <m:rPr>
-                    <m:scr m:val="script"/>
-                    <m:sty m:val="p"/>
-                  </m:rPr>
-                  <m:t>D</m:t>
-                </m:r>
-              </m:e>
-              <m:sub>
-                <m:r>
-                  <m:rPr>
-                    <m:nor/>
-                    <m:sty m:val="p"/>
-                  </m:rPr>
-                  <m:t>train</m:t>
-                </m:r>
-              </m:sub>
-            </m:sSub>
-          </m:e>
-        </m:d>
-        <m:r>
-          <m:t>​</m:t>
-        </m:r>
       </m:oMath>
       <w:ins w:id="209" w:author="PR Preview" w:date="2026-01-01T00:00:00Z">
         <w:r>
@@ -38847,7 +38818,7 @@
       </w:ins>
       <w:ins w:id="248" w:author="PR Preview" w:date="2026-01-01T00:00:00Z">
         <w:r>
-          <w:t xml:space="preserve">so its validation error is optimistic.</w:t>
+          <w:t xml:space="preserve">so its prediction error on the validation set is optimistic as an estimate of its generalization error.</w:t>
         </w:r>
       </w:ins>
       <w:ins w:id="249" w:author="PR Preview" w:date="2026-01-01T00:00:00Z">
@@ -62295,691 +62266,250 @@
       <w:pPr>
         <w:pStyle w:val="SourceCode"/>
       </w:pPr>
-      <w:del w:id="253" w:author="PR Preview" w:date="2026-01-01T00:00:00Z">
-        <w:r>
-          <w:rPr>
-            <w:rStyle w:val="NormalTok"/>
-          </w:rPr>
-          <w:delText xml:space="preserve">loocv_max_diff </w:delText>
-        </w:r>
-      </w:del>
-      <w:del w:id="254" w:author="PR Preview" w:date="2026-01-01T00:00:00Z">
-        <w:r>
-          <w:rPr>
-            <w:rStyle w:val="OtherTok"/>
-          </w:rPr>
-          <w:delText xml:space="preserve">&lt;-</w:delText>
-        </w:r>
-      </w:del>
-      <w:del w:id="255" w:author="PR Preview" w:date="2026-01-01T00:00:00Z">
-        <w:r>
-          <w:rPr>
-            <w:rStyle w:val="NormalTok"/>
-          </w:rPr>
-          <w:delText xml:space="preserve"> </w:delText>
-        </w:r>
-      </w:del>
-      <w:del w:id="256" w:author="PR Preview" w:date="2026-01-01T00:00:00Z">
-        <w:r>
-          <w:rPr>
-            <w:rStyle w:val="FunctionTok"/>
-          </w:rPr>
-          <w:delText xml:space="preserve">max</w:delText>
-        </w:r>
-      </w:del>
-      <w:del w:id="257" w:author="PR Preview" w:date="2026-01-01T00:00:00Z">
-        <w:r>
-          <w:rPr>
-            <w:rStyle w:val="NormalTok"/>
-          </w:rPr>
-          <w:delText xml:space="preserve">(</w:delText>
-        </w:r>
-      </w:del>
-      <w:del w:id="258" w:author="PR Preview" w:date="2026-01-01T00:00:00Z">
-        <w:r>
-          <w:rPr>
-            <w:rStyle w:val="FunctionTok"/>
-          </w:rPr>
-          <w:delText xml:space="preserve">abs</w:delText>
-        </w:r>
-      </w:del>
-      <w:del w:id="259" w:author="PR Preview" w:date="2026-01-01T00:00:00Z">
-        <w:r>
-          <w:rPr>
-            <w:rStyle w:val="NormalTok"/>
-          </w:rPr>
-          <w:delText xml:space="preserve">(mtcars_loocv</w:delText>
-        </w:r>
-      </w:del>
-      <w:del w:id="260" w:author="PR Preview" w:date="2026-01-01T00:00:00Z">
-        <w:r>
-          <w:rPr>
-            <w:rStyle w:val="SpecialCharTok"/>
-          </w:rPr>
-          <w:delText xml:space="preserve">$</w:delText>
-        </w:r>
-      </w:del>
-      <w:del w:id="261" w:author="PR Preview" w:date="2026-01-01T00:00:00Z">
-        <w:r>
-          <w:rPr>
-            <w:rStyle w:val="NormalTok"/>
-          </w:rPr>
-          <w:delText xml:space="preserve">refitting </w:delText>
-        </w:r>
-      </w:del>
-      <w:del w:id="262" w:author="PR Preview" w:date="2026-01-01T00:00:00Z">
-        <w:r>
-          <w:rPr>
-            <w:rStyle w:val="SpecialCharTok"/>
-          </w:rPr>
-          <w:delText xml:space="preserve">-</w:delText>
-        </w:r>
-      </w:del>
-      <w:del w:id="263" w:author="PR Preview" w:date="2026-01-01T00:00:00Z">
-        <w:r>
-          <w:rPr>
-            <w:rStyle w:val="NormalTok"/>
-          </w:rPr>
-          <w:delText xml:space="preserve"> mtcars_loocv</w:delText>
-        </w:r>
-      </w:del>
-      <w:del w:id="264" w:author="PR Preview" w:date="2026-01-01T00:00:00Z">
-        <w:r>
-          <w:rPr>
-            <w:rStyle w:val="SpecialCharTok"/>
-          </w:rPr>
-          <w:delText xml:space="preserve">$</w:delText>
-        </w:r>
-      </w:del>
-      <w:del w:id="265" w:author="PR Preview" w:date="2026-01-01T00:00:00Z">
-        <w:r>
-          <w:rPr>
-            <w:rStyle w:val="NormalTok"/>
-          </w:rPr>
-          <w:delText xml:space="preserve">formula))</w:delText>
-        </w:r>
-      </w:del>
-      <w:del w:id="266" w:author="PR Preview" w:date="2026-01-01T00:00:00Z">
-        <w:r>
-          <w:br/>
-        </w:r>
-      </w:del>
-      <w:del w:id="267" w:author="PR Preview" w:date="2026-01-01T00:00:00Z">
-        <w:r>
-          <w:rPr>
-            <w:rStyle w:val="NormalTok"/>
-          </w:rPr>
-          <w:delText xml:space="preserve">mtcars_best_loocv </w:delText>
-        </w:r>
-      </w:del>
-      <w:del w:id="268" w:author="PR Preview" w:date="2026-01-01T00:00:00Z">
-        <w:r>
-          <w:rPr>
-            <w:rStyle w:val="OtherTok"/>
-          </w:rPr>
-          <w:delText xml:space="preserve">&lt;-</w:delText>
-        </w:r>
-      </w:del>
-      <w:del w:id="269" w:author="PR Preview" w:date="2026-01-01T00:00:00Z">
-        <w:r>
-          <w:br/>
-        </w:r>
-      </w:del>
-      <w:del w:id="270" w:author="PR Preview" w:date="2026-01-01T00:00:00Z">
-        <w:r>
-          <w:rPr>
-            <w:rStyle w:val="NormalTok"/>
-          </w:rPr>
-          <w:delText xml:space="preserve">  mtcars_loocv</w:delText>
-        </w:r>
-      </w:del>
-      <w:del w:id="271" w:author="PR Preview" w:date="2026-01-01T00:00:00Z">
-        <w:r>
-          <w:rPr>
-            <w:rStyle w:val="SpecialCharTok"/>
-          </w:rPr>
-          <w:delText xml:space="preserve">$</w:delText>
-        </w:r>
-      </w:del>
-      <w:del w:id="272" w:author="PR Preview" w:date="2026-01-01T00:00:00Z">
-        <w:r>
-          <w:rPr>
-            <w:rStyle w:val="NormalTok"/>
-          </w:rPr>
-          <w:delText xml:space="preserve">degree[</w:delText>
-        </w:r>
-      </w:del>
-      <w:del w:id="273" w:author="PR Preview" w:date="2026-01-01T00:00:00Z">
-        <w:r>
-          <w:rPr>
-            <w:rStyle w:val="FunctionTok"/>
-          </w:rPr>
-          <w:delText xml:space="preserve">which.min</w:delText>
-        </w:r>
-      </w:del>
-      <w:del w:id="274" w:author="PR Preview" w:date="2026-01-01T00:00:00Z">
-        <w:r>
-          <w:rPr>
-            <w:rStyle w:val="NormalTok"/>
-          </w:rPr>
-          <w:delText xml:space="preserve">(mtcars_loocv</w:delText>
-        </w:r>
-      </w:del>
-      <w:del w:id="275" w:author="PR Preview" w:date="2026-01-01T00:00:00Z">
-        <w:r>
-          <w:rPr>
-            <w:rStyle w:val="SpecialCharTok"/>
-          </w:rPr>
-          <w:delText xml:space="preserve">$</w:delText>
-        </w:r>
-      </w:del>
-      <w:del w:id="276" w:author="PR Preview" w:date="2026-01-01T00:00:00Z">
-        <w:r>
-          <w:rPr>
-            <w:rStyle w:val="NormalTok"/>
-          </w:rPr>
-          <w:delText xml:space="preserve">formula)]</w:delText>
-        </w:r>
-      </w:del>
-      <w:del w:id="277" w:author="PR Preview" w:date="2026-01-01T00:00:00Z">
-        <w:r>
-          <w:br/>
-        </w:r>
-      </w:del>
-      <w:del w:id="278" w:author="PR Preview" w:date="2026-01-01T00:00:00Z">
-        <w:r>
-          <w:rPr>
-            <w:rStyle w:val="FunctionTok"/>
-          </w:rPr>
-          <w:delText xml:space="preserve">c</w:delText>
-        </w:r>
-      </w:del>
-      <w:del w:id="279" w:author="PR Preview" w:date="2026-01-01T00:00:00Z">
-        <w:r>
-          <w:rPr>
-            <w:rStyle w:val="NormalTok"/>
-          </w:rPr>
-          <w:delText xml:space="preserve">(</w:delText>
-        </w:r>
-      </w:del>
-      <w:del w:id="280" w:author="PR Preview" w:date="2026-01-01T00:00:00Z">
-        <w:r>
-          <w:rPr>
-            <w:rStyle w:val="AttributeTok"/>
-          </w:rPr>
-          <w:delText xml:space="preserve">max_difference =</w:delText>
-        </w:r>
-      </w:del>
-      <w:del w:id="281" w:author="PR Preview" w:date="2026-01-01T00:00:00Z">
-        <w:r>
-          <w:rPr>
-            <w:rStyle w:val="NormalTok"/>
-          </w:rPr>
-          <w:delText xml:space="preserve"> loocv_max_diff, </w:delText>
-        </w:r>
-      </w:del>
-      <w:del w:id="282" w:author="PR Preview" w:date="2026-01-01T00:00:00Z">
-        <w:r>
-          <w:rPr>
-            <w:rStyle w:val="AttributeTok"/>
-          </w:rPr>
-          <w:delText xml:space="preserve">best_degree =</w:delText>
-        </w:r>
-      </w:del>
-      <w:del w:id="283" w:author="PR Preview" w:date="2026-01-01T00:00:00Z">
-        <w:r>
-          <w:rPr>
-            <w:rStyle w:val="NormalTok"/>
-          </w:rPr>
-          <w:delText xml:space="preserve"> mtcars_best_loocv)</w:delText>
-        </w:r>
-      </w:del>
-      <w:del w:id="284" w:author="PR Preview" w:date="2026-01-01T00:00:00Z">
-        <w:r>
-          <w:br/>
-        </w:r>
-      </w:del>
-      <w:del w:id="285" w:author="PR Preview" w:date="2026-01-01T00:00:00Z">
-        <w:r>
-          <w:rPr>
-            <w:rStyle w:val="CommentTok"/>
-          </w:rPr>
-          <w:delText xml:space="preserve">#&gt; max_difference    best_degree </w:delText>
-        </w:r>
-      </w:del>
-      <w:del w:id="286" w:author="PR Preview" w:date="2026-01-01T00:00:00Z">
-        <w:r>
-          <w:br/>
-        </w:r>
-      </w:del>
-      <w:del w:id="287" w:author="PR Preview" w:date="2026-01-01T00:00:00Z">
-        <w:r>
-          <w:rPr>
-            <w:rStyle w:val="CommentTok"/>
-          </w:rPr>
-          <w:delText xml:space="preserve">#&gt;    8.88178e-15    2.00000e+00</w:delText>
-        </w:r>
-      </w:del>
+      <w:r>
+        <w:rPr>
+          <w:rStyle w:val="NormalTok"/>
+        </w:rPr>
+        <w:t xml:space="preserve">loocv_max_diff </w:t>
+      </w:r>
+      <w:r>
+        <w:rPr>
+          <w:rStyle w:val="OtherTok"/>
+        </w:rPr>
+        <w:t xml:space="preserve">&lt;-</w:t>
+      </w:r>
+      <w:r>
+        <w:rPr>
+          <w:rStyle w:val="NormalTok"/>
+        </w:rPr>
+        <w:t xml:space="preserve"> </w:t>
+      </w:r>
+      <w:r>
+        <w:rPr>
+          <w:rStyle w:val="FunctionTok"/>
+        </w:rPr>
+        <w:t xml:space="preserve">max</w:t>
+      </w:r>
+      <w:r>
+        <w:rPr>
+          <w:rStyle w:val="NormalTok"/>
+        </w:rPr>
+        <w:t xml:space="preserve">(</w:t>
+      </w:r>
+      <w:r>
+        <w:rPr>
+          <w:rStyle w:val="FunctionTok"/>
+        </w:rPr>
+        <w:t xml:space="preserve">abs</w:t>
+      </w:r>
+      <w:r>
+        <w:rPr>
+          <w:rStyle w:val="NormalTok"/>
+        </w:rPr>
+        <w:t xml:space="preserve">(mtcars_loocv</w:t>
+      </w:r>
+      <w:r>
+        <w:rPr>
+          <w:rStyle w:val="SpecialCharTok"/>
+        </w:rPr>
+        <w:t xml:space="preserve">$</w:t>
+      </w:r>
+      <w:r>
+        <w:rPr>
+          <w:rStyle w:val="NormalTok"/>
+        </w:rPr>
+        <w:t xml:space="preserve">refitting </w:t>
+      </w:r>
+      <w:r>
+        <w:rPr>
+          <w:rStyle w:val="SpecialCharTok"/>
+        </w:rPr>
+        <w:t xml:space="preserve">-</w:t>
+      </w:r>
+      <w:r>
+        <w:rPr>
+          <w:rStyle w:val="NormalTok"/>
+        </w:rPr>
+        <w:t xml:space="preserve"> mtcars_loocv</w:t>
+      </w:r>
+      <w:r>
+        <w:rPr>
+          <w:rStyle w:val="SpecialCharTok"/>
+        </w:rPr>
+        <w:t xml:space="preserve">$</w:t>
+      </w:r>
+      <w:r>
+        <w:rPr>
+          <w:rStyle w:val="NormalTok"/>
+        </w:rPr>
+        <w:t xml:space="preserve">formula))</w:t>
+      </w:r>
+      <w:r>
+        <w:br/>
+      </w:r>
+      <w:r>
+        <w:rPr>
+          <w:rStyle w:val="NormalTok"/>
+        </w:rPr>
+        <w:t xml:space="preserve">mtcars_best_loocv </w:t>
+      </w:r>
+      <w:r>
+        <w:rPr>
+          <w:rStyle w:val="OtherTok"/>
+        </w:rPr>
+        <w:t xml:space="preserve">&lt;-</w:t>
+      </w:r>
+      <w:r>
+        <w:br/>
+      </w:r>
+      <w:r>
+        <w:rPr>
+          <w:rStyle w:val="NormalTok"/>
+        </w:rPr>
+        <w:t xml:space="preserve">  mtcars_loocv</w:t>
+      </w:r>
+      <w:r>
+        <w:rPr>
+          <w:rStyle w:val="SpecialCharTok"/>
+        </w:rPr>
+        <w:t xml:space="preserve">$</w:t>
+      </w:r>
+      <w:r>
+        <w:rPr>
+          <w:rStyle w:val="NormalTok"/>
+        </w:rPr>
+        <w:t xml:space="preserve">degree[</w:t>
+      </w:r>
+      <w:r>
+        <w:rPr>
+          <w:rStyle w:val="FunctionTok"/>
+        </w:rPr>
+        <w:t xml:space="preserve">which.min</w:t>
+      </w:r>
+      <w:r>
+        <w:rPr>
+          <w:rStyle w:val="NormalTok"/>
+        </w:rPr>
+        <w:t xml:space="preserve">(mtcars_loocv</w:t>
+      </w:r>
+      <w:r>
+        <w:rPr>
+          <w:rStyle w:val="SpecialCharTok"/>
+        </w:rPr>
+        <w:t xml:space="preserve">$</w:t>
+      </w:r>
+      <w:r>
+        <w:rPr>
+          <w:rStyle w:val="NormalTok"/>
+        </w:rPr>
+        <w:t xml:space="preserve">formula)]</w:t>
+      </w:r>
+      <w:r>
+        <w:br/>
+      </w:r>
+      <w:r>
+        <w:rPr>
+          <w:rStyle w:val="FunctionTok"/>
+        </w:rPr>
+        <w:t xml:space="preserve">c</w:t>
+      </w:r>
+      <w:r>
+        <w:rPr>
+          <w:rStyle w:val="NormalTok"/>
+        </w:rPr>
+        <w:t xml:space="preserve">(</w:t>
+      </w:r>
+      <w:r>
+        <w:rPr>
+          <w:rStyle w:val="AttributeTok"/>
+        </w:rPr>
+        <w:t xml:space="preserve">max_difference =</w:t>
+      </w:r>
+      <w:r>
+        <w:rPr>
+          <w:rStyle w:val="NormalTok"/>
+        </w:rPr>
+        <w:t xml:space="preserve"> loocv_max_diff, </w:t>
+      </w:r>
+      <w:r>
+        <w:rPr>
+          <w:rStyle w:val="AttributeTok"/>
+        </w:rPr>
+        <w:t xml:space="preserve">best_degree =</w:t>
+      </w:r>
+      <w:r>
+        <w:rPr>
+          <w:rStyle w:val="NormalTok"/>
+        </w:rPr>
+        <w:t xml:space="preserve"> mtcars_best_loocv)</w:t>
+      </w:r>
+      <w:r>
+        <w:br/>
+      </w:r>
+      <w:r>
+        <w:rPr>
+          <w:rStyle w:val="CommentTok"/>
+        </w:rPr>
+        <w:t xml:space="preserve">#&gt; max_difference    best_degree </w:t>
+      </w:r>
+      <w:r>
+        <w:br/>
+      </w:r>
+      <w:r>
+        <w:rPr>
+          <w:rStyle w:val="CommentTok"/>
+        </w:rPr>
+        <w:t xml:space="preserve">#&gt;    8.88178e-15    2.00000e+00</w:t>
+      </w:r>
     </w:p>
     <w:p>
       <w:pPr>
         <w:pStyle w:val="FirstParagraph"/>
       </w:pPr>
-      <w:del w:id="288" w:author="PR Preview" w:date="2026-01-01T00:00:00Z">
-        <w:r>
-          <w:delText xml:space="preserve">The two columns differ by at most 8.9e-15,</w:delText>
-        </w:r>
-      </w:del>
-      <w:del w:id="289" w:author="PR Preview" w:date="2026-01-01T00:00:00Z">
-        <w:r>
-          <w:delText xml:space="preserve"> </w:delText>
-        </w:r>
-      </w:del>
-      <w:del w:id="290" w:author="PR Preview" w:date="2026-01-01T00:00:00Z">
-        <w:r>
-          <w:delText xml:space="preserve">which is rounding error.</w:delText>
-        </w:r>
-      </w:del>
-      <w:del w:id="291" w:author="PR Preview" w:date="2026-01-01T00:00:00Z">
-        <w:r>
-          <w:delText xml:space="preserve"> </w:delText>
-        </w:r>
-      </w:del>
-      <w:del w:id="292" w:author="PR Preview" w:date="2026-01-01T00:00:00Z">
-        <w:r>
-          <w:delText xml:space="preserve">The single-fit formula needs one fit per model instead of 32.</w:delText>
-        </w:r>
-      </w:del>
-      <w:del w:id="293" w:author="PR Preview" w:date="2026-01-01T00:00:00Z">
-        <w:r>
-          <w:delText xml:space="preserve"> </w:delText>
-        </w:r>
-      </w:del>
-      <w:del w:id="294" w:author="PR Preview" w:date="2026-01-01T00:00:00Z">
-        <w:r>
-          <w:delText xml:space="preserve">LOOCV picks degree 2,</w:delText>
-        </w:r>
-      </w:del>
-      <w:del w:id="295" w:author="PR Preview" w:date="2026-01-01T00:00:00Z">
-        <w:r>
-          <w:delText xml:space="preserve"> </w:delText>
-        </w:r>
-      </w:del>
-      <w:del w:id="296" w:author="PR Preview" w:date="2026-01-01T00:00:00Z">
-        <w:r>
-          <w:delText xml:space="preserve">and because LOOCV is not random (</w:delText>
-        </w:r>
-      </w:del>
+      <w:r>
+        <w:t xml:space="preserve">The two columns differ by at most 8.9e-15,</w:t>
+      </w:r>
+      <w:r>
+        <w:t xml:space="preserve"> </w:t>
+      </w:r>
+      <w:r>
+        <w:t xml:space="preserve">which is rounding error.</w:t>
+      </w:r>
+      <w:r>
+        <w:t xml:space="preserve"> </w:t>
+      </w:r>
+      <w:r>
+        <w:t xml:space="preserve">The single-fit formula needs one fit per model instead of 32.</w:t>
+      </w:r>
+      <w:r>
+        <w:t xml:space="preserve"> </w:t>
+      </w:r>
+      <w:r>
+        <w:t xml:space="preserve">LOOCV picks degree 2,</w:t>
+      </w:r>
+      <w:r>
+        <w:t xml:space="preserve"> </w:t>
+      </w:r>
+      <w:r>
+        <w:t xml:space="preserve">and because LOOCV is not random (</w:t>
+      </w:r>
       <w:hyperlink w:anchor="lem-loocv-not-random">
-        <w:del w:id="297" w:author="PR Preview" w:date="2026-01-01T00:00:00Z">
-          <w:r>
-            <w:rPr>
-              <w:rStyle w:val="Hyperlink"/>
-            </w:rPr>
-            <w:delText xml:space="preserve">Lemma 1</w:delText>
-          </w:r>
-        </w:del>
-      </w:hyperlink>
-      <w:del w:id="298" w:author="PR Preview" w:date="2026-01-01T00:00:00Z">
-        <w:r>
-          <w:delText xml:space="preserve">),</w:delText>
-        </w:r>
-      </w:del>
-      <w:del w:id="299" w:author="PR Preview" w:date="2026-01-01T00:00:00Z">
-        <w:r>
-          <w:delText xml:space="preserve"> </w:delText>
-        </w:r>
-      </w:del>
-      <w:del w:id="300" w:author="PR Preview" w:date="2026-01-01T00:00:00Z">
-        <w:r>
-          <w:delText xml:space="preserve">rerunning it always gives the same choice.</w:delText>
-        </w:r>
-      </w:del>
-    </w:p>
-    <w:p>
-      <w:pPr>
-        <w:pStyle w:val="SourceCode"/>
-      </w:pPr>
-      <w:ins w:id="301" w:author="PR Preview" w:date="2026-01-01T00:00:00Z">
         <w:r>
           <w:rPr>
-            <w:rStyle w:val="NormalTok"/>
+            <w:rStyle w:val="Hyperlink"/>
           </w:rPr>
-          <w:t xml:space="preserve">loocv_max_diff </w:t>
+          <w:t xml:space="preserve">Lemma 1</w:t>
         </w:r>
-      </w:ins>
-      <w:ins w:id="302" w:author="PR Preview" w:date="2026-01-01T00:00:00Z">
-        <w:r>
-          <w:rPr>
-            <w:rStyle w:val="OtherTok"/>
-          </w:rPr>
-          <w:t xml:space="preserve">&lt;-</w:t>
-        </w:r>
-      </w:ins>
-      <w:ins w:id="303" w:author="PR Preview" w:date="2026-01-01T00:00:00Z">
-        <w:r>
-          <w:rPr>
-            <w:rStyle w:val="NormalTok"/>
-          </w:rPr>
-          <w:t xml:space="preserve"> </w:t>
-        </w:r>
-      </w:ins>
-      <w:ins w:id="304" w:author="PR Preview" w:date="2026-01-01T00:00:00Z">
-        <w:r>
-          <w:rPr>
-            <w:rStyle w:val="FunctionTok"/>
-          </w:rPr>
-          <w:t xml:space="preserve">max</w:t>
-        </w:r>
-      </w:ins>
-      <w:ins w:id="305" w:author="PR Preview" w:date="2026-01-01T00:00:00Z">
-        <w:r>
-          <w:rPr>
-            <w:rStyle w:val="NormalTok"/>
-          </w:rPr>
-          <w:t xml:space="preserve">(</w:t>
-        </w:r>
-      </w:ins>
-      <w:ins w:id="306" w:author="PR Preview" w:date="2026-01-01T00:00:00Z">
-        <w:r>
-          <w:rPr>
-            <w:rStyle w:val="FunctionTok"/>
-          </w:rPr>
-          <w:t xml:space="preserve">abs</w:t>
-        </w:r>
-      </w:ins>
-      <w:ins w:id="307" w:author="PR Preview" w:date="2026-01-01T00:00:00Z">
-        <w:r>
-          <w:rPr>
-            <w:rStyle w:val="NormalTok"/>
-          </w:rPr>
-          <w:t xml:space="preserve">(mtcars_loocv</w:t>
-        </w:r>
-      </w:ins>
-      <w:ins w:id="308" w:author="PR Preview" w:date="2026-01-01T00:00:00Z">
-        <w:r>
-          <w:rPr>
-            <w:rStyle w:val="SpecialCharTok"/>
-          </w:rPr>
-          <w:t xml:space="preserve">$</w:t>
-        </w:r>
-      </w:ins>
-      <w:ins w:id="309" w:author="PR Preview" w:date="2026-01-01T00:00:00Z">
-        <w:r>
-          <w:rPr>
-            <w:rStyle w:val="NormalTok"/>
-          </w:rPr>
-          <w:t xml:space="preserve">refitting </w:t>
-        </w:r>
-      </w:ins>
-      <w:ins w:id="310" w:author="PR Preview" w:date="2026-01-01T00:00:00Z">
-        <w:r>
-          <w:rPr>
-            <w:rStyle w:val="SpecialCharTok"/>
-          </w:rPr>
-          <w:t xml:space="preserve">-</w:t>
-        </w:r>
-      </w:ins>
-      <w:ins w:id="311" w:author="PR Preview" w:date="2026-01-01T00:00:00Z">
-        <w:r>
-          <w:rPr>
-            <w:rStyle w:val="NormalTok"/>
-          </w:rPr>
-          <w:t xml:space="preserve"> mtcars_loocv</w:t>
-        </w:r>
-      </w:ins>
-      <w:ins w:id="312" w:author="PR Preview" w:date="2026-01-01T00:00:00Z">
-        <w:r>
-          <w:rPr>
-            <w:rStyle w:val="SpecialCharTok"/>
-          </w:rPr>
-          <w:t xml:space="preserve">$</w:t>
-        </w:r>
-      </w:ins>
-      <w:ins w:id="313" w:author="PR Preview" w:date="2026-01-01T00:00:00Z">
-        <w:r>
-          <w:rPr>
-            <w:rStyle w:val="NormalTok"/>
-          </w:rPr>
-          <w:t xml:space="preserve">formula))</w:t>
-        </w:r>
-      </w:ins>
-      <w:ins w:id="314" w:author="PR Preview" w:date="2026-01-01T00:00:00Z">
-        <w:r>
-          <w:br/>
-        </w:r>
-      </w:ins>
-      <w:ins w:id="315" w:author="PR Preview" w:date="2026-01-01T00:00:00Z">
-        <w:r>
-          <w:rPr>
-            <w:rStyle w:val="NormalTok"/>
-          </w:rPr>
-          <w:t xml:space="preserve">mtcars_best_loocv </w:t>
-        </w:r>
-      </w:ins>
-      <w:ins w:id="316" w:author="PR Preview" w:date="2026-01-01T00:00:00Z">
-        <w:r>
-          <w:rPr>
-            <w:rStyle w:val="OtherTok"/>
-          </w:rPr>
-          <w:t xml:space="preserve">&lt;-</w:t>
-        </w:r>
-      </w:ins>
-      <w:ins w:id="317" w:author="PR Preview" w:date="2026-01-01T00:00:00Z">
-        <w:r>
-          <w:br/>
-        </w:r>
-      </w:ins>
-      <w:ins w:id="318" w:author="PR Preview" w:date="2026-01-01T00:00:00Z">
-        <w:r>
-          <w:rPr>
-            <w:rStyle w:val="NormalTok"/>
-          </w:rPr>
-          <w:t xml:space="preserve">  mtcars_loocv</w:t>
-        </w:r>
-      </w:ins>
-      <w:ins w:id="319" w:author="PR Preview" w:date="2026-01-01T00:00:00Z">
-        <w:r>
-          <w:rPr>
-            <w:rStyle w:val="SpecialCharTok"/>
-          </w:rPr>
-          <w:t xml:space="preserve">$</w:t>
-        </w:r>
-      </w:ins>
-      <w:ins w:id="320" w:author="PR Preview" w:date="2026-01-01T00:00:00Z">
-        <w:r>
-          <w:rPr>
-            <w:rStyle w:val="NormalTok"/>
-          </w:rPr>
-          <w:t xml:space="preserve">degree[</w:t>
-        </w:r>
-      </w:ins>
-      <w:ins w:id="321" w:author="PR Preview" w:date="2026-01-01T00:00:00Z">
-        <w:r>
-          <w:rPr>
-            <w:rStyle w:val="FunctionTok"/>
-          </w:rPr>
-          <w:t xml:space="preserve">which.min</w:t>
-        </w:r>
-      </w:ins>
-      <w:ins w:id="322" w:author="PR Preview" w:date="2026-01-01T00:00:00Z">
-        <w:r>
-          <w:rPr>
-            <w:rStyle w:val="NormalTok"/>
-          </w:rPr>
-          <w:t xml:space="preserve">(mtcars_loocv</w:t>
-        </w:r>
-      </w:ins>
-      <w:ins w:id="323" w:author="PR Preview" w:date="2026-01-01T00:00:00Z">
-        <w:r>
-          <w:rPr>
-            <w:rStyle w:val="SpecialCharTok"/>
-          </w:rPr>
-          <w:t xml:space="preserve">$</w:t>
-        </w:r>
-      </w:ins>
-      <w:ins w:id="324" w:author="PR Preview" w:date="2026-01-01T00:00:00Z">
-        <w:r>
-          <w:rPr>
-            <w:rStyle w:val="NormalTok"/>
-          </w:rPr>
-          <w:t xml:space="preserve">formula)]</w:t>
-        </w:r>
-      </w:ins>
-      <w:ins w:id="325" w:author="PR Preview" w:date="2026-01-01T00:00:00Z">
-        <w:r>
-          <w:br/>
-        </w:r>
-      </w:ins>
-      <w:ins w:id="326" w:author="PR Preview" w:date="2026-01-01T00:00:00Z">
-        <w:r>
-          <w:rPr>
-            <w:rStyle w:val="FunctionTok"/>
-          </w:rPr>
-          <w:t xml:space="preserve">c</w:t>
-        </w:r>
-      </w:ins>
-      <w:ins w:id="327" w:author="PR Preview" w:date="2026-01-01T00:00:00Z">
-        <w:r>
-          <w:rPr>
-            <w:rStyle w:val="NormalTok"/>
-          </w:rPr>
-          <w:t xml:space="preserve">(</w:t>
-        </w:r>
-      </w:ins>
-      <w:ins w:id="328" w:author="PR Preview" w:date="2026-01-01T00:00:00Z">
-        <w:r>
-          <w:rPr>
-            <w:rStyle w:val="AttributeTok"/>
-          </w:rPr>
-          <w:t xml:space="preserve">max_difference =</w:t>
-        </w:r>
-      </w:ins>
-      <w:ins w:id="329" w:author="PR Preview" w:date="2026-01-01T00:00:00Z">
-        <w:r>
-          <w:rPr>
-            <w:rStyle w:val="NormalTok"/>
-          </w:rPr>
-          <w:t xml:space="preserve"> loocv_max_diff, </w:t>
-        </w:r>
-      </w:ins>
-      <w:ins w:id="330" w:author="PR Preview" w:date="2026-01-01T00:00:00Z">
-        <w:r>
-          <w:rPr>
-            <w:rStyle w:val="AttributeTok"/>
-          </w:rPr>
-          <w:t xml:space="preserve">best_degree =</w:t>
-        </w:r>
-      </w:ins>
-      <w:ins w:id="331" w:author="PR Preview" w:date="2026-01-01T00:00:00Z">
-        <w:r>
-          <w:rPr>
-            <w:rStyle w:val="NormalTok"/>
-          </w:rPr>
-          <w:t xml:space="preserve"> mtcars_best_loocv)</w:t>
-        </w:r>
-      </w:ins>
-      <w:ins w:id="332" w:author="PR Preview" w:date="2026-01-01T00:00:00Z">
-        <w:r>
-          <w:br/>
-        </w:r>
-      </w:ins>
-      <w:ins w:id="333" w:author="PR Preview" w:date="2026-01-01T00:00:00Z">
-        <w:r>
-          <w:rPr>
-            <w:rStyle w:val="CommentTok"/>
-          </w:rPr>
-          <w:t xml:space="preserve">#&gt; max_difference    best_degree </w:t>
-        </w:r>
-      </w:ins>
-      <w:ins w:id="334" w:author="PR Preview" w:date="2026-01-01T00:00:00Z">
-        <w:r>
-          <w:br/>
-        </w:r>
-      </w:ins>
-      <w:ins w:id="335" w:author="PR Preview" w:date="2026-01-01T00:00:00Z">
-        <w:r>
-          <w:rPr>
-            <w:rStyle w:val="CommentTok"/>
-          </w:rPr>
-          <w:t xml:space="preserve">#&gt;    7.10543e-15    2.00000e+00</w:t>
-        </w:r>
-      </w:ins>
-    </w:p>
-    <w:p>
-      <w:pPr>
-        <w:pStyle w:val="FirstParagraph"/>
-      </w:pPr>
-      <w:ins w:id="336" w:author="PR Preview" w:date="2026-01-01T00:00:00Z">
-        <w:r>
-          <w:t xml:space="preserve">The two columns differ by at most 7.1e-15,</w:t>
-        </w:r>
-      </w:ins>
-      <w:ins w:id="337" w:author="PR Preview" w:date="2026-01-01T00:00:00Z">
-        <w:r>
-          <w:t xml:space="preserve"> </w:t>
-        </w:r>
-      </w:ins>
-      <w:ins w:id="338" w:author="PR Preview" w:date="2026-01-01T00:00:00Z">
-        <w:r>
-          <w:t xml:space="preserve">which is rounding error.</w:t>
-        </w:r>
-      </w:ins>
-      <w:ins w:id="339" w:author="PR Preview" w:date="2026-01-01T00:00:00Z">
-        <w:r>
-          <w:t xml:space="preserve"> </w:t>
-        </w:r>
-      </w:ins>
-      <w:ins w:id="340" w:author="PR Preview" w:date="2026-01-01T00:00:00Z">
-        <w:r>
-          <w:t xml:space="preserve">The single-fit formula needs one fit per model instead of 32.</w:t>
-        </w:r>
-      </w:ins>
-      <w:ins w:id="341" w:author="PR Preview" w:date="2026-01-01T00:00:00Z">
-        <w:r>
-          <w:t xml:space="preserve"> </w:t>
-        </w:r>
-      </w:ins>
-      <w:ins w:id="342" w:author="PR Preview" w:date="2026-01-01T00:00:00Z">
-        <w:r>
-          <w:t xml:space="preserve">LOOCV picks degree 2,</w:t>
-        </w:r>
-      </w:ins>
-      <w:ins w:id="343" w:author="PR Preview" w:date="2026-01-01T00:00:00Z">
-        <w:r>
-          <w:t xml:space="preserve"> </w:t>
-        </w:r>
-      </w:ins>
-      <w:ins w:id="344" w:author="PR Preview" w:date="2026-01-01T00:00:00Z">
-        <w:r>
-          <w:t xml:space="preserve">and because LOOCV is not random (</w:t>
-        </w:r>
-      </w:ins>
-      <w:hyperlink w:anchor="lem-loocv-not-random">
-        <w:ins w:id="345" w:author="PR Preview" w:date="2026-01-01T00:00:00Z">
-          <w:r>
-            <w:rPr>
-              <w:rStyle w:val="Hyperlink"/>
-            </w:rPr>
-            <w:t xml:space="preserve">Lemma 1</w:t>
-          </w:r>
-        </w:ins>
       </w:hyperlink>
-      <w:ins w:id="346" w:author="PR Preview" w:date="2026-01-01T00:00:00Z">
-        <w:r>
-          <w:t xml:space="preserve">),</w:t>
-        </w:r>
-      </w:ins>
-      <w:ins w:id="347" w:author="PR Preview" w:date="2026-01-01T00:00:00Z">
-        <w:r>
-          <w:t xml:space="preserve"> </w:t>
-        </w:r>
-      </w:ins>
-      <w:ins w:id="348" w:author="PR Preview" w:date="2026-01-01T00:00:00Z">
-        <w:r>
-          <w:t xml:space="preserve">rerunning it always gives the same choice.</w:t>
-        </w:r>
-      </w:ins>
+      <w:r>
+        <w:t xml:space="preserve">),</w:t>
+      </w:r>
+      <w:r>
+        <w:t xml:space="preserve"> </w:t>
+      </w:r>
+      <w:r>
+        <w:t xml:space="preserve">rerunning it always gives the same choice.</w:t>
+      </w:r>
     </w:p>
     <w:bookmarkEnd w:id="247"/>
     <w:bookmarkStart w:id="248" w:name="rem-loocv"/>

--- a/pr-preview/pr-283/model-validation-handout-tracked-changes.docx
+++ b/pr-preview/pr-283/model-validation-handout-tracked-changes.docx
@@ -16,7 +16,7 @@
       </w:pPr>
       <w:del w:id="1" w:author="PR Preview" w:date="2026-01-01T00:00:00Z">
         <w:r>
-          <w:delText xml:space="preserve">Last modified: 2026-10-17 00:53:34 (PDT)</w:delText>
+          <w:delText xml:space="preserve">Last modified: 2026-10-17 02:02:33 (PDT)</w:delText>
         </w:r>
       </w:del>
     </w:p>
@@ -26,7 +26,7 @@
       </w:pPr>
       <w:ins w:id="2" w:author="PR Preview" w:date="2026-01-01T00:00:00Z">
         <w:r>
-          <w:t xml:space="preserve">Last modified: 2026-10-17 01:32:54 (PDT)</w:t>
+          <w:t xml:space="preserve">Last modified: 2026-10-17 02:04:34 (PDT)</w:t>
         </w:r>
       </w:ins>
     </w:p>
@@ -14891,7 +14891,7 @@
         <w:t xml:space="preserve"> </w:t>
       </w:r>
       <w:r>
-        <w:t xml:space="preserve">the bias reflects the error introduced by approximating a real-world relationship by a model.</w:t>
+        <w:t xml:space="preserve">the bias reflects the approximation error that comes from approximating a real-world relationship by a model.</w:t>
       </w:r>
     </w:p>
     <w:bookmarkStart w:id="102" w:name="exm-prediction-bias"/>
@@ -25872,7 +25872,13 @@
         <w:t xml:space="preserve"> </w:t>
       </w:r>
       <w:r>
-        <w:t xml:space="preserve">splits that error, under squared-error loss,</w:t>
+        <w:t xml:space="preserve">splits each of those expected prediction errors,</w:t>
+      </w:r>
+      <w:r>
+        <w:t xml:space="preserve"> </w:t>
+      </w:r>
+      <w:r>
+        <w:t xml:space="preserve">under squared-error loss,</w:t>
       </w:r>
       <w:r>
         <w:t xml:space="preserve"> </w:t>
@@ -28764,7 +28770,7 @@
       </w:ins>
       <w:ins w:id="142" w:author="PR Preview" w:date="2026-01-01T00:00:00Z">
         <w:r>
-          <w:t xml:space="preserve">and then no later</w:t>
+          <w:t xml:space="preserve">and then no more flexible</w:t>
         </w:r>
       </w:ins>
       <w:ins w:id="143" w:author="PR Preview" w:date="2026-01-01T00:00:00Z">
@@ -28833,7 +28839,7 @@
       </w:ins>
       <w:ins w:id="153" w:author="PR Preview" w:date="2026-01-01T00:00:00Z">
         <w:r>
-          <w:t xml:space="preserve">the later candidates have lowered their squared bias by less than they have raised their variance,</w:t>
+          <w:t xml:space="preserve">the more flexible candidates have lowered their squared bias by less than they have raised their variance,</w:t>
         </w:r>
       </w:ins>
       <w:ins w:id="154" w:author="PR Preview" w:date="2026-01-01T00:00:00Z">
@@ -37970,16 +37976,9 @@
       <m:oMath>
         <m:sSub>
           <m:e>
-            <m:acc>
-              <m:accPr>
-                <m:chr m:val="̂"/>
-              </m:accPr>
-              <m:e>
-                <m:r>
-                  <m:t>y</m:t>
-                </m:r>
-              </m:e>
-            </m:acc>
+            <m:r>
+              <m:t>g</m:t>
+            </m:r>
           </m:e>
           <m:sub>
             <m:acc>
@@ -37994,6 +37993,42 @@
             </m:acc>
           </m:sub>
         </m:sSub>
+        <m:r>
+          <m:t>​</m:t>
+        </m:r>
+        <m:d>
+          <m:dPr>
+            <m:begChr m:val="("/>
+            <m:sepChr m:val=""/>
+            <m:endChr m:val=")"/>
+            <m:grow/>
+          </m:dPr>
+          <m:e>
+            <m:sSub>
+              <m:e>
+                <m:r>
+                  <m:rPr>
+                    <m:scr m:val="script"/>
+                    <m:sty m:val="p"/>
+                  </m:rPr>
+                  <m:t>D</m:t>
+                </m:r>
+              </m:e>
+              <m:sub>
+                <m:r>
+                  <m:rPr>
+                    <m:nor/>
+                    <m:sty m:val="p"/>
+                  </m:rPr>
+                  <m:t>train</m:t>
+                </m:r>
+              </m:sub>
+            </m:sSub>
+          </m:e>
+        </m:d>
+        <m:r>
+          <m:t>​</m:t>
+        </m:r>
       </m:oMath>
       <w:ins w:id="209" w:author="PR Preview" w:date="2026-01-01T00:00:00Z">
         <w:r>
@@ -50496,7 +50531,7 @@
         <w:t xml:space="preserve"> </w:t>
       </w:r>
       <w:r>
-        <w:t xml:space="preserve">tends to overstate the error of a rule fitted to all</w:t>
+        <w:t xml:space="preserve">tends to overstate the expected generalization error of a rule fitted to all</w:t>
       </w:r>
       <w:r>
         <w:t xml:space="preserve"> </w:t>
@@ -53596,7 +53631,7 @@
         <w:t xml:space="preserve"> </w:t>
       </w:r>
       <w:r>
-        <w:t xml:space="preserve">not the error of a fit to 30 points.</w:t>
+        <w:t xml:space="preserve">not the expected generalization error of a fit to 30 points.</w:t>
       </w:r>
       <w:r>
         <w:t xml:space="preserve"> </w:t>
@@ -62266,250 +62301,691 @@
       <w:pPr>
         <w:pStyle w:val="SourceCode"/>
       </w:pPr>
-      <w:r>
-        <w:rPr>
-          <w:rStyle w:val="NormalTok"/>
-        </w:rPr>
-        <w:t xml:space="preserve">loocv_max_diff </w:t>
-      </w:r>
-      <w:r>
-        <w:rPr>
-          <w:rStyle w:val="OtherTok"/>
-        </w:rPr>
-        <w:t xml:space="preserve">&lt;-</w:t>
-      </w:r>
-      <w:r>
-        <w:rPr>
-          <w:rStyle w:val="NormalTok"/>
-        </w:rPr>
-        <w:t xml:space="preserve"> </w:t>
-      </w:r>
-      <w:r>
-        <w:rPr>
-          <w:rStyle w:val="FunctionTok"/>
-        </w:rPr>
-        <w:t xml:space="preserve">max</w:t>
-      </w:r>
-      <w:r>
-        <w:rPr>
-          <w:rStyle w:val="NormalTok"/>
-        </w:rPr>
-        <w:t xml:space="preserve">(</w:t>
-      </w:r>
-      <w:r>
-        <w:rPr>
-          <w:rStyle w:val="FunctionTok"/>
-        </w:rPr>
-        <w:t xml:space="preserve">abs</w:t>
-      </w:r>
-      <w:r>
-        <w:rPr>
-          <w:rStyle w:val="NormalTok"/>
-        </w:rPr>
-        <w:t xml:space="preserve">(mtcars_loocv</w:t>
-      </w:r>
-      <w:r>
-        <w:rPr>
-          <w:rStyle w:val="SpecialCharTok"/>
-        </w:rPr>
-        <w:t xml:space="preserve">$</w:t>
-      </w:r>
-      <w:r>
-        <w:rPr>
-          <w:rStyle w:val="NormalTok"/>
-        </w:rPr>
-        <w:t xml:space="preserve">refitting </w:t>
-      </w:r>
-      <w:r>
-        <w:rPr>
-          <w:rStyle w:val="SpecialCharTok"/>
-        </w:rPr>
-        <w:t xml:space="preserve">-</w:t>
-      </w:r>
-      <w:r>
-        <w:rPr>
-          <w:rStyle w:val="NormalTok"/>
-        </w:rPr>
-        <w:t xml:space="preserve"> mtcars_loocv</w:t>
-      </w:r>
-      <w:r>
-        <w:rPr>
-          <w:rStyle w:val="SpecialCharTok"/>
-        </w:rPr>
-        <w:t xml:space="preserve">$</w:t>
-      </w:r>
-      <w:r>
-        <w:rPr>
-          <w:rStyle w:val="NormalTok"/>
-        </w:rPr>
-        <w:t xml:space="preserve">formula))</w:t>
-      </w:r>
-      <w:r>
-        <w:br/>
-      </w:r>
-      <w:r>
-        <w:rPr>
-          <w:rStyle w:val="NormalTok"/>
-        </w:rPr>
-        <w:t xml:space="preserve">mtcars_best_loocv </w:t>
-      </w:r>
-      <w:r>
-        <w:rPr>
-          <w:rStyle w:val="OtherTok"/>
-        </w:rPr>
-        <w:t xml:space="preserve">&lt;-</w:t>
-      </w:r>
-      <w:r>
-        <w:br/>
-      </w:r>
-      <w:r>
-        <w:rPr>
-          <w:rStyle w:val="NormalTok"/>
-        </w:rPr>
-        <w:t xml:space="preserve">  mtcars_loocv</w:t>
-      </w:r>
-      <w:r>
-        <w:rPr>
-          <w:rStyle w:val="SpecialCharTok"/>
-        </w:rPr>
-        <w:t xml:space="preserve">$</w:t>
-      </w:r>
-      <w:r>
-        <w:rPr>
-          <w:rStyle w:val="NormalTok"/>
-        </w:rPr>
-        <w:t xml:space="preserve">degree[</w:t>
-      </w:r>
-      <w:r>
-        <w:rPr>
-          <w:rStyle w:val="FunctionTok"/>
-        </w:rPr>
-        <w:t xml:space="preserve">which.min</w:t>
-      </w:r>
-      <w:r>
-        <w:rPr>
-          <w:rStyle w:val="NormalTok"/>
-        </w:rPr>
-        <w:t xml:space="preserve">(mtcars_loocv</w:t>
-      </w:r>
-      <w:r>
-        <w:rPr>
-          <w:rStyle w:val="SpecialCharTok"/>
-        </w:rPr>
-        <w:t xml:space="preserve">$</w:t>
-      </w:r>
-      <w:r>
-        <w:rPr>
-          <w:rStyle w:val="NormalTok"/>
-        </w:rPr>
-        <w:t xml:space="preserve">formula)]</w:t>
-      </w:r>
-      <w:r>
-        <w:br/>
-      </w:r>
-      <w:r>
-        <w:rPr>
-          <w:rStyle w:val="FunctionTok"/>
-        </w:rPr>
-        <w:t xml:space="preserve">c</w:t>
-      </w:r>
-      <w:r>
-        <w:rPr>
-          <w:rStyle w:val="NormalTok"/>
-        </w:rPr>
-        <w:t xml:space="preserve">(</w:t>
-      </w:r>
-      <w:r>
-        <w:rPr>
-          <w:rStyle w:val="AttributeTok"/>
-        </w:rPr>
-        <w:t xml:space="preserve">max_difference =</w:t>
-      </w:r>
-      <w:r>
-        <w:rPr>
-          <w:rStyle w:val="NormalTok"/>
-        </w:rPr>
-        <w:t xml:space="preserve"> loocv_max_diff, </w:t>
-      </w:r>
-      <w:r>
-        <w:rPr>
-          <w:rStyle w:val="AttributeTok"/>
-        </w:rPr>
-        <w:t xml:space="preserve">best_degree =</w:t>
-      </w:r>
-      <w:r>
-        <w:rPr>
-          <w:rStyle w:val="NormalTok"/>
-        </w:rPr>
-        <w:t xml:space="preserve"> mtcars_best_loocv)</w:t>
-      </w:r>
-      <w:r>
-        <w:br/>
-      </w:r>
-      <w:r>
-        <w:rPr>
-          <w:rStyle w:val="CommentTok"/>
-        </w:rPr>
-        <w:t xml:space="preserve">#&gt; max_difference    best_degree </w:t>
-      </w:r>
-      <w:r>
-        <w:br/>
-      </w:r>
-      <w:r>
-        <w:rPr>
-          <w:rStyle w:val="CommentTok"/>
-        </w:rPr>
-        <w:t xml:space="preserve">#&gt;    8.88178e-15    2.00000e+00</w:t>
-      </w:r>
+      <w:del w:id="253" w:author="PR Preview" w:date="2026-01-01T00:00:00Z">
+        <w:r>
+          <w:rPr>
+            <w:rStyle w:val="NormalTok"/>
+          </w:rPr>
+          <w:delText xml:space="preserve">loocv_max_diff </w:delText>
+        </w:r>
+      </w:del>
+      <w:del w:id="254" w:author="PR Preview" w:date="2026-01-01T00:00:00Z">
+        <w:r>
+          <w:rPr>
+            <w:rStyle w:val="OtherTok"/>
+          </w:rPr>
+          <w:delText xml:space="preserve">&lt;-</w:delText>
+        </w:r>
+      </w:del>
+      <w:del w:id="255" w:author="PR Preview" w:date="2026-01-01T00:00:00Z">
+        <w:r>
+          <w:rPr>
+            <w:rStyle w:val="NormalTok"/>
+          </w:rPr>
+          <w:delText xml:space="preserve"> </w:delText>
+        </w:r>
+      </w:del>
+      <w:del w:id="256" w:author="PR Preview" w:date="2026-01-01T00:00:00Z">
+        <w:r>
+          <w:rPr>
+            <w:rStyle w:val="FunctionTok"/>
+          </w:rPr>
+          <w:delText xml:space="preserve">max</w:delText>
+        </w:r>
+      </w:del>
+      <w:del w:id="257" w:author="PR Preview" w:date="2026-01-01T00:00:00Z">
+        <w:r>
+          <w:rPr>
+            <w:rStyle w:val="NormalTok"/>
+          </w:rPr>
+          <w:delText xml:space="preserve">(</w:delText>
+        </w:r>
+      </w:del>
+      <w:del w:id="258" w:author="PR Preview" w:date="2026-01-01T00:00:00Z">
+        <w:r>
+          <w:rPr>
+            <w:rStyle w:val="FunctionTok"/>
+          </w:rPr>
+          <w:delText xml:space="preserve">abs</w:delText>
+        </w:r>
+      </w:del>
+      <w:del w:id="259" w:author="PR Preview" w:date="2026-01-01T00:00:00Z">
+        <w:r>
+          <w:rPr>
+            <w:rStyle w:val="NormalTok"/>
+          </w:rPr>
+          <w:delText xml:space="preserve">(mtcars_loocv</w:delText>
+        </w:r>
+      </w:del>
+      <w:del w:id="260" w:author="PR Preview" w:date="2026-01-01T00:00:00Z">
+        <w:r>
+          <w:rPr>
+            <w:rStyle w:val="SpecialCharTok"/>
+          </w:rPr>
+          <w:delText xml:space="preserve">$</w:delText>
+        </w:r>
+      </w:del>
+      <w:del w:id="261" w:author="PR Preview" w:date="2026-01-01T00:00:00Z">
+        <w:r>
+          <w:rPr>
+            <w:rStyle w:val="NormalTok"/>
+          </w:rPr>
+          <w:delText xml:space="preserve">refitting </w:delText>
+        </w:r>
+      </w:del>
+      <w:del w:id="262" w:author="PR Preview" w:date="2026-01-01T00:00:00Z">
+        <w:r>
+          <w:rPr>
+            <w:rStyle w:val="SpecialCharTok"/>
+          </w:rPr>
+          <w:delText xml:space="preserve">-</w:delText>
+        </w:r>
+      </w:del>
+      <w:del w:id="263" w:author="PR Preview" w:date="2026-01-01T00:00:00Z">
+        <w:r>
+          <w:rPr>
+            <w:rStyle w:val="NormalTok"/>
+          </w:rPr>
+          <w:delText xml:space="preserve"> mtcars_loocv</w:delText>
+        </w:r>
+      </w:del>
+      <w:del w:id="264" w:author="PR Preview" w:date="2026-01-01T00:00:00Z">
+        <w:r>
+          <w:rPr>
+            <w:rStyle w:val="SpecialCharTok"/>
+          </w:rPr>
+          <w:delText xml:space="preserve">$</w:delText>
+        </w:r>
+      </w:del>
+      <w:del w:id="265" w:author="PR Preview" w:date="2026-01-01T00:00:00Z">
+        <w:r>
+          <w:rPr>
+            <w:rStyle w:val="NormalTok"/>
+          </w:rPr>
+          <w:delText xml:space="preserve">formula))</w:delText>
+        </w:r>
+      </w:del>
+      <w:del w:id="266" w:author="PR Preview" w:date="2026-01-01T00:00:00Z">
+        <w:r>
+          <w:br/>
+        </w:r>
+      </w:del>
+      <w:del w:id="267" w:author="PR Preview" w:date="2026-01-01T00:00:00Z">
+        <w:r>
+          <w:rPr>
+            <w:rStyle w:val="NormalTok"/>
+          </w:rPr>
+          <w:delText xml:space="preserve">mtcars_best_loocv </w:delText>
+        </w:r>
+      </w:del>
+      <w:del w:id="268" w:author="PR Preview" w:date="2026-01-01T00:00:00Z">
+        <w:r>
+          <w:rPr>
+            <w:rStyle w:val="OtherTok"/>
+          </w:rPr>
+          <w:delText xml:space="preserve">&lt;-</w:delText>
+        </w:r>
+      </w:del>
+      <w:del w:id="269" w:author="PR Preview" w:date="2026-01-01T00:00:00Z">
+        <w:r>
+          <w:br/>
+        </w:r>
+      </w:del>
+      <w:del w:id="270" w:author="PR Preview" w:date="2026-01-01T00:00:00Z">
+        <w:r>
+          <w:rPr>
+            <w:rStyle w:val="NormalTok"/>
+          </w:rPr>
+          <w:delText xml:space="preserve">  mtcars_loocv</w:delText>
+        </w:r>
+      </w:del>
+      <w:del w:id="271" w:author="PR Preview" w:date="2026-01-01T00:00:00Z">
+        <w:r>
+          <w:rPr>
+            <w:rStyle w:val="SpecialCharTok"/>
+          </w:rPr>
+          <w:delText xml:space="preserve">$</w:delText>
+        </w:r>
+      </w:del>
+      <w:del w:id="272" w:author="PR Preview" w:date="2026-01-01T00:00:00Z">
+        <w:r>
+          <w:rPr>
+            <w:rStyle w:val="NormalTok"/>
+          </w:rPr>
+          <w:delText xml:space="preserve">degree[</w:delText>
+        </w:r>
+      </w:del>
+      <w:del w:id="273" w:author="PR Preview" w:date="2026-01-01T00:00:00Z">
+        <w:r>
+          <w:rPr>
+            <w:rStyle w:val="FunctionTok"/>
+          </w:rPr>
+          <w:delText xml:space="preserve">which.min</w:delText>
+        </w:r>
+      </w:del>
+      <w:del w:id="274" w:author="PR Preview" w:date="2026-01-01T00:00:00Z">
+        <w:r>
+          <w:rPr>
+            <w:rStyle w:val="NormalTok"/>
+          </w:rPr>
+          <w:delText xml:space="preserve">(mtcars_loocv</w:delText>
+        </w:r>
+      </w:del>
+      <w:del w:id="275" w:author="PR Preview" w:date="2026-01-01T00:00:00Z">
+        <w:r>
+          <w:rPr>
+            <w:rStyle w:val="SpecialCharTok"/>
+          </w:rPr>
+          <w:delText xml:space="preserve">$</w:delText>
+        </w:r>
+      </w:del>
+      <w:del w:id="276" w:author="PR Preview" w:date="2026-01-01T00:00:00Z">
+        <w:r>
+          <w:rPr>
+            <w:rStyle w:val="NormalTok"/>
+          </w:rPr>
+          <w:delText xml:space="preserve">formula)]</w:delText>
+        </w:r>
+      </w:del>
+      <w:del w:id="277" w:author="PR Preview" w:date="2026-01-01T00:00:00Z">
+        <w:r>
+          <w:br/>
+        </w:r>
+      </w:del>
+      <w:del w:id="278" w:author="PR Preview" w:date="2026-01-01T00:00:00Z">
+        <w:r>
+          <w:rPr>
+            <w:rStyle w:val="FunctionTok"/>
+          </w:rPr>
+          <w:delText xml:space="preserve">c</w:delText>
+        </w:r>
+      </w:del>
+      <w:del w:id="279" w:author="PR Preview" w:date="2026-01-01T00:00:00Z">
+        <w:r>
+          <w:rPr>
+            <w:rStyle w:val="NormalTok"/>
+          </w:rPr>
+          <w:delText xml:space="preserve">(</w:delText>
+        </w:r>
+      </w:del>
+      <w:del w:id="280" w:author="PR Preview" w:date="2026-01-01T00:00:00Z">
+        <w:r>
+          <w:rPr>
+            <w:rStyle w:val="AttributeTok"/>
+          </w:rPr>
+          <w:delText xml:space="preserve">max_difference =</w:delText>
+        </w:r>
+      </w:del>
+      <w:del w:id="281" w:author="PR Preview" w:date="2026-01-01T00:00:00Z">
+        <w:r>
+          <w:rPr>
+            <w:rStyle w:val="NormalTok"/>
+          </w:rPr>
+          <w:delText xml:space="preserve"> loocv_max_diff, </w:delText>
+        </w:r>
+      </w:del>
+      <w:del w:id="282" w:author="PR Preview" w:date="2026-01-01T00:00:00Z">
+        <w:r>
+          <w:rPr>
+            <w:rStyle w:val="AttributeTok"/>
+          </w:rPr>
+          <w:delText xml:space="preserve">best_degree =</w:delText>
+        </w:r>
+      </w:del>
+      <w:del w:id="283" w:author="PR Preview" w:date="2026-01-01T00:00:00Z">
+        <w:r>
+          <w:rPr>
+            <w:rStyle w:val="NormalTok"/>
+          </w:rPr>
+          <w:delText xml:space="preserve"> mtcars_best_loocv)</w:delText>
+        </w:r>
+      </w:del>
+      <w:del w:id="284" w:author="PR Preview" w:date="2026-01-01T00:00:00Z">
+        <w:r>
+          <w:br/>
+        </w:r>
+      </w:del>
+      <w:del w:id="285" w:author="PR Preview" w:date="2026-01-01T00:00:00Z">
+        <w:r>
+          <w:rPr>
+            <w:rStyle w:val="CommentTok"/>
+          </w:rPr>
+          <w:delText xml:space="preserve">#&gt; max_difference    best_degree </w:delText>
+        </w:r>
+      </w:del>
+      <w:del w:id="286" w:author="PR Preview" w:date="2026-01-01T00:00:00Z">
+        <w:r>
+          <w:br/>
+        </w:r>
+      </w:del>
+      <w:del w:id="287" w:author="PR Preview" w:date="2026-01-01T00:00:00Z">
+        <w:r>
+          <w:rPr>
+            <w:rStyle w:val="CommentTok"/>
+          </w:rPr>
+          <w:delText xml:space="preserve">#&gt;    7.10543e-15    2.00000e+00</w:delText>
+        </w:r>
+      </w:del>
     </w:p>
     <w:p>
       <w:pPr>
         <w:pStyle w:val="FirstParagraph"/>
       </w:pPr>
-      <w:r>
-        <w:t xml:space="preserve">The two columns differ by at most 8.9e-15,</w:t>
-      </w:r>
-      <w:r>
-        <w:t xml:space="preserve"> </w:t>
-      </w:r>
-      <w:r>
-        <w:t xml:space="preserve">which is rounding error.</w:t>
-      </w:r>
-      <w:r>
-        <w:t xml:space="preserve"> </w:t>
-      </w:r>
-      <w:r>
-        <w:t xml:space="preserve">The single-fit formula needs one fit per model instead of 32.</w:t>
-      </w:r>
-      <w:r>
-        <w:t xml:space="preserve"> </w:t>
-      </w:r>
-      <w:r>
-        <w:t xml:space="preserve">LOOCV picks degree 2,</w:t>
-      </w:r>
-      <w:r>
-        <w:t xml:space="preserve"> </w:t>
-      </w:r>
-      <w:r>
-        <w:t xml:space="preserve">and because LOOCV is not random (</w:t>
-      </w:r>
+      <w:del w:id="288" w:author="PR Preview" w:date="2026-01-01T00:00:00Z">
+        <w:r>
+          <w:delText xml:space="preserve">The two columns differ by at most 7.1e-15,</w:delText>
+        </w:r>
+      </w:del>
+      <w:del w:id="289" w:author="PR Preview" w:date="2026-01-01T00:00:00Z">
+        <w:r>
+          <w:delText xml:space="preserve"> </w:delText>
+        </w:r>
+      </w:del>
+      <w:del w:id="290" w:author="PR Preview" w:date="2026-01-01T00:00:00Z">
+        <w:r>
+          <w:delText xml:space="preserve">which is rounding error.</w:delText>
+        </w:r>
+      </w:del>
+      <w:del w:id="291" w:author="PR Preview" w:date="2026-01-01T00:00:00Z">
+        <w:r>
+          <w:delText xml:space="preserve"> </w:delText>
+        </w:r>
+      </w:del>
+      <w:del w:id="292" w:author="PR Preview" w:date="2026-01-01T00:00:00Z">
+        <w:r>
+          <w:delText xml:space="preserve">The single-fit formula needs one fit per model instead of 32.</w:delText>
+        </w:r>
+      </w:del>
+      <w:del w:id="293" w:author="PR Preview" w:date="2026-01-01T00:00:00Z">
+        <w:r>
+          <w:delText xml:space="preserve"> </w:delText>
+        </w:r>
+      </w:del>
+      <w:del w:id="294" w:author="PR Preview" w:date="2026-01-01T00:00:00Z">
+        <w:r>
+          <w:delText xml:space="preserve">LOOCV picks degree 2,</w:delText>
+        </w:r>
+      </w:del>
+      <w:del w:id="295" w:author="PR Preview" w:date="2026-01-01T00:00:00Z">
+        <w:r>
+          <w:delText xml:space="preserve"> </w:delText>
+        </w:r>
+      </w:del>
+      <w:del w:id="296" w:author="PR Preview" w:date="2026-01-01T00:00:00Z">
+        <w:r>
+          <w:delText xml:space="preserve">and because LOOCV is not random (</w:delText>
+        </w:r>
+      </w:del>
       <w:hyperlink w:anchor="lem-loocv-not-random">
+        <w:del w:id="297" w:author="PR Preview" w:date="2026-01-01T00:00:00Z">
+          <w:r>
+            <w:rPr>
+              <w:rStyle w:val="Hyperlink"/>
+            </w:rPr>
+            <w:delText xml:space="preserve">Lemma 1</w:delText>
+          </w:r>
+        </w:del>
+      </w:hyperlink>
+      <w:del w:id="298" w:author="PR Preview" w:date="2026-01-01T00:00:00Z">
+        <w:r>
+          <w:delText xml:space="preserve">),</w:delText>
+        </w:r>
+      </w:del>
+      <w:del w:id="299" w:author="PR Preview" w:date="2026-01-01T00:00:00Z">
+        <w:r>
+          <w:delText xml:space="preserve"> </w:delText>
+        </w:r>
+      </w:del>
+      <w:del w:id="300" w:author="PR Preview" w:date="2026-01-01T00:00:00Z">
+        <w:r>
+          <w:delText xml:space="preserve">rerunning it always gives the same choice.</w:delText>
+        </w:r>
+      </w:del>
+    </w:p>
+    <w:p>
+      <w:pPr>
+        <w:pStyle w:val="SourceCode"/>
+      </w:pPr>
+      <w:ins w:id="301" w:author="PR Preview" w:date="2026-01-01T00:00:00Z">
         <w:r>
           <w:rPr>
-            <w:rStyle w:val="Hyperlink"/>
+            <w:rStyle w:val="NormalTok"/>
           </w:rPr>
-          <w:t xml:space="preserve">Lemma 1</w:t>
+          <w:t xml:space="preserve">loocv_max_diff </w:t>
         </w:r>
+      </w:ins>
+      <w:ins w:id="302" w:author="PR Preview" w:date="2026-01-01T00:00:00Z">
+        <w:r>
+          <w:rPr>
+            <w:rStyle w:val="OtherTok"/>
+          </w:rPr>
+          <w:t xml:space="preserve">&lt;-</w:t>
+        </w:r>
+      </w:ins>
+      <w:ins w:id="303" w:author="PR Preview" w:date="2026-01-01T00:00:00Z">
+        <w:r>
+          <w:rPr>
+            <w:rStyle w:val="NormalTok"/>
+          </w:rPr>
+          <w:t xml:space="preserve"> </w:t>
+        </w:r>
+      </w:ins>
+      <w:ins w:id="304" w:author="PR Preview" w:date="2026-01-01T00:00:00Z">
+        <w:r>
+          <w:rPr>
+            <w:rStyle w:val="FunctionTok"/>
+          </w:rPr>
+          <w:t xml:space="preserve">max</w:t>
+        </w:r>
+      </w:ins>
+      <w:ins w:id="305" w:author="PR Preview" w:date="2026-01-01T00:00:00Z">
+        <w:r>
+          <w:rPr>
+            <w:rStyle w:val="NormalTok"/>
+          </w:rPr>
+          <w:t xml:space="preserve">(</w:t>
+        </w:r>
+      </w:ins>
+      <w:ins w:id="306" w:author="PR Preview" w:date="2026-01-01T00:00:00Z">
+        <w:r>
+          <w:rPr>
+            <w:rStyle w:val="FunctionTok"/>
+          </w:rPr>
+          <w:t xml:space="preserve">abs</w:t>
+        </w:r>
+      </w:ins>
+      <w:ins w:id="307" w:author="PR Preview" w:date="2026-01-01T00:00:00Z">
+        <w:r>
+          <w:rPr>
+            <w:rStyle w:val="NormalTok"/>
+          </w:rPr>
+          <w:t xml:space="preserve">(mtcars_loocv</w:t>
+        </w:r>
+      </w:ins>
+      <w:ins w:id="308" w:author="PR Preview" w:date="2026-01-01T00:00:00Z">
+        <w:r>
+          <w:rPr>
+            <w:rStyle w:val="SpecialCharTok"/>
+          </w:rPr>
+          <w:t xml:space="preserve">$</w:t>
+        </w:r>
+      </w:ins>
+      <w:ins w:id="309" w:author="PR Preview" w:date="2026-01-01T00:00:00Z">
+        <w:r>
+          <w:rPr>
+            <w:rStyle w:val="NormalTok"/>
+          </w:rPr>
+          <w:t xml:space="preserve">refitting </w:t>
+        </w:r>
+      </w:ins>
+      <w:ins w:id="310" w:author="PR Preview" w:date="2026-01-01T00:00:00Z">
+        <w:r>
+          <w:rPr>
+            <w:rStyle w:val="SpecialCharTok"/>
+          </w:rPr>
+          <w:t xml:space="preserve">-</w:t>
+        </w:r>
+      </w:ins>
+      <w:ins w:id="311" w:author="PR Preview" w:date="2026-01-01T00:00:00Z">
+        <w:r>
+          <w:rPr>
+            <w:rStyle w:val="NormalTok"/>
+          </w:rPr>
+          <w:t xml:space="preserve"> mtcars_loocv</w:t>
+        </w:r>
+      </w:ins>
+      <w:ins w:id="312" w:author="PR Preview" w:date="2026-01-01T00:00:00Z">
+        <w:r>
+          <w:rPr>
+            <w:rStyle w:val="SpecialCharTok"/>
+          </w:rPr>
+          <w:t xml:space="preserve">$</w:t>
+        </w:r>
+      </w:ins>
+      <w:ins w:id="313" w:author="PR Preview" w:date="2026-01-01T00:00:00Z">
+        <w:r>
+          <w:rPr>
+            <w:rStyle w:val="NormalTok"/>
+          </w:rPr>
+          <w:t xml:space="preserve">formula))</w:t>
+        </w:r>
+      </w:ins>
+      <w:ins w:id="314" w:author="PR Preview" w:date="2026-01-01T00:00:00Z">
+        <w:r>
+          <w:br/>
+        </w:r>
+      </w:ins>
+      <w:ins w:id="315" w:author="PR Preview" w:date="2026-01-01T00:00:00Z">
+        <w:r>
+          <w:rPr>
+            <w:rStyle w:val="NormalTok"/>
+          </w:rPr>
+          <w:t xml:space="preserve">mtcars_best_loocv </w:t>
+        </w:r>
+      </w:ins>
+      <w:ins w:id="316" w:author="PR Preview" w:date="2026-01-01T00:00:00Z">
+        <w:r>
+          <w:rPr>
+            <w:rStyle w:val="OtherTok"/>
+          </w:rPr>
+          <w:t xml:space="preserve">&lt;-</w:t>
+        </w:r>
+      </w:ins>
+      <w:ins w:id="317" w:author="PR Preview" w:date="2026-01-01T00:00:00Z">
+        <w:r>
+          <w:br/>
+        </w:r>
+      </w:ins>
+      <w:ins w:id="318" w:author="PR Preview" w:date="2026-01-01T00:00:00Z">
+        <w:r>
+          <w:rPr>
+            <w:rStyle w:val="NormalTok"/>
+          </w:rPr>
+          <w:t xml:space="preserve">  mtcars_loocv</w:t>
+        </w:r>
+      </w:ins>
+      <w:ins w:id="319" w:author="PR Preview" w:date="2026-01-01T00:00:00Z">
+        <w:r>
+          <w:rPr>
+            <w:rStyle w:val="SpecialCharTok"/>
+          </w:rPr>
+          <w:t xml:space="preserve">$</w:t>
+        </w:r>
+      </w:ins>
+      <w:ins w:id="320" w:author="PR Preview" w:date="2026-01-01T00:00:00Z">
+        <w:r>
+          <w:rPr>
+            <w:rStyle w:val="NormalTok"/>
+          </w:rPr>
+          <w:t xml:space="preserve">degree[</w:t>
+        </w:r>
+      </w:ins>
+      <w:ins w:id="321" w:author="PR Preview" w:date="2026-01-01T00:00:00Z">
+        <w:r>
+          <w:rPr>
+            <w:rStyle w:val="FunctionTok"/>
+          </w:rPr>
+          <w:t xml:space="preserve">which.min</w:t>
+        </w:r>
+      </w:ins>
+      <w:ins w:id="322" w:author="PR Preview" w:date="2026-01-01T00:00:00Z">
+        <w:r>
+          <w:rPr>
+            <w:rStyle w:val="NormalTok"/>
+          </w:rPr>
+          <w:t xml:space="preserve">(mtcars_loocv</w:t>
+        </w:r>
+      </w:ins>
+      <w:ins w:id="323" w:author="PR Preview" w:date="2026-01-01T00:00:00Z">
+        <w:r>
+          <w:rPr>
+            <w:rStyle w:val="SpecialCharTok"/>
+          </w:rPr>
+          <w:t xml:space="preserve">$</w:t>
+        </w:r>
+      </w:ins>
+      <w:ins w:id="324" w:author="PR Preview" w:date="2026-01-01T00:00:00Z">
+        <w:r>
+          <w:rPr>
+            <w:rStyle w:val="NormalTok"/>
+          </w:rPr>
+          <w:t xml:space="preserve">formula)]</w:t>
+        </w:r>
+      </w:ins>
+      <w:ins w:id="325" w:author="PR Preview" w:date="2026-01-01T00:00:00Z">
+        <w:r>
+          <w:br/>
+        </w:r>
+      </w:ins>
+      <w:ins w:id="326" w:author="PR Preview" w:date="2026-01-01T00:00:00Z">
+        <w:r>
+          <w:rPr>
+            <w:rStyle w:val="FunctionTok"/>
+          </w:rPr>
+          <w:t xml:space="preserve">c</w:t>
+        </w:r>
+      </w:ins>
+      <w:ins w:id="327" w:author="PR Preview" w:date="2026-01-01T00:00:00Z">
+        <w:r>
+          <w:rPr>
+            <w:rStyle w:val="NormalTok"/>
+          </w:rPr>
+          <w:t xml:space="preserve">(</w:t>
+        </w:r>
+      </w:ins>
+      <w:ins w:id="328" w:author="PR Preview" w:date="2026-01-01T00:00:00Z">
+        <w:r>
+          <w:rPr>
+            <w:rStyle w:val="AttributeTok"/>
+          </w:rPr>
+          <w:t xml:space="preserve">max_difference =</w:t>
+        </w:r>
+      </w:ins>
+      <w:ins w:id="329" w:author="PR Preview" w:date="2026-01-01T00:00:00Z">
+        <w:r>
+          <w:rPr>
+            <w:rStyle w:val="NormalTok"/>
+          </w:rPr>
+          <w:t xml:space="preserve"> loocv_max_diff, </w:t>
+        </w:r>
+      </w:ins>
+      <w:ins w:id="330" w:author="PR Preview" w:date="2026-01-01T00:00:00Z">
+        <w:r>
+          <w:rPr>
+            <w:rStyle w:val="AttributeTok"/>
+          </w:rPr>
+          <w:t xml:space="preserve">best_degree =</w:t>
+        </w:r>
+      </w:ins>
+      <w:ins w:id="331" w:author="PR Preview" w:date="2026-01-01T00:00:00Z">
+        <w:r>
+          <w:rPr>
+            <w:rStyle w:val="NormalTok"/>
+          </w:rPr>
+          <w:t xml:space="preserve"> mtcars_best_loocv)</w:t>
+        </w:r>
+      </w:ins>
+      <w:ins w:id="332" w:author="PR Preview" w:date="2026-01-01T00:00:00Z">
+        <w:r>
+          <w:br/>
+        </w:r>
+      </w:ins>
+      <w:ins w:id="333" w:author="PR Preview" w:date="2026-01-01T00:00:00Z">
+        <w:r>
+          <w:rPr>
+            <w:rStyle w:val="CommentTok"/>
+          </w:rPr>
+          <w:t xml:space="preserve">#&gt; max_difference    best_degree </w:t>
+        </w:r>
+      </w:ins>
+      <w:ins w:id="334" w:author="PR Preview" w:date="2026-01-01T00:00:00Z">
+        <w:r>
+          <w:br/>
+        </w:r>
+      </w:ins>
+      <w:ins w:id="335" w:author="PR Preview" w:date="2026-01-01T00:00:00Z">
+        <w:r>
+          <w:rPr>
+            <w:rStyle w:val="CommentTok"/>
+          </w:rPr>
+          <w:t xml:space="preserve">#&gt;    8.88178e-15    2.00000e+00</w:t>
+        </w:r>
+      </w:ins>
+    </w:p>
+    <w:p>
+      <w:pPr>
+        <w:pStyle w:val="FirstParagraph"/>
+      </w:pPr>
+      <w:ins w:id="336" w:author="PR Preview" w:date="2026-01-01T00:00:00Z">
+        <w:r>
+          <w:t xml:space="preserve">The two columns differ by at most 8.9e-15,</w:t>
+        </w:r>
+      </w:ins>
+      <w:ins w:id="337" w:author="PR Preview" w:date="2026-01-01T00:00:00Z">
+        <w:r>
+          <w:t xml:space="preserve"> </w:t>
+        </w:r>
+      </w:ins>
+      <w:ins w:id="338" w:author="PR Preview" w:date="2026-01-01T00:00:00Z">
+        <w:r>
+          <w:t xml:space="preserve">which is rounding error.</w:t>
+        </w:r>
+      </w:ins>
+      <w:ins w:id="339" w:author="PR Preview" w:date="2026-01-01T00:00:00Z">
+        <w:r>
+          <w:t xml:space="preserve"> </w:t>
+        </w:r>
+      </w:ins>
+      <w:ins w:id="340" w:author="PR Preview" w:date="2026-01-01T00:00:00Z">
+        <w:r>
+          <w:t xml:space="preserve">The single-fit formula needs one fit per model instead of 32.</w:t>
+        </w:r>
+      </w:ins>
+      <w:ins w:id="341" w:author="PR Preview" w:date="2026-01-01T00:00:00Z">
+        <w:r>
+          <w:t xml:space="preserve"> </w:t>
+        </w:r>
+      </w:ins>
+      <w:ins w:id="342" w:author="PR Preview" w:date="2026-01-01T00:00:00Z">
+        <w:r>
+          <w:t xml:space="preserve">LOOCV picks degree 2,</w:t>
+        </w:r>
+      </w:ins>
+      <w:ins w:id="343" w:author="PR Preview" w:date="2026-01-01T00:00:00Z">
+        <w:r>
+          <w:t xml:space="preserve"> </w:t>
+        </w:r>
+      </w:ins>
+      <w:ins w:id="344" w:author="PR Preview" w:date="2026-01-01T00:00:00Z">
+        <w:r>
+          <w:t xml:space="preserve">and because LOOCV is not random (</w:t>
+        </w:r>
+      </w:ins>
+      <w:hyperlink w:anchor="lem-loocv-not-random">
+        <w:ins w:id="345" w:author="PR Preview" w:date="2026-01-01T00:00:00Z">
+          <w:r>
+            <w:rPr>
+              <w:rStyle w:val="Hyperlink"/>
+            </w:rPr>
+            <w:t xml:space="preserve">Lemma 1</w:t>
+          </w:r>
+        </w:ins>
       </w:hyperlink>
-      <w:r>
-        <w:t xml:space="preserve">),</w:t>
-      </w:r>
-      <w:r>
-        <w:t xml:space="preserve"> </w:t>
-      </w:r>
-      <w:r>
-        <w:t xml:space="preserve">rerunning it always gives the same choice.</w:t>
-      </w:r>
+      <w:ins w:id="346" w:author="PR Preview" w:date="2026-01-01T00:00:00Z">
+        <w:r>
+          <w:t xml:space="preserve">),</w:t>
+        </w:r>
+      </w:ins>
+      <w:ins w:id="347" w:author="PR Preview" w:date="2026-01-01T00:00:00Z">
+        <w:r>
+          <w:t xml:space="preserve"> </w:t>
+        </w:r>
+      </w:ins>
+      <w:ins w:id="348" w:author="PR Preview" w:date="2026-01-01T00:00:00Z">
+        <w:r>
+          <w:t xml:space="preserve">rerunning it always gives the same choice.</w:t>
+        </w:r>
+      </w:ins>
     </w:p>
     <w:bookmarkEnd w:id="247"/>
     <w:bookmarkStart w:id="248" w:name="rem-loocv"/>

--- a/pr-preview/pr-283/model-validation-handout-tracked-changes.docx
+++ b/pr-preview/pr-283/model-validation-handout-tracked-changes.docx
@@ -16,7 +16,7 @@
       </w:pPr>
       <w:del w:id="1" w:author="PR Preview" w:date="2026-01-01T00:00:00Z">
         <w:r>
-          <w:delText xml:space="preserve">Last modified: 2026-10-17 02:02:33 (PDT)</w:delText>
+          <w:delText xml:space="preserve">Last modified: 2026-10-17 02:34:28 (PDT)</w:delText>
         </w:r>
       </w:del>
     </w:p>
@@ -26,7 +26,7 @@
       </w:pPr>
       <w:ins w:id="2" w:author="PR Preview" w:date="2026-01-01T00:00:00Z">
         <w:r>
-          <w:t xml:space="preserve">Last modified: 2026-10-17 02:04:34 (PDT)</w:t>
+          <w:t xml:space="preserve">Last modified: 2026-10-17 02:39:12 (PDT)</w:t>
         </w:r>
       </w:ins>
     </w:p>
@@ -28294,9 +28294,16 @@
       <m:oMath>
         <m:sSub>
           <m:e>
-            <m:r>
-              <m:t>g</m:t>
-            </m:r>
+            <m:acc>
+              <m:accPr>
+                <m:chr m:val="̂"/>
+              </m:accPr>
+              <m:e>
+                <m:r>
+                  <m:t>y</m:t>
+                </m:r>
+              </m:e>
+            </m:acc>
           </m:e>
           <m:sub>
             <m:r>
@@ -28324,9 +28331,16 @@
         </m:r>
         <m:sSub>
           <m:e>
-            <m:r>
-              <m:t>g</m:t>
-            </m:r>
+            <m:acc>
+              <m:accPr>
+                <m:chr m:val="̂"/>
+              </m:accPr>
+              <m:e>
+                <m:r>
+                  <m:t>y</m:t>
+                </m:r>
+              </m:e>
+            </m:acc>
           </m:e>
           <m:sub>
             <m:r>
@@ -28358,9 +28372,16 @@
       <m:oMath>
         <m:sSub>
           <m:e>
-            <m:r>
-              <m:t>g</m:t>
-            </m:r>
+            <m:acc>
+              <m:accPr>
+                <m:chr m:val="̂"/>
+              </m:accPr>
+              <m:e>
+                <m:r>
+                  <m:t>y</m:t>
+                </m:r>
+              </m:e>
+            </m:acc>
           </m:e>
           <m:sub>
             <m:r>
@@ -28387,9 +28408,16 @@
       <m:oMath>
         <m:sSub>
           <m:e>
-            <m:r>
-              <m:t>g</m:t>
-            </m:r>
+            <m:acc>
+              <m:accPr>
+                <m:chr m:val="̂"/>
+              </m:accPr>
+              <m:e>
+                <m:r>
+                  <m:t>y</m:t>
+                </m:r>
+              </m:e>
+            </m:acc>
           </m:e>
           <m:sub>
             <m:r>
@@ -28697,7 +28725,7 @@
       </w:ins>
       <w:ins w:id="133" w:author="PR Preview" w:date="2026-01-01T00:00:00Z">
         <w:r>
-          <w:t xml:space="preserve">is a candidate of</w:t>
+          <w:t xml:space="preserve">is among the functions that candidate</w:t>
         </w:r>
       </w:ins>
       <w:ins w:id="134" w:author="PR Preview" w:date="2026-01-01T00:00:00Z">
@@ -28706,35 +28734,31 @@
         </w:r>
       </w:ins>
       <m:oMath>
-        <m:sSub>
-          <m:e>
-            <m:r>
-              <m:t>g</m:t>
-            </m:r>
-          </m:e>
-          <m:sub>
-            <m:r>
-              <m:t>1</m:t>
-            </m:r>
-          </m:sub>
-        </m:sSub>
+        <m:r>
+          <m:t>1</m:t>
+        </m:r>
       </m:oMath>
       <w:ins w:id="135" w:author="PR Preview" w:date="2026-01-01T00:00:00Z">
         <w:r>
-          <w:t xml:space="preserve">,</w:t>
+          <w:t xml:space="preserve"> </w:t>
         </w:r>
       </w:ins>
       <w:ins w:id="136" w:author="PR Preview" w:date="2026-01-01T00:00:00Z">
         <w:r>
-          <w:t xml:space="preserve"> </w:t>
+          <w:t xml:space="preserve">can fit,</w:t>
         </w:r>
       </w:ins>
       <w:ins w:id="137" w:author="PR Preview" w:date="2026-01-01T00:00:00Z">
         <w:r>
+          <w:t xml:space="preserve"> </w:t>
+        </w:r>
+      </w:ins>
+      <w:ins w:id="138" w:author="PR Preview" w:date="2026-01-01T00:00:00Z">
+        <w:r>
           <w:t xml:space="preserve">the squared bias of</w:t>
         </w:r>
       </w:ins>
-      <w:ins w:id="138" w:author="PR Preview" w:date="2026-01-01T00:00:00Z">
+      <w:ins w:id="139" w:author="PR Preview" w:date="2026-01-01T00:00:00Z">
         <w:r>
           <w:t xml:space="preserve"> </w:t>
         </w:r>
@@ -28742,9 +28766,16 @@
       <m:oMath>
         <m:sSub>
           <m:e>
-            <m:r>
-              <m:t>g</m:t>
-            </m:r>
+            <m:acc>
+              <m:accPr>
+                <m:chr m:val="̂"/>
+              </m:accPr>
+              <m:e>
+                <m:r>
+                  <m:t>y</m:t>
+                </m:r>
+              </m:e>
+            </m:acc>
           </m:e>
           <m:sub>
             <m:r>
@@ -28753,27 +28784,27 @@
           </m:sub>
         </m:sSub>
       </m:oMath>
-      <w:ins w:id="139" w:author="PR Preview" w:date="2026-01-01T00:00:00Z">
+      <w:ins w:id="140" w:author="PR Preview" w:date="2026-01-01T00:00:00Z">
         <w:r>
           <w:t xml:space="preserve"> </w:t>
         </w:r>
       </w:ins>
-      <w:ins w:id="140" w:author="PR Preview" w:date="2026-01-01T00:00:00Z">
+      <w:ins w:id="141" w:author="PR Preview" w:date="2026-01-01T00:00:00Z">
         <w:r>
           <w:t xml:space="preserve">can be zero,</w:t>
         </w:r>
       </w:ins>
-      <w:ins w:id="141" w:author="PR Preview" w:date="2026-01-01T00:00:00Z">
+      <w:ins w:id="142" w:author="PR Preview" w:date="2026-01-01T00:00:00Z">
         <w:r>
           <w:t xml:space="preserve"> </w:t>
         </w:r>
       </w:ins>
-      <w:ins w:id="142" w:author="PR Preview" w:date="2026-01-01T00:00:00Z">
+      <w:ins w:id="143" w:author="PR Preview" w:date="2026-01-01T00:00:00Z">
         <w:r>
           <w:t xml:space="preserve">and then no more flexible</w:t>
         </w:r>
       </w:ins>
-      <w:ins w:id="143" w:author="PR Preview" w:date="2026-01-01T00:00:00Z">
+      <w:ins w:id="144" w:author="PR Preview" w:date="2026-01-01T00:00:00Z">
         <w:r>
           <w:t xml:space="preserve"> </w:t>
         </w:r>
@@ -28781,9 +28812,16 @@
       <m:oMath>
         <m:sSub>
           <m:e>
-            <m:r>
-              <m:t>g</m:t>
-            </m:r>
+            <m:acc>
+              <m:accPr>
+                <m:chr m:val="̂"/>
+              </m:accPr>
+              <m:e>
+                <m:r>
+                  <m:t>y</m:t>
+                </m:r>
+              </m:e>
+            </m:acc>
           </m:e>
           <m:sub>
             <m:r>
@@ -28792,73 +28830,73 @@
           </m:sub>
         </m:sSub>
       </m:oMath>
-      <w:ins w:id="144" w:author="PR Preview" w:date="2026-01-01T00:00:00Z">
+      <w:ins w:id="145" w:author="PR Preview" w:date="2026-01-01T00:00:00Z">
         <w:r>
           <w:t xml:space="preserve"> </w:t>
         </w:r>
       </w:ins>
-      <w:ins w:id="145" w:author="PR Preview" w:date="2026-01-01T00:00:00Z">
+      <w:ins w:id="146" w:author="PR Preview" w:date="2026-01-01T00:00:00Z">
         <w:r>
           <w:t xml:space="preserve">has a smaller squared bias</w:t>
         </w:r>
       </w:ins>
-      <w:ins w:id="146" w:author="PR Preview" w:date="2026-01-01T00:00:00Z">
+      <w:ins w:id="147" w:author="PR Preview" w:date="2026-01-01T00:00:00Z">
         <w:r>
           <w:t xml:space="preserve"> </w:t>
         </w:r>
       </w:ins>
-      <w:ins w:id="147" w:author="PR Preview" w:date="2026-01-01T00:00:00Z">
+      <w:ins w:id="148" w:author="PR Preview" w:date="2026-01-01T00:00:00Z">
         <w:r>
           <w:t xml:space="preserve">and, under the trade-off, none has a smaller variance,</w:t>
         </w:r>
       </w:ins>
-      <w:ins w:id="148" w:author="PR Preview" w:date="2026-01-01T00:00:00Z">
+      <w:ins w:id="149" w:author="PR Preview" w:date="2026-01-01T00:00:00Z">
         <w:r>
           <w:t xml:space="preserve"> </w:t>
         </w:r>
       </w:ins>
-      <w:ins w:id="149" w:author="PR Preview" w:date="2026-01-01T00:00:00Z">
+      <w:ins w:id="150" w:author="PR Preview" w:date="2026-01-01T00:00:00Z">
         <w:r>
           <w:t xml:space="preserve">so none has a smaller expected squared prediction error.</w:t>
         </w:r>
       </w:ins>
-      <w:ins w:id="150" w:author="PR Preview" w:date="2026-01-01T00:00:00Z">
+      <w:ins w:id="151" w:author="PR Preview" w:date="2026-01-01T00:00:00Z">
         <w:r>
           <w:t xml:space="preserve"> </w:t>
         </w:r>
       </w:ins>
-      <w:ins w:id="151" w:author="PR Preview" w:date="2026-01-01T00:00:00Z">
+      <w:ins w:id="152" w:author="PR Preview" w:date="2026-01-01T00:00:00Z">
         <w:r>
           <w:t xml:space="preserve">Past the candidate with the smallest expected squared prediction error,</w:t>
         </w:r>
       </w:ins>
-      <w:ins w:id="152" w:author="PR Preview" w:date="2026-01-01T00:00:00Z">
+      <w:ins w:id="153" w:author="PR Preview" w:date="2026-01-01T00:00:00Z">
         <w:r>
           <w:t xml:space="preserve"> </w:t>
         </w:r>
       </w:ins>
-      <w:ins w:id="153" w:author="PR Preview" w:date="2026-01-01T00:00:00Z">
+      <w:ins w:id="154" w:author="PR Preview" w:date="2026-01-01T00:00:00Z">
         <w:r>
           <w:t xml:space="preserve">the more flexible candidates have lowered their squared bias by less than they have raised their variance,</w:t>
         </w:r>
       </w:ins>
-      <w:ins w:id="154" w:author="PR Preview" w:date="2026-01-01T00:00:00Z">
+      <w:ins w:id="155" w:author="PR Preview" w:date="2026-01-01T00:00:00Z">
         <w:r>
           <w:t xml:space="preserve"> </w:t>
         </w:r>
       </w:ins>
-      <w:ins w:id="155" w:author="PR Preview" w:date="2026-01-01T00:00:00Z">
+      <w:ins w:id="156" w:author="PR Preview" w:date="2026-01-01T00:00:00Z">
         <w:r>
           <w:t xml:space="preserve">and their fitted models tend to</w:t>
         </w:r>
       </w:ins>
-      <w:ins w:id="156" w:author="PR Preview" w:date="2026-01-01T00:00:00Z">
+      <w:ins w:id="157" w:author="PR Preview" w:date="2026-01-01T00:00:00Z">
         <w:r>
           <w:t xml:space="preserve"> </w:t>
         </w:r>
       </w:ins>
       <w:hyperlink w:anchor="def-overfitting">
-        <w:ins w:id="157" w:author="PR Preview" w:date="2026-01-01T00:00:00Z">
+        <w:ins w:id="158" w:author="PR Preview" w:date="2026-01-01T00:00:00Z">
           <w:r>
             <w:rPr>
               <w:rStyle w:val="Hyperlink"/>
@@ -28867,27 +28905,27 @@
           </w:r>
         </w:ins>
       </w:hyperlink>
-      <w:ins w:id="158" w:author="PR Preview" w:date="2026-01-01T00:00:00Z">
+      <w:ins w:id="159" w:author="PR Preview" w:date="2026-01-01T00:00:00Z">
         <w:r>
           <w:t xml:space="preserve">:</w:t>
         </w:r>
       </w:ins>
-      <w:ins w:id="159" w:author="PR Preview" w:date="2026-01-01T00:00:00Z">
+      <w:ins w:id="160" w:author="PR Preview" w:date="2026-01-01T00:00:00Z">
         <w:r>
           <w:t xml:space="preserve"> </w:t>
         </w:r>
       </w:ins>
-      <w:ins w:id="160" w:author="PR Preview" w:date="2026-01-01T00:00:00Z">
+      <w:ins w:id="161" w:author="PR Preview" w:date="2026-01-01T00:00:00Z">
         <w:r>
           <w:t xml:space="preserve">they fit their training sets more closely than the fitted model of the candidate with the smallest expected squared prediction error</w:t>
         </w:r>
       </w:ins>
-      <w:ins w:id="161" w:author="PR Preview" w:date="2026-01-01T00:00:00Z">
+      <w:ins w:id="162" w:author="PR Preview" w:date="2026-01-01T00:00:00Z">
         <w:r>
           <w:t xml:space="preserve"> </w:t>
         </w:r>
       </w:ins>
-      <w:ins w:id="162" w:author="PR Preview" w:date="2026-01-01T00:00:00Z">
+      <w:ins w:id="163" w:author="PR Preview" w:date="2026-01-01T00:00:00Z">
         <w:r>
           <w:t xml:space="preserve">but predict new observations worse.</w:t>
         </w:r>
@@ -37635,7 +37673,7 @@
       <w:pPr>
         <w:pStyle w:val="FirstParagraph"/>
       </w:pPr>
-      <w:del w:id="163" w:author="PR Preview" w:date="2026-01-01T00:00:00Z">
+      <w:del w:id="164" w:author="PR Preview" w:date="2026-01-01T00:00:00Z">
         <w:r>
           <w:rPr>
             <w:b/>
@@ -37644,22 +37682,22 @@
           <w:delText xml:space="preserve">Definition 36 (Test set)</w:delText>
         </w:r>
       </w:del>
-      <w:del w:id="164" w:author="PR Preview" w:date="2026-01-01T00:00:00Z">
+      <w:del w:id="165" w:author="PR Preview" w:date="2026-01-01T00:00:00Z">
         <w:r>
           <w:delText xml:space="preserve"> </w:delText>
         </w:r>
       </w:del>
-      <w:del w:id="165" w:author="PR Preview" w:date="2026-01-01T00:00:00Z">
+      <w:del w:id="166" w:author="PR Preview" w:date="2026-01-01T00:00:00Z">
         <w:r>
           <w:delText xml:space="preserve">The</w:delText>
         </w:r>
       </w:del>
-      <w:del w:id="166" w:author="PR Preview" w:date="2026-01-01T00:00:00Z">
+      <w:del w:id="167" w:author="PR Preview" w:date="2026-01-01T00:00:00Z">
         <w:r>
           <w:delText xml:space="preserve"> </w:delText>
         </w:r>
       </w:del>
-      <w:del w:id="167" w:author="PR Preview" w:date="2026-01-01T00:00:00Z">
+      <w:del w:id="168" w:author="PR Preview" w:date="2026-01-01T00:00:00Z">
         <w:r>
           <w:rPr>
             <w:b/>
@@ -37668,23 +37706,23 @@
           <w:delText xml:space="preserve">test set</w:delText>
         </w:r>
       </w:del>
-      <w:del w:id="168" w:author="PR Preview" w:date="2026-01-01T00:00:00Z">
+      <w:del w:id="169" w:author="PR Preview" w:date="2026-01-01T00:00:00Z">
         <w:r>
           <w:delText xml:space="preserve"> </w:delText>
         </w:r>
       </w:del>
-      <w:del w:id="169" w:author="PR Preview" w:date="2026-01-01T00:00:00Z">
+      <w:del w:id="170" w:author="PR Preview" w:date="2026-01-01T00:00:00Z">
         <w:r>
           <w:delText xml:space="preserve">of a</w:delText>
         </w:r>
       </w:del>
-      <w:del w:id="170" w:author="PR Preview" w:date="2026-01-01T00:00:00Z">
+      <w:del w:id="171" w:author="PR Preview" w:date="2026-01-01T00:00:00Z">
         <w:r>
           <w:delText xml:space="preserve"> </w:delText>
         </w:r>
       </w:del>
       <w:hyperlink w:anchor="def-data-splits">
-        <w:del w:id="171" w:author="PR Preview" w:date="2026-01-01T00:00:00Z">
+        <w:del w:id="172" w:author="PR Preview" w:date="2026-01-01T00:00:00Z">
           <w:r>
             <w:rPr>
               <w:rStyle w:val="Hyperlink"/>
@@ -37693,23 +37731,23 @@
           </w:r>
         </w:del>
       </w:hyperlink>
-      <w:del w:id="172" w:author="PR Preview" w:date="2026-01-01T00:00:00Z">
+      <w:del w:id="173" w:author="PR Preview" w:date="2026-01-01T00:00:00Z">
         <w:r>
           <w:delText xml:space="preserve"> </w:delText>
         </w:r>
       </w:del>
-      <w:del w:id="173" w:author="PR Preview" w:date="2026-01-01T00:00:00Z">
+      <w:del w:id="174" w:author="PR Preview" w:date="2026-01-01T00:00:00Z">
         <w:r>
           <w:delText xml:space="preserve">is the</w:delText>
         </w:r>
       </w:del>
-      <w:del w:id="174" w:author="PR Preview" w:date="2026-01-01T00:00:00Z">
+      <w:del w:id="175" w:author="PR Preview" w:date="2026-01-01T00:00:00Z">
         <w:r>
           <w:delText xml:space="preserve"> </w:delText>
         </w:r>
       </w:del>
       <w:hyperlink w:anchor="def-held-out-set">
-        <w:del w:id="175" w:author="PR Preview" w:date="2026-01-01T00:00:00Z">
+        <w:del w:id="176" w:author="PR Preview" w:date="2026-01-01T00:00:00Z">
           <w:r>
             <w:rPr>
               <w:rStyle w:val="Hyperlink"/>
@@ -37718,17 +37756,17 @@
           </w:r>
         </w:del>
       </w:hyperlink>
-      <w:del w:id="176" w:author="PR Preview" w:date="2026-01-01T00:00:00Z">
+      <w:del w:id="177" w:author="PR Preview" w:date="2026-01-01T00:00:00Z">
         <w:r>
           <w:delText xml:space="preserve"> </w:delText>
         </w:r>
       </w:del>
-      <w:del w:id="177" w:author="PR Preview" w:date="2026-01-01T00:00:00Z">
+      <w:del w:id="178" w:author="PR Preview" w:date="2026-01-01T00:00:00Z">
         <w:r>
           <w:delText xml:space="preserve">of observations indexed by</w:delText>
         </w:r>
       </w:del>
-      <w:del w:id="178" w:author="PR Preview" w:date="2026-01-01T00:00:00Z">
+      <w:del w:id="179" w:author="PR Preview" w:date="2026-01-01T00:00:00Z">
         <w:r>
           <w:delText xml:space="preserve"> </w:delText>
         </w:r>
@@ -37751,28 +37789,28 @@
           </m:sub>
         </m:sSub>
       </m:oMath>
-      <w:del w:id="179" w:author="PR Preview" w:date="2026-01-01T00:00:00Z">
+      <w:del w:id="180" w:author="PR Preview" w:date="2026-01-01T00:00:00Z">
         <w:r>
           <w:delText xml:space="preserve">,</w:delText>
         </w:r>
       </w:del>
-      <w:del w:id="180" w:author="PR Preview" w:date="2026-01-01T00:00:00Z">
+      <w:del w:id="181" w:author="PR Preview" w:date="2026-01-01T00:00:00Z">
         <w:r>
           <w:delText xml:space="preserve"> </w:delText>
         </w:r>
       </w:del>
-      <w:del w:id="181" w:author="PR Preview" w:date="2026-01-01T00:00:00Z">
+      <w:del w:id="182" w:author="PR Preview" w:date="2026-01-01T00:00:00Z">
         <w:r>
           <w:delText xml:space="preserve">on which the rule of the</w:delText>
         </w:r>
       </w:del>
-      <w:del w:id="182" w:author="PR Preview" w:date="2026-01-01T00:00:00Z">
+      <w:del w:id="183" w:author="PR Preview" w:date="2026-01-01T00:00:00Z">
         <w:r>
           <w:delText xml:space="preserve"> </w:delText>
         </w:r>
       </w:del>
       <w:hyperlink w:anchor="def-validation-choice">
-        <w:del w:id="183" w:author="PR Preview" w:date="2026-01-01T00:00:00Z">
+        <w:del w:id="184" w:author="PR Preview" w:date="2026-01-01T00:00:00Z">
           <w:r>
             <w:rPr>
               <w:rStyle w:val="Hyperlink"/>
@@ -37781,7 +37819,7 @@
           </w:r>
         </w:del>
       </w:hyperlink>
-      <w:del w:id="184" w:author="PR Preview" w:date="2026-01-01T00:00:00Z">
+      <w:del w:id="185" w:author="PR Preview" w:date="2026-01-01T00:00:00Z">
         <w:r>
           <w:delText xml:space="preserve"> </w:delText>
         </w:r>
@@ -37807,12 +37845,12 @@
           </m:sub>
         </m:sSub>
       </m:oMath>
-      <w:del w:id="185" w:author="PR Preview" w:date="2026-01-01T00:00:00Z">
+      <w:del w:id="186" w:author="PR Preview" w:date="2026-01-01T00:00:00Z">
         <w:r>
           <w:delText xml:space="preserve"> </w:delText>
         </w:r>
       </w:del>
-      <w:del w:id="186" w:author="PR Preview" w:date="2026-01-01T00:00:00Z">
+      <w:del w:id="187" w:author="PR Preview" w:date="2026-01-01T00:00:00Z">
         <w:r>
           <w:delText xml:space="preserve">is scored:</w:delText>
         </w:r>
@@ -37822,7 +37860,7 @@
       <w:pPr>
         <w:pStyle w:val="FirstParagraph"/>
       </w:pPr>
-      <w:ins w:id="187" w:author="PR Preview" w:date="2026-01-01T00:00:00Z">
+      <w:ins w:id="188" w:author="PR Preview" w:date="2026-01-01T00:00:00Z">
         <w:r>
           <w:rPr>
             <w:b/>
@@ -37831,22 +37869,22 @@
           <w:t xml:space="preserve">Definition 36 (Test set)</w:t>
         </w:r>
       </w:ins>
-      <w:ins w:id="188" w:author="PR Preview" w:date="2026-01-01T00:00:00Z">
+      <w:ins w:id="189" w:author="PR Preview" w:date="2026-01-01T00:00:00Z">
         <w:r>
           <w:t xml:space="preserve"> </w:t>
         </w:r>
       </w:ins>
-      <w:ins w:id="189" w:author="PR Preview" w:date="2026-01-01T00:00:00Z">
+      <w:ins w:id="190" w:author="PR Preview" w:date="2026-01-01T00:00:00Z">
         <w:r>
           <w:t xml:space="preserve">The</w:t>
         </w:r>
       </w:ins>
-      <w:ins w:id="190" w:author="PR Preview" w:date="2026-01-01T00:00:00Z">
+      <w:ins w:id="191" w:author="PR Preview" w:date="2026-01-01T00:00:00Z">
         <w:r>
           <w:t xml:space="preserve"> </w:t>
         </w:r>
       </w:ins>
-      <w:ins w:id="191" w:author="PR Preview" w:date="2026-01-01T00:00:00Z">
+      <w:ins w:id="192" w:author="PR Preview" w:date="2026-01-01T00:00:00Z">
         <w:r>
           <w:rPr>
             <w:b/>
@@ -37855,23 +37893,23 @@
           <w:t xml:space="preserve">test set</w:t>
         </w:r>
       </w:ins>
-      <w:ins w:id="192" w:author="PR Preview" w:date="2026-01-01T00:00:00Z">
+      <w:ins w:id="193" w:author="PR Preview" w:date="2026-01-01T00:00:00Z">
         <w:r>
           <w:t xml:space="preserve"> </w:t>
         </w:r>
       </w:ins>
-      <w:ins w:id="193" w:author="PR Preview" w:date="2026-01-01T00:00:00Z">
+      <w:ins w:id="194" w:author="PR Preview" w:date="2026-01-01T00:00:00Z">
         <w:r>
           <w:t xml:space="preserve">of a</w:t>
         </w:r>
       </w:ins>
-      <w:ins w:id="194" w:author="PR Preview" w:date="2026-01-01T00:00:00Z">
+      <w:ins w:id="195" w:author="PR Preview" w:date="2026-01-01T00:00:00Z">
         <w:r>
           <w:t xml:space="preserve"> </w:t>
         </w:r>
       </w:ins>
       <w:hyperlink w:anchor="def-data-splits">
-        <w:ins w:id="195" w:author="PR Preview" w:date="2026-01-01T00:00:00Z">
+        <w:ins w:id="196" w:author="PR Preview" w:date="2026-01-01T00:00:00Z">
           <w:r>
             <w:rPr>
               <w:rStyle w:val="Hyperlink"/>
@@ -37880,23 +37918,23 @@
           </w:r>
         </w:ins>
       </w:hyperlink>
-      <w:ins w:id="196" w:author="PR Preview" w:date="2026-01-01T00:00:00Z">
+      <w:ins w:id="197" w:author="PR Preview" w:date="2026-01-01T00:00:00Z">
         <w:r>
           <w:t xml:space="preserve"> </w:t>
         </w:r>
       </w:ins>
-      <w:ins w:id="197" w:author="PR Preview" w:date="2026-01-01T00:00:00Z">
+      <w:ins w:id="198" w:author="PR Preview" w:date="2026-01-01T00:00:00Z">
         <w:r>
           <w:t xml:space="preserve">is the</w:t>
         </w:r>
       </w:ins>
-      <w:ins w:id="198" w:author="PR Preview" w:date="2026-01-01T00:00:00Z">
+      <w:ins w:id="199" w:author="PR Preview" w:date="2026-01-01T00:00:00Z">
         <w:r>
           <w:t xml:space="preserve"> </w:t>
         </w:r>
       </w:ins>
       <w:hyperlink w:anchor="def-held-out-set">
-        <w:ins w:id="199" w:author="PR Preview" w:date="2026-01-01T00:00:00Z">
+        <w:ins w:id="200" w:author="PR Preview" w:date="2026-01-01T00:00:00Z">
           <w:r>
             <w:rPr>
               <w:rStyle w:val="Hyperlink"/>
@@ -37905,17 +37943,17 @@
           </w:r>
         </w:ins>
       </w:hyperlink>
-      <w:ins w:id="200" w:author="PR Preview" w:date="2026-01-01T00:00:00Z">
+      <w:ins w:id="201" w:author="PR Preview" w:date="2026-01-01T00:00:00Z">
         <w:r>
           <w:t xml:space="preserve"> </w:t>
         </w:r>
       </w:ins>
-      <w:ins w:id="201" w:author="PR Preview" w:date="2026-01-01T00:00:00Z">
+      <w:ins w:id="202" w:author="PR Preview" w:date="2026-01-01T00:00:00Z">
         <w:r>
           <w:t xml:space="preserve">of observations indexed by</w:t>
         </w:r>
       </w:ins>
-      <w:ins w:id="202" w:author="PR Preview" w:date="2026-01-01T00:00:00Z">
+      <w:ins w:id="203" w:author="PR Preview" w:date="2026-01-01T00:00:00Z">
         <w:r>
           <w:t xml:space="preserve"> </w:t>
         </w:r>
@@ -37938,28 +37976,28 @@
           </m:sub>
         </m:sSub>
       </m:oMath>
-      <w:ins w:id="203" w:author="PR Preview" w:date="2026-01-01T00:00:00Z">
+      <w:ins w:id="204" w:author="PR Preview" w:date="2026-01-01T00:00:00Z">
         <w:r>
           <w:t xml:space="preserve">,</w:t>
         </w:r>
       </w:ins>
-      <w:ins w:id="204" w:author="PR Preview" w:date="2026-01-01T00:00:00Z">
+      <w:ins w:id="205" w:author="PR Preview" w:date="2026-01-01T00:00:00Z">
         <w:r>
           <w:t xml:space="preserve"> </w:t>
         </w:r>
       </w:ins>
-      <w:ins w:id="205" w:author="PR Preview" w:date="2026-01-01T00:00:00Z">
+      <w:ins w:id="206" w:author="PR Preview" w:date="2026-01-01T00:00:00Z">
         <w:r>
           <w:t xml:space="preserve">on which the</w:t>
         </w:r>
       </w:ins>
-      <w:ins w:id="206" w:author="PR Preview" w:date="2026-01-01T00:00:00Z">
+      <w:ins w:id="207" w:author="PR Preview" w:date="2026-01-01T00:00:00Z">
         <w:r>
           <w:t xml:space="preserve"> </w:t>
         </w:r>
       </w:ins>
       <w:hyperlink w:anchor="def-fitted-model">
-        <w:ins w:id="207" w:author="PR Preview" w:date="2026-01-01T00:00:00Z">
+        <w:ins w:id="208" w:author="PR Preview" w:date="2026-01-01T00:00:00Z">
           <w:r>
             <w:rPr>
               <w:rStyle w:val="Hyperlink"/>
@@ -37968,7 +38006,7 @@
           </w:r>
         </w:ins>
       </w:hyperlink>
-      <w:ins w:id="208" w:author="PR Preview" w:date="2026-01-01T00:00:00Z">
+      <w:ins w:id="209" w:author="PR Preview" w:date="2026-01-01T00:00:00Z">
         <w:r>
           <w:t xml:space="preserve"> </w:t>
         </w:r>
@@ -37976,9 +38014,16 @@
       <m:oMath>
         <m:sSub>
           <m:e>
-            <m:r>
-              <m:t>g</m:t>
-            </m:r>
+            <m:acc>
+              <m:accPr>
+                <m:chr m:val="̂"/>
+              </m:accPr>
+              <m:e>
+                <m:r>
+                  <m:t>y</m:t>
+                </m:r>
+              </m:e>
+            </m:acc>
           </m:e>
           <m:sub>
             <m:acc>
@@ -37993,60 +38038,24 @@
             </m:acc>
           </m:sub>
         </m:sSub>
-        <m:r>
-          <m:t>​</m:t>
-        </m:r>
-        <m:d>
-          <m:dPr>
-            <m:begChr m:val="("/>
-            <m:sepChr m:val=""/>
-            <m:endChr m:val=")"/>
-            <m:grow/>
-          </m:dPr>
-          <m:e>
-            <m:sSub>
-              <m:e>
-                <m:r>
-                  <m:rPr>
-                    <m:scr m:val="script"/>
-                    <m:sty m:val="p"/>
-                  </m:rPr>
-                  <m:t>D</m:t>
-                </m:r>
-              </m:e>
-              <m:sub>
-                <m:r>
-                  <m:rPr>
-                    <m:nor/>
-                    <m:sty m:val="p"/>
-                  </m:rPr>
-                  <m:t>train</m:t>
-                </m:r>
-              </m:sub>
-            </m:sSub>
-          </m:e>
-        </m:d>
-        <m:r>
-          <m:t>​</m:t>
-        </m:r>
       </m:oMath>
-      <w:ins w:id="209" w:author="PR Preview" w:date="2026-01-01T00:00:00Z">
+      <w:ins w:id="210" w:author="PR Preview" w:date="2026-01-01T00:00:00Z">
         <w:r>
           <w:t xml:space="preserve"> </w:t>
         </w:r>
       </w:ins>
-      <w:ins w:id="210" w:author="PR Preview" w:date="2026-01-01T00:00:00Z">
+      <w:ins w:id="211" w:author="PR Preview" w:date="2026-01-01T00:00:00Z">
         <w:r>
           <w:t xml:space="preserve">that the</w:t>
         </w:r>
       </w:ins>
-      <w:ins w:id="211" w:author="PR Preview" w:date="2026-01-01T00:00:00Z">
+      <w:ins w:id="212" w:author="PR Preview" w:date="2026-01-01T00:00:00Z">
         <w:r>
           <w:t xml:space="preserve"> </w:t>
         </w:r>
       </w:ins>
       <w:hyperlink w:anchor="def-validation-choice">
-        <w:ins w:id="212" w:author="PR Preview" w:date="2026-01-01T00:00:00Z">
+        <w:ins w:id="213" w:author="PR Preview" w:date="2026-01-01T00:00:00Z">
           <w:r>
             <w:rPr>
               <w:rStyle w:val="Hyperlink"/>
@@ -38055,12 +38064,12 @@
           </w:r>
         </w:ins>
       </w:hyperlink>
-      <w:ins w:id="213" w:author="PR Preview" w:date="2026-01-01T00:00:00Z">
+      <w:ins w:id="214" w:author="PR Preview" w:date="2026-01-01T00:00:00Z">
         <w:r>
           <w:t xml:space="preserve"> </w:t>
         </w:r>
       </w:ins>
-      <w:ins w:id="214" w:author="PR Preview" w:date="2026-01-01T00:00:00Z">
+      <w:ins w:id="215" w:author="PR Preview" w:date="2026-01-01T00:00:00Z">
         <w:r>
           <w:t xml:space="preserve">picks is scored:</w:t>
         </w:r>
@@ -38601,17 +38610,17 @@
           <w:numId w:val="1009"/>
         </w:numPr>
       </w:pPr>
-      <w:del w:id="215" w:author="PR Preview" w:date="2026-01-01T00:00:00Z">
+      <w:del w:id="216" w:author="PR Preview" w:date="2026-01-01T00:00:00Z">
         <w:r>
           <w:delText xml:space="preserve">the training set is used to fit each candidate procedure,</w:delText>
         </w:r>
       </w:del>
-      <w:del w:id="216" w:author="PR Preview" w:date="2026-01-01T00:00:00Z">
+      <w:del w:id="217" w:author="PR Preview" w:date="2026-01-01T00:00:00Z">
         <w:r>
           <w:delText xml:space="preserve"> </w:delText>
         </w:r>
       </w:del>
-      <w:del w:id="217" w:author="PR Preview" w:date="2026-01-01T00:00:00Z">
+      <w:del w:id="218" w:author="PR Preview" w:date="2026-01-01T00:00:00Z">
         <w:r>
           <w:delText xml:space="preserve">which estimates its parameters;</w:delText>
         </w:r>
@@ -38625,17 +38634,17 @@
           <w:numId w:val="1009"/>
         </w:numPr>
       </w:pPr>
-      <w:ins w:id="218" w:author="PR Preview" w:date="2026-01-01T00:00:00Z">
+      <w:ins w:id="219" w:author="PR Preview" w:date="2026-01-01T00:00:00Z">
         <w:r>
           <w:t xml:space="preserve">the training set is used to fit each candidate model,</w:t>
         </w:r>
       </w:ins>
-      <w:ins w:id="219" w:author="PR Preview" w:date="2026-01-01T00:00:00Z">
+      <w:ins w:id="220" w:author="PR Preview" w:date="2026-01-01T00:00:00Z">
         <w:r>
           <w:t xml:space="preserve"> </w:t>
         </w:r>
       </w:ins>
-      <w:ins w:id="220" w:author="PR Preview" w:date="2026-01-01T00:00:00Z">
+      <w:ins w:id="221" w:author="PR Preview" w:date="2026-01-01T00:00:00Z">
         <w:r>
           <w:t xml:space="preserve">which estimates its parameters;</w:t>
         </w:r>
@@ -38687,28 +38696,28 @@
           <w:numId w:val="1009"/>
         </w:numPr>
       </w:pPr>
-      <w:del w:id="221" w:author="PR Preview" w:date="2026-01-01T00:00:00Z">
+      <w:del w:id="222" w:author="PR Preview" w:date="2026-01-01T00:00:00Z">
         <w:r>
           <w:delText xml:space="preserve">the test set is used once, after the validation choice is made,</w:delText>
         </w:r>
       </w:del>
-      <w:del w:id="222" w:author="PR Preview" w:date="2026-01-01T00:00:00Z">
+      <w:del w:id="223" w:author="PR Preview" w:date="2026-01-01T00:00:00Z">
         <w:r>
           <w:delText xml:space="preserve"> </w:delText>
         </w:r>
       </w:del>
-      <w:del w:id="223" w:author="PR Preview" w:date="2026-01-01T00:00:00Z">
+      <w:del w:id="224" w:author="PR Preview" w:date="2026-01-01T00:00:00Z">
         <w:r>
           <w:delText xml:space="preserve">to estimate the</w:delText>
         </w:r>
       </w:del>
-      <w:del w:id="224" w:author="PR Preview" w:date="2026-01-01T00:00:00Z">
+      <w:del w:id="225" w:author="PR Preview" w:date="2026-01-01T00:00:00Z">
         <w:r>
           <w:delText xml:space="preserve"> </w:delText>
         </w:r>
       </w:del>
       <w:hyperlink w:anchor="def-generalization-error">
-        <w:del w:id="225" w:author="PR Preview" w:date="2026-01-01T00:00:00Z">
+        <w:del w:id="226" w:author="PR Preview" w:date="2026-01-01T00:00:00Z">
           <w:r>
             <w:rPr>
               <w:rStyle w:val="Hyperlink"/>
@@ -38717,12 +38726,12 @@
           </w:r>
         </w:del>
       </w:hyperlink>
-      <w:del w:id="226" w:author="PR Preview" w:date="2026-01-01T00:00:00Z">
+      <w:del w:id="227" w:author="PR Preview" w:date="2026-01-01T00:00:00Z">
         <w:r>
           <w:delText xml:space="preserve"> </w:delText>
         </w:r>
       </w:del>
-      <w:del w:id="227" w:author="PR Preview" w:date="2026-01-01T00:00:00Z">
+      <w:del w:id="228" w:author="PR Preview" w:date="2026-01-01T00:00:00Z">
         <w:r>
           <w:delText xml:space="preserve">of the chosen rule.</w:delText>
         </w:r>
@@ -38732,47 +38741,47 @@
       <w:pPr>
         <w:pStyle w:val="FirstParagraph"/>
       </w:pPr>
-      <w:del w:id="228" w:author="PR Preview" w:date="2026-01-01T00:00:00Z">
+      <w:del w:id="229" w:author="PR Preview" w:date="2026-01-01T00:00:00Z">
         <w:r>
           <w:delText xml:space="preserve">The chosen procedure won on the validation set</w:delText>
         </w:r>
       </w:del>
-      <w:del w:id="229" w:author="PR Preview" w:date="2026-01-01T00:00:00Z">
+      <w:del w:id="230" w:author="PR Preview" w:date="2026-01-01T00:00:00Z">
         <w:r>
           <w:delText xml:space="preserve"> </w:delText>
         </w:r>
       </w:del>
-      <w:del w:id="230" w:author="PR Preview" w:date="2026-01-01T00:00:00Z">
+      <w:del w:id="231" w:author="PR Preview" w:date="2026-01-01T00:00:00Z">
         <w:r>
           <w:delText xml:space="preserve">partly because of that particular validation sample,</w:delText>
         </w:r>
       </w:del>
-      <w:del w:id="231" w:author="PR Preview" w:date="2026-01-01T00:00:00Z">
+      <w:del w:id="232" w:author="PR Preview" w:date="2026-01-01T00:00:00Z">
         <w:r>
           <w:delText xml:space="preserve"> </w:delText>
         </w:r>
       </w:del>
-      <w:del w:id="232" w:author="PR Preview" w:date="2026-01-01T00:00:00Z">
+      <w:del w:id="233" w:author="PR Preview" w:date="2026-01-01T00:00:00Z">
         <w:r>
           <w:delText xml:space="preserve">so its validation error is optimistic.</w:delText>
         </w:r>
       </w:del>
-      <w:del w:id="233" w:author="PR Preview" w:date="2026-01-01T00:00:00Z">
+      <w:del w:id="234" w:author="PR Preview" w:date="2026-01-01T00:00:00Z">
         <w:r>
           <w:delText xml:space="preserve"> </w:delText>
         </w:r>
       </w:del>
-      <w:del w:id="234" w:author="PR Preview" w:date="2026-01-01T00:00:00Z">
+      <w:del w:id="235" w:author="PR Preview" w:date="2026-01-01T00:00:00Z">
         <w:r>
           <w:delText xml:space="preserve">Keeping the test set out of every choice</w:delText>
         </w:r>
       </w:del>
-      <w:del w:id="235" w:author="PR Preview" w:date="2026-01-01T00:00:00Z">
+      <w:del w:id="236" w:author="PR Preview" w:date="2026-01-01T00:00:00Z">
         <w:r>
           <w:delText xml:space="preserve"> </w:delText>
         </w:r>
       </w:del>
-      <w:del w:id="236" w:author="PR Preview" w:date="2026-01-01T00:00:00Z">
+      <w:del w:id="237" w:author="PR Preview" w:date="2026-01-01T00:00:00Z">
         <w:r>
           <w:delText xml:space="preserve">is what makes its score free of that optimism.</w:delText>
         </w:r>
@@ -38786,28 +38795,28 @@
           <w:numId w:val="1009"/>
         </w:numPr>
       </w:pPr>
-      <w:ins w:id="237" w:author="PR Preview" w:date="2026-01-01T00:00:00Z">
+      <w:ins w:id="238" w:author="PR Preview" w:date="2026-01-01T00:00:00Z">
         <w:r>
           <w:t xml:space="preserve">the test set is used once, after the validation choice is made,</w:t>
         </w:r>
       </w:ins>
-      <w:ins w:id="238" w:author="PR Preview" w:date="2026-01-01T00:00:00Z">
+      <w:ins w:id="239" w:author="PR Preview" w:date="2026-01-01T00:00:00Z">
         <w:r>
           <w:t xml:space="preserve"> </w:t>
         </w:r>
       </w:ins>
-      <w:ins w:id="239" w:author="PR Preview" w:date="2026-01-01T00:00:00Z">
+      <w:ins w:id="240" w:author="PR Preview" w:date="2026-01-01T00:00:00Z">
         <w:r>
           <w:t xml:space="preserve">to estimate the</w:t>
         </w:r>
       </w:ins>
-      <w:ins w:id="240" w:author="PR Preview" w:date="2026-01-01T00:00:00Z">
+      <w:ins w:id="241" w:author="PR Preview" w:date="2026-01-01T00:00:00Z">
         <w:r>
           <w:t xml:space="preserve"> </w:t>
         </w:r>
       </w:ins>
       <w:hyperlink w:anchor="def-generalization-error">
-        <w:ins w:id="241" w:author="PR Preview" w:date="2026-01-01T00:00:00Z">
+        <w:ins w:id="242" w:author="PR Preview" w:date="2026-01-01T00:00:00Z">
           <w:r>
             <w:rPr>
               <w:rStyle w:val="Hyperlink"/>
@@ -38816,12 +38825,12 @@
           </w:r>
         </w:ins>
       </w:hyperlink>
-      <w:ins w:id="242" w:author="PR Preview" w:date="2026-01-01T00:00:00Z">
+      <w:ins w:id="243" w:author="PR Preview" w:date="2026-01-01T00:00:00Z">
         <w:r>
           <w:t xml:space="preserve"> </w:t>
         </w:r>
       </w:ins>
-      <w:ins w:id="243" w:author="PR Preview" w:date="2026-01-01T00:00:00Z">
+      <w:ins w:id="244" w:author="PR Preview" w:date="2026-01-01T00:00:00Z">
         <w:r>
           <w:t xml:space="preserve">of the chosen fitted model.</w:t>
         </w:r>
@@ -38831,47 +38840,47 @@
       <w:pPr>
         <w:pStyle w:val="FirstParagraph"/>
       </w:pPr>
-      <w:ins w:id="244" w:author="PR Preview" w:date="2026-01-01T00:00:00Z">
+      <w:ins w:id="245" w:author="PR Preview" w:date="2026-01-01T00:00:00Z">
         <w:r>
           <w:t xml:space="preserve">The chosen fitted model won on the validation set</w:t>
         </w:r>
       </w:ins>
-      <w:ins w:id="245" w:author="PR Preview" w:date="2026-01-01T00:00:00Z">
+      <w:ins w:id="246" w:author="PR Preview" w:date="2026-01-01T00:00:00Z">
         <w:r>
           <w:t xml:space="preserve"> </w:t>
         </w:r>
       </w:ins>
-      <w:ins w:id="246" w:author="PR Preview" w:date="2026-01-01T00:00:00Z">
+      <w:ins w:id="247" w:author="PR Preview" w:date="2026-01-01T00:00:00Z">
         <w:r>
           <w:t xml:space="preserve">partly because of that particular validation sample,</w:t>
         </w:r>
       </w:ins>
-      <w:ins w:id="247" w:author="PR Preview" w:date="2026-01-01T00:00:00Z">
+      <w:ins w:id="248" w:author="PR Preview" w:date="2026-01-01T00:00:00Z">
         <w:r>
           <w:t xml:space="preserve"> </w:t>
         </w:r>
       </w:ins>
-      <w:ins w:id="248" w:author="PR Preview" w:date="2026-01-01T00:00:00Z">
+      <w:ins w:id="249" w:author="PR Preview" w:date="2026-01-01T00:00:00Z">
         <w:r>
           <w:t xml:space="preserve">so its prediction error on the validation set is optimistic as an estimate of its generalization error.</w:t>
         </w:r>
       </w:ins>
-      <w:ins w:id="249" w:author="PR Preview" w:date="2026-01-01T00:00:00Z">
+      <w:ins w:id="250" w:author="PR Preview" w:date="2026-01-01T00:00:00Z">
         <w:r>
           <w:t xml:space="preserve"> </w:t>
         </w:r>
       </w:ins>
-      <w:ins w:id="250" w:author="PR Preview" w:date="2026-01-01T00:00:00Z">
+      <w:ins w:id="251" w:author="PR Preview" w:date="2026-01-01T00:00:00Z">
         <w:r>
           <w:t xml:space="preserve">Keeping the test set out of every choice</w:t>
         </w:r>
       </w:ins>
-      <w:ins w:id="251" w:author="PR Preview" w:date="2026-01-01T00:00:00Z">
+      <w:ins w:id="252" w:author="PR Preview" w:date="2026-01-01T00:00:00Z">
         <w:r>
           <w:t xml:space="preserve"> </w:t>
         </w:r>
       </w:ins>
-      <w:ins w:id="252" w:author="PR Preview" w:date="2026-01-01T00:00:00Z">
+      <w:ins w:id="253" w:author="PR Preview" w:date="2026-01-01T00:00:00Z">
         <w:r>
           <w:t xml:space="preserve">is what makes its score free of that optimism.</w:t>
         </w:r>
@@ -62301,7 +62310,7 @@
       <w:pPr>
         <w:pStyle w:val="SourceCode"/>
       </w:pPr>
-      <w:del w:id="253" w:author="PR Preview" w:date="2026-01-01T00:00:00Z">
+      <w:del w:id="254" w:author="PR Preview" w:date="2026-01-01T00:00:00Z">
         <w:r>
           <w:rPr>
             <w:rStyle w:val="NormalTok"/>
@@ -62309,7 +62318,7 @@
           <w:delText xml:space="preserve">loocv_max_diff </w:delText>
         </w:r>
       </w:del>
-      <w:del w:id="254" w:author="PR Preview" w:date="2026-01-01T00:00:00Z">
+      <w:del w:id="255" w:author="PR Preview" w:date="2026-01-01T00:00:00Z">
         <w:r>
           <w:rPr>
             <w:rStyle w:val="OtherTok"/>
@@ -62317,7 +62326,7 @@
           <w:delText xml:space="preserve">&lt;-</w:delText>
         </w:r>
       </w:del>
-      <w:del w:id="255" w:author="PR Preview" w:date="2026-01-01T00:00:00Z">
+      <w:del w:id="256" w:author="PR Preview" w:date="2026-01-01T00:00:00Z">
         <w:r>
           <w:rPr>
             <w:rStyle w:val="NormalTok"/>
@@ -62325,7 +62334,7 @@
           <w:delText xml:space="preserve"> </w:delText>
         </w:r>
       </w:del>
-      <w:del w:id="256" w:author="PR Preview" w:date="2026-01-01T00:00:00Z">
+      <w:del w:id="257" w:author="PR Preview" w:date="2026-01-01T00:00:00Z">
         <w:r>
           <w:rPr>
             <w:rStyle w:val="FunctionTok"/>
@@ -62333,7 +62342,7 @@
           <w:delText xml:space="preserve">max</w:delText>
         </w:r>
       </w:del>
-      <w:del w:id="257" w:author="PR Preview" w:date="2026-01-01T00:00:00Z">
+      <w:del w:id="258" w:author="PR Preview" w:date="2026-01-01T00:00:00Z">
         <w:r>
           <w:rPr>
             <w:rStyle w:val="NormalTok"/>
@@ -62341,7 +62350,7 @@
           <w:delText xml:space="preserve">(</w:delText>
         </w:r>
       </w:del>
-      <w:del w:id="258" w:author="PR Preview" w:date="2026-01-01T00:00:00Z">
+      <w:del w:id="259" w:author="PR Preview" w:date="2026-01-01T00:00:00Z">
         <w:r>
           <w:rPr>
             <w:rStyle w:val="FunctionTok"/>
@@ -62349,7 +62358,7 @@
           <w:delText xml:space="preserve">abs</w:delText>
         </w:r>
       </w:del>
-      <w:del w:id="259" w:author="PR Preview" w:date="2026-01-01T00:00:00Z">
+      <w:del w:id="260" w:author="PR Preview" w:date="2026-01-01T00:00:00Z">
         <w:r>
           <w:rPr>
             <w:rStyle w:val="NormalTok"/>
@@ -62357,7 +62366,7 @@
           <w:delText xml:space="preserve">(mtcars_loocv</w:delText>
         </w:r>
       </w:del>
-      <w:del w:id="260" w:author="PR Preview" w:date="2026-01-01T00:00:00Z">
+      <w:del w:id="261" w:author="PR Preview" w:date="2026-01-01T00:00:00Z">
         <w:r>
           <w:rPr>
             <w:rStyle w:val="SpecialCharTok"/>
@@ -62365,7 +62374,7 @@
           <w:delText xml:space="preserve">$</w:delText>
         </w:r>
       </w:del>
-      <w:del w:id="261" w:author="PR Preview" w:date="2026-01-01T00:00:00Z">
+      <w:del w:id="262" w:author="PR Preview" w:date="2026-01-01T00:00:00Z">
         <w:r>
           <w:rPr>
             <w:rStyle w:val="NormalTok"/>
@@ -62373,7 +62382,7 @@
           <w:delText xml:space="preserve">refitting </w:delText>
         </w:r>
       </w:del>
-      <w:del w:id="262" w:author="PR Preview" w:date="2026-01-01T00:00:00Z">
+      <w:del w:id="263" w:author="PR Preview" w:date="2026-01-01T00:00:00Z">
         <w:r>
           <w:rPr>
             <w:rStyle w:val="SpecialCharTok"/>
@@ -62381,7 +62390,7 @@
           <w:delText xml:space="preserve">-</w:delText>
         </w:r>
       </w:del>
-      <w:del w:id="263" w:author="PR Preview" w:date="2026-01-01T00:00:00Z">
+      <w:del w:id="264" w:author="PR Preview" w:date="2026-01-01T00:00:00Z">
         <w:r>
           <w:rPr>
             <w:rStyle w:val="NormalTok"/>
@@ -62389,7 +62398,7 @@
           <w:delText xml:space="preserve"> mtcars_loocv</w:delText>
         </w:r>
       </w:del>
-      <w:del w:id="264" w:author="PR Preview" w:date="2026-01-01T00:00:00Z">
+      <w:del w:id="265" w:author="PR Preview" w:date="2026-01-01T00:00:00Z">
         <w:r>
           <w:rPr>
             <w:rStyle w:val="SpecialCharTok"/>
@@ -62397,7 +62406,7 @@
           <w:delText xml:space="preserve">$</w:delText>
         </w:r>
       </w:del>
-      <w:del w:id="265" w:author="PR Preview" w:date="2026-01-01T00:00:00Z">
+      <w:del w:id="266" w:author="PR Preview" w:date="2026-01-01T00:00:00Z">
         <w:r>
           <w:rPr>
             <w:rStyle w:val="NormalTok"/>
@@ -62405,12 +62414,12 @@
           <w:delText xml:space="preserve">formula))</w:delText>
         </w:r>
       </w:del>
-      <w:del w:id="266" w:author="PR Preview" w:date="2026-01-01T00:00:00Z">
+      <w:del w:id="267" w:author="PR Preview" w:date="2026-01-01T00:00:00Z">
         <w:r>
           <w:br/>
         </w:r>
       </w:del>
-      <w:del w:id="267" w:author="PR Preview" w:date="2026-01-01T00:00:00Z">
+      <w:del w:id="268" w:author="PR Preview" w:date="2026-01-01T00:00:00Z">
         <w:r>
           <w:rPr>
             <w:rStyle w:val="NormalTok"/>
@@ -62418,7 +62427,7 @@
           <w:delText xml:space="preserve">mtcars_best_loocv </w:delText>
         </w:r>
       </w:del>
-      <w:del w:id="268" w:author="PR Preview" w:date="2026-01-01T00:00:00Z">
+      <w:del w:id="269" w:author="PR Preview" w:date="2026-01-01T00:00:00Z">
         <w:r>
           <w:rPr>
             <w:rStyle w:val="OtherTok"/>
@@ -62426,12 +62435,12 @@
           <w:delText xml:space="preserve">&lt;-</w:delText>
         </w:r>
       </w:del>
-      <w:del w:id="269" w:author="PR Preview" w:date="2026-01-01T00:00:00Z">
+      <w:del w:id="270" w:author="PR Preview" w:date="2026-01-01T00:00:00Z">
         <w:r>
           <w:br/>
         </w:r>
       </w:del>
-      <w:del w:id="270" w:author="PR Preview" w:date="2026-01-01T00:00:00Z">
+      <w:del w:id="271" w:author="PR Preview" w:date="2026-01-01T00:00:00Z">
         <w:r>
           <w:rPr>
             <w:rStyle w:val="NormalTok"/>
@@ -62439,7 +62448,7 @@
           <w:delText xml:space="preserve">  mtcars_loocv</w:delText>
         </w:r>
       </w:del>
-      <w:del w:id="271" w:author="PR Preview" w:date="2026-01-01T00:00:00Z">
+      <w:del w:id="272" w:author="PR Preview" w:date="2026-01-01T00:00:00Z">
         <w:r>
           <w:rPr>
             <w:rStyle w:val="SpecialCharTok"/>
@@ -62447,7 +62456,7 @@
           <w:delText xml:space="preserve">$</w:delText>
         </w:r>
       </w:del>
-      <w:del w:id="272" w:author="PR Preview" w:date="2026-01-01T00:00:00Z">
+      <w:del w:id="273" w:author="PR Preview" w:date="2026-01-01T00:00:00Z">
         <w:r>
           <w:rPr>
             <w:rStyle w:val="NormalTok"/>
@@ -62455,7 +62464,7 @@
           <w:delText xml:space="preserve">degree[</w:delText>
         </w:r>
       </w:del>
-      <w:del w:id="273" w:author="PR Preview" w:date="2026-01-01T00:00:00Z">
+      <w:del w:id="274" w:author="PR Preview" w:date="2026-01-01T00:00:00Z">
         <w:r>
           <w:rPr>
             <w:rStyle w:val="FunctionTok"/>
@@ -62463,7 +62472,7 @@
           <w:delText xml:space="preserve">which.min</w:delText>
         </w:r>
       </w:del>
-      <w:del w:id="274" w:author="PR Preview" w:date="2026-01-01T00:00:00Z">
+      <w:del w:id="275" w:author="PR Preview" w:date="2026-01-01T00:00:00Z">
         <w:r>
           <w:rPr>
             <w:rStyle w:val="NormalTok"/>
@@ -62471,7 +62480,7 @@
           <w:delText xml:space="preserve">(mtcars_loocv</w:delText>
         </w:r>
       </w:del>
-      <w:del w:id="275" w:author="PR Preview" w:date="2026-01-01T00:00:00Z">
+      <w:del w:id="276" w:author="PR Preview" w:date="2026-01-01T00:00:00Z">
         <w:r>
           <w:rPr>
             <w:rStyle w:val="SpecialCharTok"/>
@@ -62479,7 +62488,7 @@
           <w:delText xml:space="preserve">$</w:delText>
         </w:r>
       </w:del>
-      <w:del w:id="276" w:author="PR Preview" w:date="2026-01-01T00:00:00Z">
+      <w:del w:id="277" w:author="PR Preview" w:date="2026-01-01T00:00:00Z">
         <w:r>
           <w:rPr>
             <w:rStyle w:val="NormalTok"/>
@@ -62487,12 +62496,12 @@
           <w:delText xml:space="preserve">formula)]</w:delText>
         </w:r>
       </w:del>
-      <w:del w:id="277" w:author="PR Preview" w:date="2026-01-01T00:00:00Z">
+      <w:del w:id="278" w:author="PR Preview" w:date="2026-01-01T00:00:00Z">
         <w:r>
           <w:br/>
         </w:r>
       </w:del>
-      <w:del w:id="278" w:author="PR Preview" w:date="2026-01-01T00:00:00Z">
+      <w:del w:id="279" w:author="PR Preview" w:date="2026-01-01T00:00:00Z">
         <w:r>
           <w:rPr>
             <w:rStyle w:val="FunctionTok"/>
@@ -62500,7 +62509,7 @@
           <w:delText xml:space="preserve">c</w:delText>
         </w:r>
       </w:del>
-      <w:del w:id="279" w:author="PR Preview" w:date="2026-01-01T00:00:00Z">
+      <w:del w:id="280" w:author="PR Preview" w:date="2026-01-01T00:00:00Z">
         <w:r>
           <w:rPr>
             <w:rStyle w:val="NormalTok"/>
@@ -62508,7 +62517,7 @@
           <w:delText xml:space="preserve">(</w:delText>
         </w:r>
       </w:del>
-      <w:del w:id="280" w:author="PR Preview" w:date="2026-01-01T00:00:00Z">
+      <w:del w:id="281" w:author="PR Preview" w:date="2026-01-01T00:00:00Z">
         <w:r>
           <w:rPr>
             <w:rStyle w:val="AttributeTok"/>
@@ -62516,7 +62525,7 @@
           <w:delText xml:space="preserve">max_difference =</w:delText>
         </w:r>
       </w:del>
-      <w:del w:id="281" w:author="PR Preview" w:date="2026-01-01T00:00:00Z">
+      <w:del w:id="282" w:author="PR Preview" w:date="2026-01-01T00:00:00Z">
         <w:r>
           <w:rPr>
             <w:rStyle w:val="NormalTok"/>
@@ -62524,7 +62533,7 @@
           <w:delText xml:space="preserve"> loocv_max_diff, </w:delText>
         </w:r>
       </w:del>
-      <w:del w:id="282" w:author="PR Preview" w:date="2026-01-01T00:00:00Z">
+      <w:del w:id="283" w:author="PR Preview" w:date="2026-01-01T00:00:00Z">
         <w:r>
           <w:rPr>
             <w:rStyle w:val="AttributeTok"/>
@@ -62532,7 +62541,7 @@
           <w:delText xml:space="preserve">best_degree =</w:delText>
         </w:r>
       </w:del>
-      <w:del w:id="283" w:author="PR Preview" w:date="2026-01-01T00:00:00Z">
+      <w:del w:id="284" w:author="PR Preview" w:date="2026-01-01T00:00:00Z">
         <w:r>
           <w:rPr>
             <w:rStyle w:val="NormalTok"/>
@@ -62540,12 +62549,12 @@
           <w:delText xml:space="preserve"> mtcars_best_loocv)</w:delText>
         </w:r>
       </w:del>
-      <w:del w:id="284" w:author="PR Preview" w:date="2026-01-01T00:00:00Z">
+      <w:del w:id="285" w:author="PR Preview" w:date="2026-01-01T00:00:00Z">
         <w:r>
           <w:br/>
         </w:r>
       </w:del>
-      <w:del w:id="285" w:author="PR Preview" w:date="2026-01-01T00:00:00Z">
+      <w:del w:id="286" w:author="PR Preview" w:date="2026-01-01T00:00:00Z">
         <w:r>
           <w:rPr>
             <w:rStyle w:val="CommentTok"/>
@@ -62553,12 +62562,12 @@
           <w:delText xml:space="preserve">#&gt; max_difference    best_degree </w:delText>
         </w:r>
       </w:del>
-      <w:del w:id="286" w:author="PR Preview" w:date="2026-01-01T00:00:00Z">
+      <w:del w:id="287" w:author="PR Preview" w:date="2026-01-01T00:00:00Z">
         <w:r>
           <w:br/>
         </w:r>
       </w:del>
-      <w:del w:id="287" w:author="PR Preview" w:date="2026-01-01T00:00:00Z">
+      <w:del w:id="288" w:author="PR Preview" w:date="2026-01-01T00:00:00Z">
         <w:r>
           <w:rPr>
             <w:rStyle w:val="CommentTok"/>
@@ -62571,53 +62580,53 @@
       <w:pPr>
         <w:pStyle w:val="FirstParagraph"/>
       </w:pPr>
-      <w:del w:id="288" w:author="PR Preview" w:date="2026-01-01T00:00:00Z">
+      <w:del w:id="289" w:author="PR Preview" w:date="2026-01-01T00:00:00Z">
         <w:r>
           <w:delText xml:space="preserve">The two columns differ by at most 7.1e-15,</w:delText>
         </w:r>
       </w:del>
-      <w:del w:id="289" w:author="PR Preview" w:date="2026-01-01T00:00:00Z">
+      <w:del w:id="290" w:author="PR Preview" w:date="2026-01-01T00:00:00Z">
         <w:r>
           <w:delText xml:space="preserve"> </w:delText>
         </w:r>
       </w:del>
-      <w:del w:id="290" w:author="PR Preview" w:date="2026-01-01T00:00:00Z">
+      <w:del w:id="291" w:author="PR Preview" w:date="2026-01-01T00:00:00Z">
         <w:r>
           <w:delText xml:space="preserve">which is rounding error.</w:delText>
         </w:r>
       </w:del>
-      <w:del w:id="291" w:author="PR Preview" w:date="2026-01-01T00:00:00Z">
+      <w:del w:id="292" w:author="PR Preview" w:date="2026-01-01T00:00:00Z">
         <w:r>
           <w:delText xml:space="preserve"> </w:delText>
         </w:r>
       </w:del>
-      <w:del w:id="292" w:author="PR Preview" w:date="2026-01-01T00:00:00Z">
+      <w:del w:id="293" w:author="PR Preview" w:date="2026-01-01T00:00:00Z">
         <w:r>
           <w:delText xml:space="preserve">The single-fit formula needs one fit per model instead of 32.</w:delText>
         </w:r>
       </w:del>
-      <w:del w:id="293" w:author="PR Preview" w:date="2026-01-01T00:00:00Z">
+      <w:del w:id="294" w:author="PR Preview" w:date="2026-01-01T00:00:00Z">
         <w:r>
           <w:delText xml:space="preserve"> </w:delText>
         </w:r>
       </w:del>
-      <w:del w:id="294" w:author="PR Preview" w:date="2026-01-01T00:00:00Z">
+      <w:del w:id="295" w:author="PR Preview" w:date="2026-01-01T00:00:00Z">
         <w:r>
           <w:delText xml:space="preserve">LOOCV picks degree 2,</w:delText>
         </w:r>
       </w:del>
-      <w:del w:id="295" w:author="PR Preview" w:date="2026-01-01T00:00:00Z">
+      <w:del w:id="296" w:author="PR Preview" w:date="2026-01-01T00:00:00Z">
         <w:r>
           <w:delText xml:space="preserve"> </w:delText>
         </w:r>
       </w:del>
-      <w:del w:id="296" w:author="PR Preview" w:date="2026-01-01T00:00:00Z">
+      <w:del w:id="297" w:author="PR Preview" w:date="2026-01-01T00:00:00Z">
         <w:r>
           <w:delText xml:space="preserve">and because LOOCV is not random (</w:delText>
         </w:r>
       </w:del>
       <w:hyperlink w:anchor="lem-loocv-not-random">
-        <w:del w:id="297" w:author="PR Preview" w:date="2026-01-01T00:00:00Z">
+        <w:del w:id="298" w:author="PR Preview" w:date="2026-01-01T00:00:00Z">
           <w:r>
             <w:rPr>
               <w:rStyle w:val="Hyperlink"/>
@@ -62626,17 +62635,17 @@
           </w:r>
         </w:del>
       </w:hyperlink>
-      <w:del w:id="298" w:author="PR Preview" w:date="2026-01-01T00:00:00Z">
+      <w:del w:id="299" w:author="PR Preview" w:date="2026-01-01T00:00:00Z">
         <w:r>
           <w:delText xml:space="preserve">),</w:delText>
         </w:r>
       </w:del>
-      <w:del w:id="299" w:author="PR Preview" w:date="2026-01-01T00:00:00Z">
+      <w:del w:id="300" w:author="PR Preview" w:date="2026-01-01T00:00:00Z">
         <w:r>
           <w:delText xml:space="preserve"> </w:delText>
         </w:r>
       </w:del>
-      <w:del w:id="300" w:author="PR Preview" w:date="2026-01-01T00:00:00Z">
+      <w:del w:id="301" w:author="PR Preview" w:date="2026-01-01T00:00:00Z">
         <w:r>
           <w:delText xml:space="preserve">rerunning it always gives the same choice.</w:delText>
         </w:r>
@@ -62646,7 +62655,7 @@
       <w:pPr>
         <w:pStyle w:val="SourceCode"/>
       </w:pPr>
-      <w:ins w:id="301" w:author="PR Preview" w:date="2026-01-01T00:00:00Z">
+      <w:ins w:id="302" w:author="PR Preview" w:date="2026-01-01T00:00:00Z">
         <w:r>
           <w:rPr>
             <w:rStyle w:val="NormalTok"/>
@@ -62654,7 +62663,7 @@
           <w:t xml:space="preserve">loocv_max_diff </w:t>
         </w:r>
       </w:ins>
-      <w:ins w:id="302" w:author="PR Preview" w:date="2026-01-01T00:00:00Z">
+      <w:ins w:id="303" w:author="PR Preview" w:date="2026-01-01T00:00:00Z">
         <w:r>
           <w:rPr>
             <w:rStyle w:val="OtherTok"/>
@@ -62662,7 +62671,7 @@
           <w:t xml:space="preserve">&lt;-</w:t>
         </w:r>
       </w:ins>
-      <w:ins w:id="303" w:author="PR Preview" w:date="2026-01-01T00:00:00Z">
+      <w:ins w:id="304" w:author="PR Preview" w:date="2026-01-01T00:00:00Z">
         <w:r>
           <w:rPr>
             <w:rStyle w:val="NormalTok"/>
@@ -62670,7 +62679,7 @@
           <w:t xml:space="preserve"> </w:t>
         </w:r>
       </w:ins>
-      <w:ins w:id="304" w:author="PR Preview" w:date="2026-01-01T00:00:00Z">
+      <w:ins w:id="305" w:author="PR Preview" w:date="2026-01-01T00:00:00Z">
         <w:r>
           <w:rPr>
             <w:rStyle w:val="FunctionTok"/>
@@ -62678,7 +62687,7 @@
           <w:t xml:space="preserve">max</w:t>
         </w:r>
       </w:ins>
-      <w:ins w:id="305" w:author="PR Preview" w:date="2026-01-01T00:00:00Z">
+      <w:ins w:id="306" w:author="PR Preview" w:date="2026-01-01T00:00:00Z">
         <w:r>
           <w:rPr>
             <w:rStyle w:val="NormalTok"/>
@@ -62686,7 +62695,7 @@
           <w:t xml:space="preserve">(</w:t>
         </w:r>
       </w:ins>
-      <w:ins w:id="306" w:author="PR Preview" w:date="2026-01-01T00:00:00Z">
+      <w:ins w:id="307" w:author="PR Preview" w:date="2026-01-01T00:00:00Z">
         <w:r>
           <w:rPr>
             <w:rStyle w:val="FunctionTok"/>
@@ -62694,7 +62703,7 @@
           <w:t xml:space="preserve">abs</w:t>
         </w:r>
       </w:ins>
-      <w:ins w:id="307" w:author="PR Preview" w:date="2026-01-01T00:00:00Z">
+      <w:ins w:id="308" w:author="PR Preview" w:date="2026-01-01T00:00:00Z">
         <w:r>
           <w:rPr>
             <w:rStyle w:val="NormalTok"/>
@@ -62702,7 +62711,7 @@
           <w:t xml:space="preserve">(mtcars_loocv</w:t>
         </w:r>
       </w:ins>
-      <w:ins w:id="308" w:author="PR Preview" w:date="2026-01-01T00:00:00Z">
+      <w:ins w:id="309" w:author="PR Preview" w:date="2026-01-01T00:00:00Z">
         <w:r>
           <w:rPr>
             <w:rStyle w:val="SpecialCharTok"/>
@@ -62710,7 +62719,7 @@
           <w:t xml:space="preserve">$</w:t>
         </w:r>
       </w:ins>
-      <w:ins w:id="309" w:author="PR Preview" w:date="2026-01-01T00:00:00Z">
+      <w:ins w:id="310" w:author="PR Preview" w:date="2026-01-01T00:00:00Z">
         <w:r>
           <w:rPr>
             <w:rStyle w:val="NormalTok"/>
@@ -62718,7 +62727,7 @@
           <w:t xml:space="preserve">refitting </w:t>
         </w:r>
       </w:ins>
-      <w:ins w:id="310" w:author="PR Preview" w:date="2026-01-01T00:00:00Z">
+      <w:ins w:id="311" w:author="PR Preview" w:date="2026-01-01T00:00:00Z">
         <w:r>
           <w:rPr>
             <w:rStyle w:val="SpecialCharTok"/>
@@ -62726,7 +62735,7 @@
           <w:t xml:space="preserve">-</w:t>
         </w:r>
       </w:ins>
-      <w:ins w:id="311" w:author="PR Preview" w:date="2026-01-01T00:00:00Z">
+      <w:ins w:id="312" w:author="PR Preview" w:date="2026-01-01T00:00:00Z">
         <w:r>
           <w:rPr>
             <w:rStyle w:val="NormalTok"/>
@@ -62734,7 +62743,7 @@
           <w:t xml:space="preserve"> mtcars_loocv</w:t>
         </w:r>
       </w:ins>
-      <w:ins w:id="312" w:author="PR Preview" w:date="2026-01-01T00:00:00Z">
+      <w:ins w:id="313" w:author="PR Preview" w:date="2026-01-01T00:00:00Z">
         <w:r>
           <w:rPr>
             <w:rStyle w:val="SpecialCharTok"/>
@@ -62742,7 +62751,7 @@
           <w:t xml:space="preserve">$</w:t>
         </w:r>
       </w:ins>
-      <w:ins w:id="313" w:author="PR Preview" w:date="2026-01-01T00:00:00Z">
+      <w:ins w:id="314" w:author="PR Preview" w:date="2026-01-01T00:00:00Z">
         <w:r>
           <w:rPr>
             <w:rStyle w:val="NormalTok"/>
@@ -62750,12 +62759,12 @@
           <w:t xml:space="preserve">formula))</w:t>
         </w:r>
       </w:ins>
-      <w:ins w:id="314" w:author="PR Preview" w:date="2026-01-01T00:00:00Z">
+      <w:ins w:id="315" w:author="PR Preview" w:date="2026-01-01T00:00:00Z">
         <w:r>
           <w:br/>
         </w:r>
       </w:ins>
-      <w:ins w:id="315" w:author="PR Preview" w:date="2026-01-01T00:00:00Z">
+      <w:ins w:id="316" w:author="PR Preview" w:date="2026-01-01T00:00:00Z">
         <w:r>
           <w:rPr>
             <w:rStyle w:val="NormalTok"/>
@@ -62763,7 +62772,7 @@
           <w:t xml:space="preserve">mtcars_best_loocv </w:t>
         </w:r>
       </w:ins>
-      <w:ins w:id="316" w:author="PR Preview" w:date="2026-01-01T00:00:00Z">
+      <w:ins w:id="317" w:author="PR Preview" w:date="2026-01-01T00:00:00Z">
         <w:r>
           <w:rPr>
             <w:rStyle w:val="OtherTok"/>
@@ -62771,12 +62780,12 @@
           <w:t xml:space="preserve">&lt;-</w:t>
         </w:r>
       </w:ins>
-      <w:ins w:id="317" w:author="PR Preview" w:date="2026-01-01T00:00:00Z">
+      <w:ins w:id="318" w:author="PR Preview" w:date="2026-01-01T00:00:00Z">
         <w:r>
           <w:br/>
         </w:r>
       </w:ins>
-      <w:ins w:id="318" w:author="PR Preview" w:date="2026-01-01T00:00:00Z">
+      <w:ins w:id="319" w:author="PR Preview" w:date="2026-01-01T00:00:00Z">
         <w:r>
           <w:rPr>
             <w:rStyle w:val="NormalTok"/>
@@ -62784,7 +62793,7 @@
           <w:t xml:space="preserve">  mtcars_loocv</w:t>
         </w:r>
       </w:ins>
-      <w:ins w:id="319" w:author="PR Preview" w:date="2026-01-01T00:00:00Z">
+      <w:ins w:id="320" w:author="PR Preview" w:date="2026-01-01T00:00:00Z">
         <w:r>
           <w:rPr>
             <w:rStyle w:val="SpecialCharTok"/>
@@ -62792,7 +62801,7 @@
           <w:t xml:space="preserve">$</w:t>
         </w:r>
       </w:ins>
-      <w:ins w:id="320" w:author="PR Preview" w:date="2026-01-01T00:00:00Z">
+      <w:ins w:id="321" w:author="PR Preview" w:date="2026-01-01T00:00:00Z">
         <w:r>
           <w:rPr>
             <w:rStyle w:val="NormalTok"/>
@@ -62800,7 +62809,7 @@
           <w:t xml:space="preserve">degree[</w:t>
         </w:r>
       </w:ins>
-      <w:ins w:id="321" w:author="PR Preview" w:date="2026-01-01T00:00:00Z">
+      <w:ins w:id="322" w:author="PR Preview" w:date="2026-01-01T00:00:00Z">
         <w:r>
           <w:rPr>
             <w:rStyle w:val="FunctionTok"/>
@@ -62808,7 +62817,7 @@
           <w:t xml:space="preserve">which.min</w:t>
         </w:r>
       </w:ins>
-      <w:ins w:id="322" w:author="PR Preview" w:date="2026-01-01T00:00:00Z">
+      <w:ins w:id="323" w:author="PR Preview" w:date="2026-01-01T00:00:00Z">
         <w:r>
           <w:rPr>
             <w:rStyle w:val="NormalTok"/>
@@ -62816,7 +62825,7 @@
           <w:t xml:space="preserve">(mtcars_loocv</w:t>
         </w:r>
       </w:ins>
-      <w:ins w:id="323" w:author="PR Preview" w:date="2026-01-01T00:00:00Z">
+      <w:ins w:id="324" w:author="PR Preview" w:date="2026-01-01T00:00:00Z">
         <w:r>
           <w:rPr>
             <w:rStyle w:val="SpecialCharTok"/>
@@ -62824,7 +62833,7 @@
           <w:t xml:space="preserve">$</w:t>
         </w:r>
       </w:ins>
-      <w:ins w:id="324" w:author="PR Preview" w:date="2026-01-01T00:00:00Z">
+      <w:ins w:id="325" w:author="PR Preview" w:date="2026-01-01T00:00:00Z">
         <w:r>
           <w:rPr>
             <w:rStyle w:val="NormalTok"/>
@@ -62832,12 +62841,12 @@
           <w:t xml:space="preserve">formula)]</w:t>
         </w:r>
       </w:ins>
-      <w:ins w:id="325" w:author="PR Preview" w:date="2026-01-01T00:00:00Z">
+      <w:ins w:id="326" w:author="PR Preview" w:date="2026-01-01T00:00:00Z">
         <w:r>
           <w:br/>
         </w:r>
       </w:ins>
-      <w:ins w:id="326" w:author="PR Preview" w:date="2026-01-01T00:00:00Z">
+      <w:ins w:id="327" w:author="PR Preview" w:date="2026-01-01T00:00:00Z">
         <w:r>
           <w:rPr>
             <w:rStyle w:val="FunctionTok"/>
@@ -62845,7 +62854,7 @@
           <w:t xml:space="preserve">c</w:t>
         </w:r>
       </w:ins>
-      <w:ins w:id="327" w:author="PR Preview" w:date="2026-01-01T00:00:00Z">
+      <w:ins w:id="328" w:author="PR Preview" w:date="2026-01-01T00:00:00Z">
         <w:r>
           <w:rPr>
             <w:rStyle w:val="NormalTok"/>
@@ -62853,7 +62862,7 @@
           <w:t xml:space="preserve">(</w:t>
         </w:r>
       </w:ins>
-      <w:ins w:id="328" w:author="PR Preview" w:date="2026-01-01T00:00:00Z">
+      <w:ins w:id="329" w:author="PR Preview" w:date="2026-01-01T00:00:00Z">
         <w:r>
           <w:rPr>
             <w:rStyle w:val="AttributeTok"/>
@@ -62861,7 +62870,7 @@
           <w:t xml:space="preserve">max_difference =</w:t>
         </w:r>
       </w:ins>
-      <w:ins w:id="329" w:author="PR Preview" w:date="2026-01-01T00:00:00Z">
+      <w:ins w:id="330" w:author="PR Preview" w:date="2026-01-01T00:00:00Z">
         <w:r>
           <w:rPr>
             <w:rStyle w:val="NormalTok"/>
@@ -62869,7 +62878,7 @@
           <w:t xml:space="preserve"> loocv_max_diff, </w:t>
         </w:r>
       </w:ins>
-      <w:ins w:id="330" w:author="PR Preview" w:date="2026-01-01T00:00:00Z">
+      <w:ins w:id="331" w:author="PR Preview" w:date="2026-01-01T00:00:00Z">
         <w:r>
           <w:rPr>
             <w:rStyle w:val="AttributeTok"/>
@@ -62877,7 +62886,7 @@
           <w:t xml:space="preserve">best_degree =</w:t>
         </w:r>
       </w:ins>
-      <w:ins w:id="331" w:author="PR Preview" w:date="2026-01-01T00:00:00Z">
+      <w:ins w:id="332" w:author="PR Preview" w:date="2026-01-01T00:00:00Z">
         <w:r>
           <w:rPr>
             <w:rStyle w:val="NormalTok"/>
@@ -62885,12 +62894,12 @@
           <w:t xml:space="preserve"> mtcars_best_loocv)</w:t>
         </w:r>
       </w:ins>
-      <w:ins w:id="332" w:author="PR Preview" w:date="2026-01-01T00:00:00Z">
+      <w:ins w:id="333" w:author="PR Preview" w:date="2026-01-01T00:00:00Z">
         <w:r>
           <w:br/>
         </w:r>
       </w:ins>
-      <w:ins w:id="333" w:author="PR Preview" w:date="2026-01-01T00:00:00Z">
+      <w:ins w:id="334" w:author="PR Preview" w:date="2026-01-01T00:00:00Z">
         <w:r>
           <w:rPr>
             <w:rStyle w:val="CommentTok"/>
@@ -62898,12 +62907,12 @@
           <w:t xml:space="preserve">#&gt; max_difference    best_degree </w:t>
         </w:r>
       </w:ins>
-      <w:ins w:id="334" w:author="PR Preview" w:date="2026-01-01T00:00:00Z">
+      <w:ins w:id="335" w:author="PR Preview" w:date="2026-01-01T00:00:00Z">
         <w:r>
           <w:br/>
         </w:r>
       </w:ins>
-      <w:ins w:id="335" w:author="PR Preview" w:date="2026-01-01T00:00:00Z">
+      <w:ins w:id="336" w:author="PR Preview" w:date="2026-01-01T00:00:00Z">
         <w:r>
           <w:rPr>
             <w:rStyle w:val="CommentTok"/>
@@ -62916,53 +62925,53 @@
       <w:pPr>
         <w:pStyle w:val="FirstParagraph"/>
       </w:pPr>
-      <w:ins w:id="336" w:author="PR Preview" w:date="2026-01-01T00:00:00Z">
+      <w:ins w:id="337" w:author="PR Preview" w:date="2026-01-01T00:00:00Z">
         <w:r>
           <w:t xml:space="preserve">The two columns differ by at most 8.9e-15,</w:t>
         </w:r>
       </w:ins>
-      <w:ins w:id="337" w:author="PR Preview" w:date="2026-01-01T00:00:00Z">
+      <w:ins w:id="338" w:author="PR Preview" w:date="2026-01-01T00:00:00Z">
         <w:r>
           <w:t xml:space="preserve"> </w:t>
         </w:r>
       </w:ins>
-      <w:ins w:id="338" w:author="PR Preview" w:date="2026-01-01T00:00:00Z">
+      <w:ins w:id="339" w:author="PR Preview" w:date="2026-01-01T00:00:00Z">
         <w:r>
           <w:t xml:space="preserve">which is rounding error.</w:t>
         </w:r>
       </w:ins>
-      <w:ins w:id="339" w:author="PR Preview" w:date="2026-01-01T00:00:00Z">
+      <w:ins w:id="340" w:author="PR Preview" w:date="2026-01-01T00:00:00Z">
         <w:r>
           <w:t xml:space="preserve"> </w:t>
         </w:r>
       </w:ins>
-      <w:ins w:id="340" w:author="PR Preview" w:date="2026-01-01T00:00:00Z">
+      <w:ins w:id="341" w:author="PR Preview" w:date="2026-01-01T00:00:00Z">
         <w:r>
           <w:t xml:space="preserve">The single-fit formula needs one fit per model instead of 32.</w:t>
         </w:r>
       </w:ins>
-      <w:ins w:id="341" w:author="PR Preview" w:date="2026-01-01T00:00:00Z">
+      <w:ins w:id="342" w:author="PR Preview" w:date="2026-01-01T00:00:00Z">
         <w:r>
           <w:t xml:space="preserve"> </w:t>
         </w:r>
       </w:ins>
-      <w:ins w:id="342" w:author="PR Preview" w:date="2026-01-01T00:00:00Z">
+      <w:ins w:id="343" w:author="PR Preview" w:date="2026-01-01T00:00:00Z">
         <w:r>
           <w:t xml:space="preserve">LOOCV picks degree 2,</w:t>
         </w:r>
       </w:ins>
-      <w:ins w:id="343" w:author="PR Preview" w:date="2026-01-01T00:00:00Z">
+      <w:ins w:id="344" w:author="PR Preview" w:date="2026-01-01T00:00:00Z">
         <w:r>
           <w:t xml:space="preserve"> </w:t>
         </w:r>
       </w:ins>
-      <w:ins w:id="344" w:author="PR Preview" w:date="2026-01-01T00:00:00Z">
+      <w:ins w:id="345" w:author="PR Preview" w:date="2026-01-01T00:00:00Z">
         <w:r>
           <w:t xml:space="preserve">and because LOOCV is not random (</w:t>
         </w:r>
       </w:ins>
       <w:hyperlink w:anchor="lem-loocv-not-random">
-        <w:ins w:id="345" w:author="PR Preview" w:date="2026-01-01T00:00:00Z">
+        <w:ins w:id="346" w:author="PR Preview" w:date="2026-01-01T00:00:00Z">
           <w:r>
             <w:rPr>
               <w:rStyle w:val="Hyperlink"/>
@@ -62971,17 +62980,17 @@
           </w:r>
         </w:ins>
       </w:hyperlink>
-      <w:ins w:id="346" w:author="PR Preview" w:date="2026-01-01T00:00:00Z">
+      <w:ins w:id="347" w:author="PR Preview" w:date="2026-01-01T00:00:00Z">
         <w:r>
           <w:t xml:space="preserve">),</w:t>
         </w:r>
       </w:ins>
-      <w:ins w:id="347" w:author="PR Preview" w:date="2026-01-01T00:00:00Z">
+      <w:ins w:id="348" w:author="PR Preview" w:date="2026-01-01T00:00:00Z">
         <w:r>
           <w:t xml:space="preserve"> </w:t>
         </w:r>
       </w:ins>
-      <w:ins w:id="348" w:author="PR Preview" w:date="2026-01-01T00:00:00Z">
+      <w:ins w:id="349" w:author="PR Preview" w:date="2026-01-01T00:00:00Z">
         <w:r>
           <w:t xml:space="preserve">rerunning it always gives the same choice.</w:t>
         </w:r>
